--- a/MAA_MOTORS_মাসিক_খরচ_ও_বেতন_বিবরণী.docx
+++ b/MAA_MOTORS_মাসিক_খরচ_ও_বেতন_বিবরণী.docx
@@ -33,7 +33,7 @@
           </w:tcPr>
           <w:p>
             <w:pPr>
-              <w:spacing w:before="0" w:after="0" w:line="240" w:lineRule="auto"/>
+              <w:spacing w:before="0" w:after="0" w:line="252" w:lineRule="auto"/>
               <w:jc w:val="center"/>
             </w:pPr>
             <w:r/>
@@ -72,7 +72,7 @@
           </w:tcPr>
           <w:p>
             <w:pPr>
-              <w:spacing w:before="0" w:after="0" w:line="240" w:lineRule="auto"/>
+              <w:spacing w:before="0" w:after="0" w:line="252" w:lineRule="auto"/>
               <w:jc w:val="center"/>
             </w:pPr>
             <w:r/>
@@ -85,7 +85,7 @@
                 <w:sz w:val="20"/>
                 <w:rFonts w:ascii="Hind Siliguri" w:hAnsi="Hind Siliguri" w:cs="Hind Siliguri"/>
               </w:rPr>
-              <w:t>মাসিক ব্যয় ও স্টাফ বেতন বিবরণী (বাণিজ্যিক ও অপারেশনাল লেয়ার — ১ম পাতা)</w:t>
+              <w:t>মাসিক সামগ্রিক ব্যয় ও বেতন বিবরণী (বাণিজ্যিক ও অপারেশনাল লেয়ার — ১ম পাতা)</w:t>
             </w:r>
           </w:p>
         </w:tc>
@@ -152,7 +152,7 @@
           </w:tcPr>
           <w:p>
             <w:pPr>
-              <w:spacing w:before="0" w:after="0" w:line="240" w:lineRule="auto"/>
+              <w:spacing w:before="0" w:after="0" w:line="252" w:lineRule="auto"/>
               <w:jc w:val="center"/>
             </w:pPr>
             <w:r/>
@@ -189,7 +189,7 @@
           </w:tcPr>
           <w:p>
             <w:pPr>
-              <w:spacing w:before="0" w:after="0" w:line="240" w:lineRule="auto"/>
+              <w:spacing w:before="0" w:after="0" w:line="252" w:lineRule="auto"/>
               <w:jc w:val="left"/>
             </w:pPr>
             <w:r/>
@@ -226,7 +226,7 @@
           </w:tcPr>
           <w:p>
             <w:pPr>
-              <w:spacing w:before="0" w:after="0" w:line="240" w:lineRule="auto"/>
+              <w:spacing w:before="0" w:after="0" w:line="252" w:lineRule="auto"/>
               <w:jc w:val="left"/>
             </w:pPr>
             <w:r/>
@@ -263,7 +263,7 @@
           </w:tcPr>
           <w:p>
             <w:pPr>
-              <w:spacing w:before="0" w:after="0" w:line="240" w:lineRule="auto"/>
+              <w:spacing w:before="0" w:after="0" w:line="252" w:lineRule="auto"/>
               <w:jc w:val="right"/>
             </w:pPr>
             <w:r/>
@@ -303,7 +303,7 @@
           </w:tcPr>
           <w:p>
             <w:pPr>
-              <w:spacing w:before="0" w:after="0" w:line="240" w:lineRule="auto"/>
+              <w:spacing w:before="0" w:after="0" w:line="252" w:lineRule="auto"/>
               <w:jc w:val="left"/>
             </w:pPr>
             <w:r/>
@@ -341,7 +341,7 @@
           </w:tcPr>
           <w:p>
             <w:pPr>
-              <w:spacing w:before="0" w:after="0" w:line="240" w:lineRule="auto"/>
+              <w:spacing w:before="0" w:after="0" w:line="252" w:lineRule="auto"/>
               <w:jc w:val="center"/>
             </w:pPr>
             <w:r/>
@@ -377,7 +377,7 @@
           </w:tcPr>
           <w:p>
             <w:pPr>
-              <w:spacing w:before="0" w:after="0" w:line="240" w:lineRule="auto"/>
+              <w:spacing w:before="0" w:after="0" w:line="252" w:lineRule="auto"/>
               <w:jc w:val="left"/>
             </w:pPr>
             <w:r/>
@@ -413,7 +413,7 @@
           </w:tcPr>
           <w:p>
             <w:pPr>
-              <w:spacing w:before="0" w:after="0" w:line="240" w:lineRule="auto"/>
+              <w:spacing w:before="0" w:after="0" w:line="252" w:lineRule="auto"/>
               <w:jc w:val="left"/>
             </w:pPr>
             <w:r/>
@@ -449,7 +449,7 @@
           </w:tcPr>
           <w:p>
             <w:pPr>
-              <w:spacing w:before="0" w:after="0" w:line="240" w:lineRule="auto"/>
+              <w:spacing w:before="0" w:after="0" w:line="252" w:lineRule="auto"/>
               <w:jc w:val="right"/>
             </w:pPr>
             <w:r/>
@@ -487,7 +487,7 @@
           </w:tcPr>
           <w:p>
             <w:pPr>
-              <w:spacing w:before="0" w:after="0" w:line="240" w:lineRule="auto"/>
+              <w:spacing w:before="0" w:after="0" w:line="252" w:lineRule="auto"/>
               <w:jc w:val="center"/>
             </w:pPr>
             <w:r/>
@@ -523,7 +523,7 @@
           </w:tcPr>
           <w:p>
             <w:pPr>
-              <w:spacing w:before="0" w:after="0" w:line="240" w:lineRule="auto"/>
+              <w:spacing w:before="0" w:after="0" w:line="252" w:lineRule="auto"/>
               <w:jc w:val="left"/>
             </w:pPr>
             <w:r/>
@@ -559,7 +559,7 @@
           </w:tcPr>
           <w:p>
             <w:pPr>
-              <w:spacing w:before="0" w:after="0" w:line="240" w:lineRule="auto"/>
+              <w:spacing w:before="0" w:after="0" w:line="252" w:lineRule="auto"/>
               <w:jc w:val="left"/>
             </w:pPr>
             <w:r/>
@@ -595,7 +595,7 @@
           </w:tcPr>
           <w:p>
             <w:pPr>
-              <w:spacing w:before="0" w:after="0" w:line="240" w:lineRule="auto"/>
+              <w:spacing w:before="0" w:after="0" w:line="252" w:lineRule="auto"/>
               <w:jc w:val="right"/>
             </w:pPr>
             <w:r/>
@@ -633,7 +633,7 @@
           </w:tcPr>
           <w:p>
             <w:pPr>
-              <w:spacing w:before="0" w:after="0" w:line="240" w:lineRule="auto"/>
+              <w:spacing w:before="0" w:after="0" w:line="252" w:lineRule="auto"/>
               <w:jc w:val="center"/>
             </w:pPr>
             <w:r/>
@@ -669,7 +669,7 @@
           </w:tcPr>
           <w:p>
             <w:pPr>
-              <w:spacing w:before="0" w:after="0" w:line="240" w:lineRule="auto"/>
+              <w:spacing w:before="0" w:after="0" w:line="252" w:lineRule="auto"/>
               <w:jc w:val="left"/>
             </w:pPr>
             <w:r/>
@@ -705,7 +705,7 @@
           </w:tcPr>
           <w:p>
             <w:pPr>
-              <w:spacing w:before="0" w:after="0" w:line="240" w:lineRule="auto"/>
+              <w:spacing w:before="0" w:after="0" w:line="252" w:lineRule="auto"/>
               <w:jc w:val="left"/>
             </w:pPr>
             <w:r/>
@@ -741,7 +741,7 @@
           </w:tcPr>
           <w:p>
             <w:pPr>
-              <w:spacing w:before="0" w:after="0" w:line="240" w:lineRule="auto"/>
+              <w:spacing w:before="0" w:after="0" w:line="252" w:lineRule="auto"/>
               <w:jc w:val="right"/>
             </w:pPr>
             <w:r/>
@@ -779,7 +779,7 @@
           </w:tcPr>
           <w:p>
             <w:pPr>
-              <w:spacing w:before="0" w:after="0" w:line="240" w:lineRule="auto"/>
+              <w:spacing w:before="0" w:after="0" w:line="252" w:lineRule="auto"/>
               <w:jc w:val="center"/>
             </w:pPr>
             <w:r/>
@@ -815,7 +815,7 @@
           </w:tcPr>
           <w:p>
             <w:pPr>
-              <w:spacing w:before="0" w:after="0" w:line="240" w:lineRule="auto"/>
+              <w:spacing w:before="0" w:after="0" w:line="252" w:lineRule="auto"/>
               <w:jc w:val="left"/>
             </w:pPr>
             <w:r/>
@@ -851,7 +851,7 @@
           </w:tcPr>
           <w:p>
             <w:pPr>
-              <w:spacing w:before="0" w:after="0" w:line="240" w:lineRule="auto"/>
+              <w:spacing w:before="0" w:after="0" w:line="252" w:lineRule="auto"/>
               <w:jc w:val="left"/>
             </w:pPr>
             <w:r/>
@@ -887,7 +887,7 @@
           </w:tcPr>
           <w:p>
             <w:pPr>
-              <w:spacing w:before="0" w:after="0" w:line="240" w:lineRule="auto"/>
+              <w:spacing w:before="0" w:after="0" w:line="252" w:lineRule="auto"/>
               <w:jc w:val="right"/>
             </w:pPr>
             <w:r/>
@@ -926,7 +926,7 @@
           </w:tcPr>
           <w:p>
             <w:pPr>
-              <w:spacing w:before="0" w:after="0" w:line="240" w:lineRule="auto"/>
+              <w:spacing w:before="0" w:after="0" w:line="252" w:lineRule="auto"/>
               <w:jc w:val="center"/>
             </w:pPr>
             <w:r/>
@@ -963,7 +963,7 @@
           </w:tcPr>
           <w:p>
             <w:pPr>
-              <w:spacing w:before="0" w:after="0" w:line="240" w:lineRule="auto"/>
+              <w:spacing w:before="0" w:after="0" w:line="252" w:lineRule="auto"/>
               <w:jc w:val="left"/>
             </w:pPr>
             <w:r/>
@@ -989,7 +989,7 @@
           </w:tcPr>
           <w:p>
             <w:pPr>
-              <w:spacing w:before="0" w:after="0" w:line="240" w:lineRule="auto"/>
+              <w:spacing w:before="0" w:after="0" w:line="252" w:lineRule="auto"/>
               <w:jc w:val="left"/>
             </w:pPr>
             <w:r/>
@@ -1026,7 +1026,7 @@
           </w:tcPr>
           <w:p>
             <w:pPr>
-              <w:spacing w:before="0" w:after="0" w:line="240" w:lineRule="auto"/>
+              <w:spacing w:before="0" w:after="0" w:line="252" w:lineRule="auto"/>
               <w:jc w:val="right"/>
             </w:pPr>
             <w:r/>
@@ -1055,7 +1055,7 @@
           </w:tcPr>
           <w:p>
             <w:pPr>
-              <w:spacing w:before="0" w:after="0" w:line="240" w:lineRule="auto"/>
+              <w:spacing w:before="0" w:after="0" w:line="252" w:lineRule="auto"/>
               <w:jc w:val="right"/>
             </w:pPr>
             <w:r/>
@@ -1092,7 +1092,7 @@
           </w:tcPr>
           <w:p>
             <w:pPr>
-              <w:spacing w:before="0" w:after="0" w:line="240" w:lineRule="auto"/>
+              <w:spacing w:before="0" w:after="0" w:line="252" w:lineRule="auto"/>
               <w:jc w:val="right"/>
             </w:pPr>
             <w:r/>
@@ -1132,7 +1132,7 @@
           </w:tcPr>
           <w:p>
             <w:pPr>
-              <w:spacing w:before="0" w:after="0" w:line="240" w:lineRule="auto"/>
+              <w:spacing w:before="0" w:after="0" w:line="252" w:lineRule="auto"/>
               <w:jc w:val="left"/>
             </w:pPr>
             <w:r/>
@@ -1170,7 +1170,7 @@
           </w:tcPr>
           <w:p>
             <w:pPr>
-              <w:spacing w:before="0" w:after="0" w:line="240" w:lineRule="auto"/>
+              <w:spacing w:before="0" w:after="0" w:line="252" w:lineRule="auto"/>
               <w:jc w:val="center"/>
             </w:pPr>
             <w:r/>
@@ -1206,7 +1206,7 @@
           </w:tcPr>
           <w:p>
             <w:pPr>
-              <w:spacing w:before="0" w:after="0" w:line="240" w:lineRule="auto"/>
+              <w:spacing w:before="0" w:after="0" w:line="252" w:lineRule="auto"/>
               <w:jc w:val="left"/>
             </w:pPr>
             <w:r/>
@@ -1242,7 +1242,7 @@
           </w:tcPr>
           <w:p>
             <w:pPr>
-              <w:spacing w:before="0" w:after="0" w:line="240" w:lineRule="auto"/>
+              <w:spacing w:before="0" w:after="0" w:line="252" w:lineRule="auto"/>
               <w:jc w:val="left"/>
             </w:pPr>
             <w:r/>
@@ -1278,7 +1278,7 @@
           </w:tcPr>
           <w:p>
             <w:pPr>
-              <w:spacing w:before="0" w:after="0" w:line="240" w:lineRule="auto"/>
+              <w:spacing w:before="0" w:after="0" w:line="252" w:lineRule="auto"/>
               <w:jc w:val="right"/>
             </w:pPr>
             <w:r/>
@@ -1316,7 +1316,7 @@
           </w:tcPr>
           <w:p>
             <w:pPr>
-              <w:spacing w:before="0" w:after="0" w:line="240" w:lineRule="auto"/>
+              <w:spacing w:before="0" w:after="0" w:line="252" w:lineRule="auto"/>
               <w:jc w:val="center"/>
             </w:pPr>
             <w:r/>
@@ -1352,7 +1352,7 @@
           </w:tcPr>
           <w:p>
             <w:pPr>
-              <w:spacing w:before="0" w:after="0" w:line="240" w:lineRule="auto"/>
+              <w:spacing w:before="0" w:after="0" w:line="252" w:lineRule="auto"/>
               <w:jc w:val="left"/>
             </w:pPr>
             <w:r/>
@@ -1388,7 +1388,7 @@
           </w:tcPr>
           <w:p>
             <w:pPr>
-              <w:spacing w:before="0" w:after="0" w:line="240" w:lineRule="auto"/>
+              <w:spacing w:before="0" w:after="0" w:line="252" w:lineRule="auto"/>
               <w:jc w:val="left"/>
             </w:pPr>
             <w:r/>
@@ -1424,7 +1424,7 @@
           </w:tcPr>
           <w:p>
             <w:pPr>
-              <w:spacing w:before="0" w:after="0" w:line="240" w:lineRule="auto"/>
+              <w:spacing w:before="0" w:after="0" w:line="252" w:lineRule="auto"/>
               <w:jc w:val="right"/>
             </w:pPr>
             <w:r/>
@@ -1462,7 +1462,7 @@
           </w:tcPr>
           <w:p>
             <w:pPr>
-              <w:spacing w:before="0" w:after="0" w:line="240" w:lineRule="auto"/>
+              <w:spacing w:before="0" w:after="0" w:line="252" w:lineRule="auto"/>
               <w:jc w:val="center"/>
             </w:pPr>
             <w:r/>
@@ -1498,7 +1498,7 @@
           </w:tcPr>
           <w:p>
             <w:pPr>
-              <w:spacing w:before="0" w:after="0" w:line="240" w:lineRule="auto"/>
+              <w:spacing w:before="0" w:after="0" w:line="252" w:lineRule="auto"/>
               <w:jc w:val="left"/>
             </w:pPr>
             <w:r/>
@@ -1534,7 +1534,7 @@
           </w:tcPr>
           <w:p>
             <w:pPr>
-              <w:spacing w:before="0" w:after="0" w:line="240" w:lineRule="auto"/>
+              <w:spacing w:before="0" w:after="0" w:line="252" w:lineRule="auto"/>
               <w:jc w:val="left"/>
             </w:pPr>
             <w:r/>
@@ -1570,7 +1570,7 @@
           </w:tcPr>
           <w:p>
             <w:pPr>
-              <w:spacing w:before="0" w:after="0" w:line="240" w:lineRule="auto"/>
+              <w:spacing w:before="0" w:after="0" w:line="252" w:lineRule="auto"/>
               <w:jc w:val="right"/>
             </w:pPr>
             <w:r/>
@@ -1608,7 +1608,7 @@
           </w:tcPr>
           <w:p>
             <w:pPr>
-              <w:spacing w:before="0" w:after="0" w:line="240" w:lineRule="auto"/>
+              <w:spacing w:before="0" w:after="0" w:line="252" w:lineRule="auto"/>
               <w:jc w:val="center"/>
             </w:pPr>
             <w:r/>
@@ -1644,7 +1644,7 @@
           </w:tcPr>
           <w:p>
             <w:pPr>
-              <w:spacing w:before="0" w:after="0" w:line="240" w:lineRule="auto"/>
+              <w:spacing w:before="0" w:after="0" w:line="252" w:lineRule="auto"/>
               <w:jc w:val="left"/>
             </w:pPr>
             <w:r/>
@@ -1680,7 +1680,7 @@
           </w:tcPr>
           <w:p>
             <w:pPr>
-              <w:spacing w:before="0" w:after="0" w:line="240" w:lineRule="auto"/>
+              <w:spacing w:before="0" w:after="0" w:line="252" w:lineRule="auto"/>
               <w:jc w:val="left"/>
             </w:pPr>
             <w:r/>
@@ -1716,7 +1716,7 @@
           </w:tcPr>
           <w:p>
             <w:pPr>
-              <w:spacing w:before="0" w:after="0" w:line="240" w:lineRule="auto"/>
+              <w:spacing w:before="0" w:after="0" w:line="252" w:lineRule="auto"/>
               <w:jc w:val="right"/>
             </w:pPr>
             <w:r/>
@@ -1755,7 +1755,7 @@
           </w:tcPr>
           <w:p>
             <w:pPr>
-              <w:spacing w:before="0" w:after="0" w:line="240" w:lineRule="auto"/>
+              <w:spacing w:before="0" w:after="0" w:line="252" w:lineRule="auto"/>
               <w:jc w:val="center"/>
             </w:pPr>
             <w:r/>
@@ -1792,7 +1792,7 @@
           </w:tcPr>
           <w:p>
             <w:pPr>
-              <w:spacing w:before="0" w:after="0" w:line="240" w:lineRule="auto"/>
+              <w:spacing w:before="0" w:after="0" w:line="252" w:lineRule="auto"/>
               <w:jc w:val="left"/>
             </w:pPr>
             <w:r/>
@@ -1818,7 +1818,7 @@
           </w:tcPr>
           <w:p>
             <w:pPr>
-              <w:spacing w:before="0" w:after="0" w:line="240" w:lineRule="auto"/>
+              <w:spacing w:before="0" w:after="0" w:line="252" w:lineRule="auto"/>
               <w:jc w:val="left"/>
             </w:pPr>
             <w:r/>
@@ -1855,7 +1855,7 @@
           </w:tcPr>
           <w:p>
             <w:pPr>
-              <w:spacing w:before="0" w:after="0" w:line="240" w:lineRule="auto"/>
+              <w:spacing w:before="0" w:after="0" w:line="252" w:lineRule="auto"/>
               <w:jc w:val="right"/>
             </w:pPr>
             <w:r/>
@@ -1884,7 +1884,7 @@
           </w:tcPr>
           <w:p>
             <w:pPr>
-              <w:spacing w:before="0" w:after="0" w:line="240" w:lineRule="auto"/>
+              <w:spacing w:before="0" w:after="0" w:line="252" w:lineRule="auto"/>
               <w:jc w:val="right"/>
             </w:pPr>
             <w:r/>
@@ -1921,7 +1921,7 @@
           </w:tcPr>
           <w:p>
             <w:pPr>
-              <w:spacing w:before="0" w:after="0" w:line="240" w:lineRule="auto"/>
+              <w:spacing w:before="0" w:after="0" w:line="252" w:lineRule="auto"/>
               <w:jc w:val="right"/>
             </w:pPr>
             <w:r/>
@@ -1961,7 +1961,7 @@
           </w:tcPr>
           <w:p>
             <w:pPr>
-              <w:spacing w:before="0" w:after="0" w:line="240" w:lineRule="auto"/>
+              <w:spacing w:before="0" w:after="0" w:line="252" w:lineRule="auto"/>
               <w:jc w:val="left"/>
             </w:pPr>
             <w:r/>
@@ -1999,7 +1999,7 @@
           </w:tcPr>
           <w:p>
             <w:pPr>
-              <w:spacing w:before="0" w:after="0" w:line="240" w:lineRule="auto"/>
+              <w:spacing w:before="0" w:after="0" w:line="252" w:lineRule="auto"/>
               <w:jc w:val="center"/>
             </w:pPr>
             <w:r/>
@@ -2035,7 +2035,7 @@
           </w:tcPr>
           <w:p>
             <w:pPr>
-              <w:spacing w:before="0" w:after="0" w:line="240" w:lineRule="auto"/>
+              <w:spacing w:before="0" w:after="0" w:line="252" w:lineRule="auto"/>
               <w:jc w:val="left"/>
             </w:pPr>
             <w:r/>
@@ -2071,7 +2071,7 @@
           </w:tcPr>
           <w:p>
             <w:pPr>
-              <w:spacing w:before="0" w:after="0" w:line="240" w:lineRule="auto"/>
+              <w:spacing w:before="0" w:after="0" w:line="252" w:lineRule="auto"/>
               <w:jc w:val="left"/>
             </w:pPr>
             <w:r/>
@@ -2107,7 +2107,7 @@
           </w:tcPr>
           <w:p>
             <w:pPr>
-              <w:spacing w:before="0" w:after="0" w:line="240" w:lineRule="auto"/>
+              <w:spacing w:before="0" w:after="0" w:line="252" w:lineRule="auto"/>
               <w:jc w:val="right"/>
             </w:pPr>
             <w:r/>
@@ -2145,7 +2145,7 @@
           </w:tcPr>
           <w:p>
             <w:pPr>
-              <w:spacing w:before="0" w:after="0" w:line="240" w:lineRule="auto"/>
+              <w:spacing w:before="0" w:after="0" w:line="252" w:lineRule="auto"/>
               <w:jc w:val="center"/>
             </w:pPr>
             <w:r/>
@@ -2181,7 +2181,7 @@
           </w:tcPr>
           <w:p>
             <w:pPr>
-              <w:spacing w:before="0" w:after="0" w:line="240" w:lineRule="auto"/>
+              <w:spacing w:before="0" w:after="0" w:line="252" w:lineRule="auto"/>
               <w:jc w:val="left"/>
             </w:pPr>
             <w:r/>
@@ -2217,7 +2217,7 @@
           </w:tcPr>
           <w:p>
             <w:pPr>
-              <w:spacing w:before="0" w:after="0" w:line="240" w:lineRule="auto"/>
+              <w:spacing w:before="0" w:after="0" w:line="252" w:lineRule="auto"/>
               <w:jc w:val="left"/>
             </w:pPr>
             <w:r/>
@@ -2253,7 +2253,7 @@
           </w:tcPr>
           <w:p>
             <w:pPr>
-              <w:spacing w:before="0" w:after="0" w:line="240" w:lineRule="auto"/>
+              <w:spacing w:before="0" w:after="0" w:line="252" w:lineRule="auto"/>
               <w:jc w:val="right"/>
             </w:pPr>
             <w:r/>
@@ -2291,7 +2291,7 @@
           </w:tcPr>
           <w:p>
             <w:pPr>
-              <w:spacing w:before="0" w:after="0" w:line="240" w:lineRule="auto"/>
+              <w:spacing w:before="0" w:after="0" w:line="252" w:lineRule="auto"/>
               <w:jc w:val="center"/>
             </w:pPr>
             <w:r/>
@@ -2327,7 +2327,7 @@
           </w:tcPr>
           <w:p>
             <w:pPr>
-              <w:spacing w:before="0" w:after="0" w:line="240" w:lineRule="auto"/>
+              <w:spacing w:before="0" w:after="0" w:line="252" w:lineRule="auto"/>
               <w:jc w:val="left"/>
             </w:pPr>
             <w:r/>
@@ -2363,7 +2363,7 @@
           </w:tcPr>
           <w:p>
             <w:pPr>
-              <w:spacing w:before="0" w:after="0" w:line="240" w:lineRule="auto"/>
+              <w:spacing w:before="0" w:after="0" w:line="252" w:lineRule="auto"/>
               <w:jc w:val="left"/>
             </w:pPr>
             <w:r/>
@@ -2399,7 +2399,7 @@
           </w:tcPr>
           <w:p>
             <w:pPr>
-              <w:spacing w:before="0" w:after="0" w:line="240" w:lineRule="auto"/>
+              <w:spacing w:before="0" w:after="0" w:line="252" w:lineRule="auto"/>
               <w:jc w:val="right"/>
             </w:pPr>
             <w:r/>
@@ -2437,7 +2437,7 @@
           </w:tcPr>
           <w:p>
             <w:pPr>
-              <w:spacing w:before="0" w:after="0" w:line="240" w:lineRule="auto"/>
+              <w:spacing w:before="0" w:after="0" w:line="252" w:lineRule="auto"/>
               <w:jc w:val="center"/>
             </w:pPr>
             <w:r/>
@@ -2473,7 +2473,7 @@
           </w:tcPr>
           <w:p>
             <w:pPr>
-              <w:spacing w:before="0" w:after="0" w:line="240" w:lineRule="auto"/>
+              <w:spacing w:before="0" w:after="0" w:line="252" w:lineRule="auto"/>
               <w:jc w:val="left"/>
             </w:pPr>
             <w:r/>
@@ -2509,7 +2509,7 @@
           </w:tcPr>
           <w:p>
             <w:pPr>
-              <w:spacing w:before="0" w:after="0" w:line="240" w:lineRule="auto"/>
+              <w:spacing w:before="0" w:after="0" w:line="252" w:lineRule="auto"/>
               <w:jc w:val="left"/>
             </w:pPr>
             <w:r/>
@@ -2545,7 +2545,7 @@
           </w:tcPr>
           <w:p>
             <w:pPr>
-              <w:spacing w:before="0" w:after="0" w:line="240" w:lineRule="auto"/>
+              <w:spacing w:before="0" w:after="0" w:line="252" w:lineRule="auto"/>
               <w:jc w:val="right"/>
             </w:pPr>
             <w:r/>
@@ -2583,7 +2583,7 @@
           </w:tcPr>
           <w:p>
             <w:pPr>
-              <w:spacing w:before="0" w:after="0" w:line="240" w:lineRule="auto"/>
+              <w:spacing w:before="0" w:after="0" w:line="252" w:lineRule="auto"/>
               <w:jc w:val="center"/>
             </w:pPr>
             <w:r/>
@@ -2619,7 +2619,7 @@
           </w:tcPr>
           <w:p>
             <w:pPr>
-              <w:spacing w:before="0" w:after="0" w:line="240" w:lineRule="auto"/>
+              <w:spacing w:before="0" w:after="0" w:line="252" w:lineRule="auto"/>
               <w:jc w:val="left"/>
             </w:pPr>
             <w:r/>
@@ -2655,7 +2655,7 @@
           </w:tcPr>
           <w:p>
             <w:pPr>
-              <w:spacing w:before="0" w:after="0" w:line="240" w:lineRule="auto"/>
+              <w:spacing w:before="0" w:after="0" w:line="252" w:lineRule="auto"/>
               <w:jc w:val="left"/>
             </w:pPr>
             <w:r/>
@@ -2691,7 +2691,7 @@
           </w:tcPr>
           <w:p>
             <w:pPr>
-              <w:spacing w:before="0" w:after="0" w:line="240" w:lineRule="auto"/>
+              <w:spacing w:before="0" w:after="0" w:line="252" w:lineRule="auto"/>
               <w:jc w:val="right"/>
             </w:pPr>
             <w:r/>
@@ -2730,7 +2730,7 @@
           </w:tcPr>
           <w:p>
             <w:pPr>
-              <w:spacing w:before="0" w:after="0" w:line="240" w:lineRule="auto"/>
+              <w:spacing w:before="0" w:after="0" w:line="252" w:lineRule="auto"/>
               <w:jc w:val="center"/>
             </w:pPr>
             <w:r/>
@@ -2767,7 +2767,7 @@
           </w:tcPr>
           <w:p>
             <w:pPr>
-              <w:spacing w:before="0" w:after="0" w:line="240" w:lineRule="auto"/>
+              <w:spacing w:before="0" w:after="0" w:line="252" w:lineRule="auto"/>
               <w:jc w:val="left"/>
             </w:pPr>
             <w:r/>
@@ -2793,7 +2793,7 @@
           </w:tcPr>
           <w:p>
             <w:pPr>
-              <w:spacing w:before="0" w:after="0" w:line="240" w:lineRule="auto"/>
+              <w:spacing w:before="0" w:after="0" w:line="252" w:lineRule="auto"/>
               <w:jc w:val="left"/>
             </w:pPr>
             <w:r/>
@@ -2830,7 +2830,7 @@
           </w:tcPr>
           <w:p>
             <w:pPr>
-              <w:spacing w:before="0" w:after="0" w:line="240" w:lineRule="auto"/>
+              <w:spacing w:before="0" w:after="0" w:line="252" w:lineRule="auto"/>
               <w:jc w:val="right"/>
             </w:pPr>
             <w:r/>
@@ -2859,7 +2859,7 @@
           </w:tcPr>
           <w:p>
             <w:pPr>
-              <w:spacing w:before="0" w:after="0" w:line="240" w:lineRule="auto"/>
+              <w:spacing w:before="0" w:after="0" w:line="252" w:lineRule="auto"/>
               <w:jc w:val="right"/>
             </w:pPr>
             <w:r/>
@@ -2896,7 +2896,7 @@
           </w:tcPr>
           <w:p>
             <w:pPr>
-              <w:spacing w:before="0" w:after="0" w:line="240" w:lineRule="auto"/>
+              <w:spacing w:before="0" w:after="0" w:line="252" w:lineRule="auto"/>
               <w:jc w:val="right"/>
             </w:pPr>
             <w:r/>
@@ -2921,8 +2921,8 @@
             <w:gridSpan w:val="3"/>
             <w:vAlign w:val="center"/>
             <w:tcMar>
-              <w:top w:w="42" w:type="dxa"/>
-              <w:bottom w:w="42" w:type="dxa"/>
+              <w:top w:w="40" w:type="dxa"/>
+              <w:bottom w:w="40" w:type="dxa"/>
               <w:left w:w="90" w:type="dxa"/>
               <w:right w:w="90" w:type="dxa"/>
             </w:tcMar>
@@ -2936,7 +2936,7 @@
           </w:tcPr>
           <w:p>
             <w:pPr>
-              <w:spacing w:before="0" w:after="0" w:line="240" w:lineRule="auto"/>
+              <w:spacing w:before="0" w:after="0" w:line="252" w:lineRule="auto"/>
               <w:jc w:val="right"/>
             </w:pPr>
             <w:r/>
@@ -2958,8 +2958,8 @@
             <w:tcW w:type="dxa" w:w="2160"/>
             <w:vAlign w:val="center"/>
             <w:tcMar>
-              <w:top w:w="42" w:type="dxa"/>
-              <w:bottom w:w="42" w:type="dxa"/>
+              <w:top w:w="40" w:type="dxa"/>
+              <w:bottom w:w="40" w:type="dxa"/>
               <w:left w:w="90" w:type="dxa"/>
               <w:right w:w="90" w:type="dxa"/>
             </w:tcMar>
@@ -2973,7 +2973,7 @@
           </w:tcPr>
           <w:p>
             <w:pPr>
-              <w:spacing w:before="0" w:after="0" w:line="240" w:lineRule="auto"/>
+              <w:spacing w:before="0" w:after="0" w:line="252" w:lineRule="auto"/>
               <w:jc w:val="right"/>
             </w:pPr>
             <w:r/>
@@ -3029,8 +3029,8 @@
             <w:tcW w:type="dxa" w:w="10512"/>
             <w:vAlign w:val="center"/>
             <w:tcMar>
-              <w:top w:w="38" w:type="dxa"/>
-              <w:bottom w:w="35" w:type="dxa"/>
+              <w:top w:w="36" w:type="dxa"/>
+              <w:bottom w:w="34" w:type="dxa"/>
               <w:left w:w="90" w:type="dxa"/>
               <w:right w:w="90" w:type="dxa"/>
             </w:tcMar>
@@ -3044,7 +3044,7 @@
           </w:tcPr>
           <w:p>
             <w:pPr>
-              <w:spacing w:before="0" w:after="0" w:line="240" w:lineRule="auto"/>
+              <w:spacing w:before="0" w:after="0" w:line="252" w:lineRule="auto"/>
               <w:jc w:val="center"/>
             </w:pPr>
             <w:r/>
@@ -3098,8 +3098,8 @@
             <w:tcW w:type="dxa" w:w="792"/>
             <w:vAlign w:val="center"/>
             <w:tcMar>
-              <w:top w:w="40" w:type="dxa"/>
-              <w:bottom w:w="40" w:type="dxa"/>
+              <w:top w:w="38" w:type="dxa"/>
+              <w:bottom w:w="38" w:type="dxa"/>
               <w:left w:w="90" w:type="dxa"/>
               <w:right w:w="90" w:type="dxa"/>
             </w:tcMar>
@@ -3113,7 +3113,7 @@
           </w:tcPr>
           <w:p>
             <w:pPr>
-              <w:spacing w:before="0" w:after="0" w:line="240" w:lineRule="auto"/>
+              <w:spacing w:before="0" w:after="0" w:line="252" w:lineRule="auto"/>
               <w:jc w:val="center"/>
             </w:pPr>
             <w:r/>
@@ -3135,8 +3135,8 @@
             <w:tcW w:type="dxa" w:w="3600"/>
             <w:vAlign w:val="center"/>
             <w:tcMar>
-              <w:top w:w="40" w:type="dxa"/>
-              <w:bottom w:w="40" w:type="dxa"/>
+              <w:top w:w="38" w:type="dxa"/>
+              <w:bottom w:w="38" w:type="dxa"/>
               <w:left w:w="90" w:type="dxa"/>
               <w:right w:w="90" w:type="dxa"/>
             </w:tcMar>
@@ -3150,7 +3150,7 @@
           </w:tcPr>
           <w:p>
             <w:pPr>
-              <w:spacing w:before="0" w:after="0" w:line="240" w:lineRule="auto"/>
+              <w:spacing w:before="0" w:after="0" w:line="252" w:lineRule="auto"/>
               <w:jc w:val="left"/>
             </w:pPr>
             <w:r/>
@@ -3172,8 +3172,8 @@
             <w:tcW w:type="dxa" w:w="3960"/>
             <w:vAlign w:val="center"/>
             <w:tcMar>
-              <w:top w:w="40" w:type="dxa"/>
-              <w:bottom w:w="40" w:type="dxa"/>
+              <w:top w:w="38" w:type="dxa"/>
+              <w:bottom w:w="38" w:type="dxa"/>
               <w:left w:w="90" w:type="dxa"/>
               <w:right w:w="90" w:type="dxa"/>
             </w:tcMar>
@@ -3187,7 +3187,7 @@
           </w:tcPr>
           <w:p>
             <w:pPr>
-              <w:spacing w:before="0" w:after="0" w:line="240" w:lineRule="auto"/>
+              <w:spacing w:before="0" w:after="0" w:line="252" w:lineRule="auto"/>
               <w:jc w:val="left"/>
             </w:pPr>
             <w:r/>
@@ -3209,8 +3209,8 @@
             <w:tcW w:type="dxa" w:w="2160"/>
             <w:vAlign w:val="center"/>
             <w:tcMar>
-              <w:top w:w="40" w:type="dxa"/>
-              <w:bottom w:w="40" w:type="dxa"/>
+              <w:top w:w="38" w:type="dxa"/>
+              <w:bottom w:w="38" w:type="dxa"/>
               <w:left w:w="90" w:type="dxa"/>
               <w:right w:w="90" w:type="dxa"/>
             </w:tcMar>
@@ -3224,7 +3224,7 @@
           </w:tcPr>
           <w:p>
             <w:pPr>
-              <w:spacing w:before="0" w:after="0" w:line="240" w:lineRule="auto"/>
+              <w:spacing w:before="0" w:after="0" w:line="252" w:lineRule="auto"/>
               <w:jc w:val="right"/>
             </w:pPr>
             <w:r/>
@@ -3264,7 +3264,7 @@
           </w:tcPr>
           <w:p>
             <w:pPr>
-              <w:spacing w:before="0" w:after="0" w:line="240" w:lineRule="auto"/>
+              <w:spacing w:before="0" w:after="0" w:line="252" w:lineRule="auto"/>
               <w:jc w:val="left"/>
             </w:pPr>
             <w:r/>
@@ -3302,7 +3302,7 @@
           </w:tcPr>
           <w:p>
             <w:pPr>
-              <w:spacing w:before="0" w:after="0" w:line="240" w:lineRule="auto"/>
+              <w:spacing w:before="0" w:after="0" w:line="252" w:lineRule="auto"/>
               <w:jc w:val="center"/>
             </w:pPr>
             <w:r/>
@@ -3338,7 +3338,7 @@
           </w:tcPr>
           <w:p>
             <w:pPr>
-              <w:spacing w:before="0" w:after="0" w:line="240" w:lineRule="auto"/>
+              <w:spacing w:before="0" w:after="0" w:line="252" w:lineRule="auto"/>
               <w:jc w:val="left"/>
             </w:pPr>
             <w:r/>
@@ -3374,7 +3374,7 @@
           </w:tcPr>
           <w:p>
             <w:pPr>
-              <w:spacing w:before="0" w:after="0" w:line="240" w:lineRule="auto"/>
+              <w:spacing w:before="0" w:after="0" w:line="252" w:lineRule="auto"/>
               <w:jc w:val="left"/>
             </w:pPr>
             <w:r/>
@@ -3410,7 +3410,7 @@
           </w:tcPr>
           <w:p>
             <w:pPr>
-              <w:spacing w:before="0" w:after="0" w:line="240" w:lineRule="auto"/>
+              <w:spacing w:before="0" w:after="0" w:line="252" w:lineRule="auto"/>
               <w:jc w:val="right"/>
             </w:pPr>
             <w:r/>
@@ -3448,7 +3448,7 @@
           </w:tcPr>
           <w:p>
             <w:pPr>
-              <w:spacing w:before="0" w:after="0" w:line="240" w:lineRule="auto"/>
+              <w:spacing w:before="0" w:after="0" w:line="252" w:lineRule="auto"/>
               <w:jc w:val="center"/>
             </w:pPr>
             <w:r/>
@@ -3484,7 +3484,7 @@
           </w:tcPr>
           <w:p>
             <w:pPr>
-              <w:spacing w:before="0" w:after="0" w:line="240" w:lineRule="auto"/>
+              <w:spacing w:before="0" w:after="0" w:line="252" w:lineRule="auto"/>
               <w:jc w:val="left"/>
             </w:pPr>
             <w:r/>
@@ -3520,7 +3520,7 @@
           </w:tcPr>
           <w:p>
             <w:pPr>
-              <w:spacing w:before="0" w:after="0" w:line="240" w:lineRule="auto"/>
+              <w:spacing w:before="0" w:after="0" w:line="252" w:lineRule="auto"/>
               <w:jc w:val="left"/>
             </w:pPr>
             <w:r/>
@@ -3556,7 +3556,7 @@
           </w:tcPr>
           <w:p>
             <w:pPr>
-              <w:spacing w:before="0" w:after="0" w:line="240" w:lineRule="auto"/>
+              <w:spacing w:before="0" w:after="0" w:line="252" w:lineRule="auto"/>
               <w:jc w:val="right"/>
             </w:pPr>
             <w:r/>
@@ -3594,7 +3594,7 @@
           </w:tcPr>
           <w:p>
             <w:pPr>
-              <w:spacing w:before="0" w:after="0" w:line="240" w:lineRule="auto"/>
+              <w:spacing w:before="0" w:after="0" w:line="252" w:lineRule="auto"/>
               <w:jc w:val="center"/>
             </w:pPr>
             <w:r/>
@@ -3630,7 +3630,7 @@
           </w:tcPr>
           <w:p>
             <w:pPr>
-              <w:spacing w:before="0" w:after="0" w:line="240" w:lineRule="auto"/>
+              <w:spacing w:before="0" w:after="0" w:line="252" w:lineRule="auto"/>
               <w:jc w:val="left"/>
             </w:pPr>
             <w:r/>
@@ -3666,7 +3666,7 @@
           </w:tcPr>
           <w:p>
             <w:pPr>
-              <w:spacing w:before="0" w:after="0" w:line="240" w:lineRule="auto"/>
+              <w:spacing w:before="0" w:after="0" w:line="252" w:lineRule="auto"/>
               <w:jc w:val="left"/>
             </w:pPr>
             <w:r/>
@@ -3702,7 +3702,7 @@
           </w:tcPr>
           <w:p>
             <w:pPr>
-              <w:spacing w:before="0" w:after="0" w:line="240" w:lineRule="auto"/>
+              <w:spacing w:before="0" w:after="0" w:line="252" w:lineRule="auto"/>
               <w:jc w:val="right"/>
             </w:pPr>
             <w:r/>
@@ -3740,7 +3740,7 @@
           </w:tcPr>
           <w:p>
             <w:pPr>
-              <w:spacing w:before="0" w:after="0" w:line="240" w:lineRule="auto"/>
+              <w:spacing w:before="0" w:after="0" w:line="252" w:lineRule="auto"/>
               <w:jc w:val="center"/>
             </w:pPr>
             <w:r/>
@@ -3776,7 +3776,7 @@
           </w:tcPr>
           <w:p>
             <w:pPr>
-              <w:spacing w:before="0" w:after="0" w:line="240" w:lineRule="auto"/>
+              <w:spacing w:before="0" w:after="0" w:line="252" w:lineRule="auto"/>
               <w:jc w:val="left"/>
             </w:pPr>
             <w:r/>
@@ -3812,7 +3812,7 @@
           </w:tcPr>
           <w:p>
             <w:pPr>
-              <w:spacing w:before="0" w:after="0" w:line="240" w:lineRule="auto"/>
+              <w:spacing w:before="0" w:after="0" w:line="252" w:lineRule="auto"/>
               <w:jc w:val="left"/>
             </w:pPr>
             <w:r/>
@@ -3848,7 +3848,7 @@
           </w:tcPr>
           <w:p>
             <w:pPr>
-              <w:spacing w:before="0" w:after="0" w:line="240" w:lineRule="auto"/>
+              <w:spacing w:before="0" w:after="0" w:line="252" w:lineRule="auto"/>
               <w:jc w:val="right"/>
             </w:pPr>
             <w:r/>
@@ -3886,7 +3886,7 @@
           </w:tcPr>
           <w:p>
             <w:pPr>
-              <w:spacing w:before="0" w:after="0" w:line="240" w:lineRule="auto"/>
+              <w:spacing w:before="0" w:after="0" w:line="252" w:lineRule="auto"/>
               <w:jc w:val="center"/>
             </w:pPr>
             <w:r/>
@@ -3922,7 +3922,7 @@
           </w:tcPr>
           <w:p>
             <w:pPr>
-              <w:spacing w:before="0" w:after="0" w:line="240" w:lineRule="auto"/>
+              <w:spacing w:before="0" w:after="0" w:line="252" w:lineRule="auto"/>
               <w:jc w:val="left"/>
             </w:pPr>
             <w:r/>
@@ -3958,7 +3958,7 @@
           </w:tcPr>
           <w:p>
             <w:pPr>
-              <w:spacing w:before="0" w:after="0" w:line="240" w:lineRule="auto"/>
+              <w:spacing w:before="0" w:after="0" w:line="252" w:lineRule="auto"/>
               <w:jc w:val="left"/>
             </w:pPr>
             <w:r/>
@@ -3994,7 +3994,7 @@
           </w:tcPr>
           <w:p>
             <w:pPr>
-              <w:spacing w:before="0" w:after="0" w:line="240" w:lineRule="auto"/>
+              <w:spacing w:before="0" w:after="0" w:line="252" w:lineRule="auto"/>
               <w:jc w:val="right"/>
             </w:pPr>
             <w:r/>
@@ -4032,7 +4032,7 @@
           </w:tcPr>
           <w:p>
             <w:pPr>
-              <w:spacing w:before="0" w:after="0" w:line="240" w:lineRule="auto"/>
+              <w:spacing w:before="0" w:after="0" w:line="252" w:lineRule="auto"/>
               <w:jc w:val="center"/>
             </w:pPr>
             <w:r/>
@@ -4068,7 +4068,7 @@
           </w:tcPr>
           <w:p>
             <w:pPr>
-              <w:spacing w:before="0" w:after="0" w:line="240" w:lineRule="auto"/>
+              <w:spacing w:before="0" w:after="0" w:line="252" w:lineRule="auto"/>
               <w:jc w:val="left"/>
             </w:pPr>
             <w:r/>
@@ -4104,7 +4104,7 @@
           </w:tcPr>
           <w:p>
             <w:pPr>
-              <w:spacing w:before="0" w:after="0" w:line="240" w:lineRule="auto"/>
+              <w:spacing w:before="0" w:after="0" w:line="252" w:lineRule="auto"/>
               <w:jc w:val="left"/>
             </w:pPr>
             <w:r/>
@@ -4140,7 +4140,7 @@
           </w:tcPr>
           <w:p>
             <w:pPr>
-              <w:spacing w:before="0" w:after="0" w:line="240" w:lineRule="auto"/>
+              <w:spacing w:before="0" w:after="0" w:line="252" w:lineRule="auto"/>
               <w:jc w:val="right"/>
             </w:pPr>
             <w:r/>
@@ -4178,7 +4178,7 @@
           </w:tcPr>
           <w:p>
             <w:pPr>
-              <w:spacing w:before="0" w:after="0" w:line="240" w:lineRule="auto"/>
+              <w:spacing w:before="0" w:after="0" w:line="252" w:lineRule="auto"/>
               <w:jc w:val="center"/>
             </w:pPr>
             <w:r/>
@@ -4214,7 +4214,7 @@
           </w:tcPr>
           <w:p>
             <w:pPr>
-              <w:spacing w:before="0" w:after="0" w:line="240" w:lineRule="auto"/>
+              <w:spacing w:before="0" w:after="0" w:line="252" w:lineRule="auto"/>
               <w:jc w:val="left"/>
             </w:pPr>
             <w:r/>
@@ -4250,7 +4250,7 @@
           </w:tcPr>
           <w:p>
             <w:pPr>
-              <w:spacing w:before="0" w:after="0" w:line="240" w:lineRule="auto"/>
+              <w:spacing w:before="0" w:after="0" w:line="252" w:lineRule="auto"/>
               <w:jc w:val="left"/>
             </w:pPr>
             <w:r/>
@@ -4286,7 +4286,7 @@
           </w:tcPr>
           <w:p>
             <w:pPr>
-              <w:spacing w:before="0" w:after="0" w:line="240" w:lineRule="auto"/>
+              <w:spacing w:before="0" w:after="0" w:line="252" w:lineRule="auto"/>
               <w:jc w:val="right"/>
             </w:pPr>
             <w:r/>
@@ -4324,7 +4324,7 @@
           </w:tcPr>
           <w:p>
             <w:pPr>
-              <w:spacing w:before="0" w:after="0" w:line="240" w:lineRule="auto"/>
+              <w:spacing w:before="0" w:after="0" w:line="252" w:lineRule="auto"/>
               <w:jc w:val="center"/>
             </w:pPr>
             <w:r/>
@@ -4360,7 +4360,7 @@
           </w:tcPr>
           <w:p>
             <w:pPr>
-              <w:spacing w:before="0" w:after="0" w:line="240" w:lineRule="auto"/>
+              <w:spacing w:before="0" w:after="0" w:line="252" w:lineRule="auto"/>
               <w:jc w:val="left"/>
             </w:pPr>
             <w:r/>
@@ -4396,7 +4396,7 @@
           </w:tcPr>
           <w:p>
             <w:pPr>
-              <w:spacing w:before="0" w:after="0" w:line="240" w:lineRule="auto"/>
+              <w:spacing w:before="0" w:after="0" w:line="252" w:lineRule="auto"/>
               <w:jc w:val="left"/>
             </w:pPr>
             <w:r/>
@@ -4432,7 +4432,7 @@
           </w:tcPr>
           <w:p>
             <w:pPr>
-              <w:spacing w:before="0" w:after="0" w:line="240" w:lineRule="auto"/>
+              <w:spacing w:before="0" w:after="0" w:line="252" w:lineRule="auto"/>
               <w:jc w:val="right"/>
             </w:pPr>
             <w:r/>
@@ -4470,7 +4470,7 @@
           </w:tcPr>
           <w:p>
             <w:pPr>
-              <w:spacing w:before="0" w:after="0" w:line="240" w:lineRule="auto"/>
+              <w:spacing w:before="0" w:after="0" w:line="252" w:lineRule="auto"/>
               <w:jc w:val="center"/>
             </w:pPr>
             <w:r/>
@@ -4506,7 +4506,7 @@
           </w:tcPr>
           <w:p>
             <w:pPr>
-              <w:spacing w:before="0" w:after="0" w:line="240" w:lineRule="auto"/>
+              <w:spacing w:before="0" w:after="0" w:line="252" w:lineRule="auto"/>
               <w:jc w:val="left"/>
             </w:pPr>
             <w:r/>
@@ -4542,7 +4542,7 @@
           </w:tcPr>
           <w:p>
             <w:pPr>
-              <w:spacing w:before="0" w:after="0" w:line="240" w:lineRule="auto"/>
+              <w:spacing w:before="0" w:after="0" w:line="252" w:lineRule="auto"/>
               <w:jc w:val="left"/>
             </w:pPr>
             <w:r/>
@@ -4578,7 +4578,7 @@
           </w:tcPr>
           <w:p>
             <w:pPr>
-              <w:spacing w:before="0" w:after="0" w:line="240" w:lineRule="auto"/>
+              <w:spacing w:before="0" w:after="0" w:line="252" w:lineRule="auto"/>
               <w:jc w:val="right"/>
             </w:pPr>
             <w:r/>
@@ -4616,7 +4616,7 @@
           </w:tcPr>
           <w:p>
             <w:pPr>
-              <w:spacing w:before="0" w:after="0" w:line="240" w:lineRule="auto"/>
+              <w:spacing w:before="0" w:after="0" w:line="252" w:lineRule="auto"/>
               <w:jc w:val="center"/>
             </w:pPr>
             <w:r/>
@@ -4652,7 +4652,7 @@
           </w:tcPr>
           <w:p>
             <w:pPr>
-              <w:spacing w:before="0" w:after="0" w:line="240" w:lineRule="auto"/>
+              <w:spacing w:before="0" w:after="0" w:line="252" w:lineRule="auto"/>
               <w:jc w:val="left"/>
             </w:pPr>
             <w:r/>
@@ -4688,7 +4688,7 @@
           </w:tcPr>
           <w:p>
             <w:pPr>
-              <w:spacing w:before="0" w:after="0" w:line="240" w:lineRule="auto"/>
+              <w:spacing w:before="0" w:after="0" w:line="252" w:lineRule="auto"/>
               <w:jc w:val="left"/>
             </w:pPr>
             <w:r/>
@@ -4724,7 +4724,7 @@
           </w:tcPr>
           <w:p>
             <w:pPr>
-              <w:spacing w:before="0" w:after="0" w:line="240" w:lineRule="auto"/>
+              <w:spacing w:before="0" w:after="0" w:line="252" w:lineRule="auto"/>
               <w:jc w:val="right"/>
             </w:pPr>
             <w:r/>
@@ -4763,7 +4763,7 @@
           </w:tcPr>
           <w:p>
             <w:pPr>
-              <w:spacing w:before="0" w:after="0" w:line="240" w:lineRule="auto"/>
+              <w:spacing w:before="0" w:after="0" w:line="252" w:lineRule="auto"/>
               <w:jc w:val="center"/>
             </w:pPr>
             <w:r/>
@@ -4800,7 +4800,7 @@
           </w:tcPr>
           <w:p>
             <w:pPr>
-              <w:spacing w:before="0" w:after="0" w:line="240" w:lineRule="auto"/>
+              <w:spacing w:before="0" w:after="0" w:line="252" w:lineRule="auto"/>
               <w:jc w:val="left"/>
             </w:pPr>
             <w:r/>
@@ -4826,7 +4826,7 @@
           </w:tcPr>
           <w:p>
             <w:pPr>
-              <w:spacing w:before="0" w:after="0" w:line="240" w:lineRule="auto"/>
+              <w:spacing w:before="0" w:after="0" w:line="252" w:lineRule="auto"/>
               <w:jc w:val="left"/>
             </w:pPr>
             <w:r/>
@@ -4863,7 +4863,7 @@
           </w:tcPr>
           <w:p>
             <w:pPr>
-              <w:spacing w:before="0" w:after="0" w:line="240" w:lineRule="auto"/>
+              <w:spacing w:before="0" w:after="0" w:line="252" w:lineRule="auto"/>
               <w:jc w:val="right"/>
             </w:pPr>
             <w:r/>
@@ -4892,7 +4892,7 @@
           </w:tcPr>
           <w:p>
             <w:pPr>
-              <w:spacing w:before="0" w:after="0" w:line="240" w:lineRule="auto"/>
+              <w:spacing w:before="0" w:after="0" w:line="252" w:lineRule="auto"/>
               <w:jc w:val="right"/>
             </w:pPr>
             <w:r/>
@@ -4929,7 +4929,7 @@
           </w:tcPr>
           <w:p>
             <w:pPr>
-              <w:spacing w:before="0" w:after="0" w:line="240" w:lineRule="auto"/>
+              <w:spacing w:before="0" w:after="0" w:line="252" w:lineRule="auto"/>
               <w:jc w:val="right"/>
             </w:pPr>
             <w:r/>
@@ -4969,7 +4969,7 @@
           </w:tcPr>
           <w:p>
             <w:pPr>
-              <w:spacing w:before="0" w:after="0" w:line="240" w:lineRule="auto"/>
+              <w:spacing w:before="0" w:after="0" w:line="252" w:lineRule="auto"/>
               <w:jc w:val="left"/>
             </w:pPr>
             <w:r/>
@@ -5007,7 +5007,7 @@
           </w:tcPr>
           <w:p>
             <w:pPr>
-              <w:spacing w:before="0" w:after="0" w:line="240" w:lineRule="auto"/>
+              <w:spacing w:before="0" w:after="0" w:line="252" w:lineRule="auto"/>
               <w:jc w:val="center"/>
             </w:pPr>
             <w:r/>
@@ -5043,7 +5043,7 @@
           </w:tcPr>
           <w:p>
             <w:pPr>
-              <w:spacing w:before="0" w:after="0" w:line="240" w:lineRule="auto"/>
+              <w:spacing w:before="0" w:after="0" w:line="252" w:lineRule="auto"/>
               <w:jc w:val="left"/>
             </w:pPr>
             <w:r/>
@@ -5079,7 +5079,7 @@
           </w:tcPr>
           <w:p>
             <w:pPr>
-              <w:spacing w:before="0" w:after="0" w:line="240" w:lineRule="auto"/>
+              <w:spacing w:before="0" w:after="0" w:line="252" w:lineRule="auto"/>
               <w:jc w:val="left"/>
             </w:pPr>
             <w:r/>
@@ -5115,7 +5115,7 @@
           </w:tcPr>
           <w:p>
             <w:pPr>
-              <w:spacing w:before="0" w:after="0" w:line="240" w:lineRule="auto"/>
+              <w:spacing w:before="0" w:after="0" w:line="252" w:lineRule="auto"/>
               <w:jc w:val="right"/>
             </w:pPr>
             <w:r/>
@@ -5153,7 +5153,7 @@
           </w:tcPr>
           <w:p>
             <w:pPr>
-              <w:spacing w:before="0" w:after="0" w:line="240" w:lineRule="auto"/>
+              <w:spacing w:before="0" w:after="0" w:line="252" w:lineRule="auto"/>
               <w:jc w:val="center"/>
             </w:pPr>
             <w:r/>
@@ -5189,7 +5189,7 @@
           </w:tcPr>
           <w:p>
             <w:pPr>
-              <w:spacing w:before="0" w:after="0" w:line="240" w:lineRule="auto"/>
+              <w:spacing w:before="0" w:after="0" w:line="252" w:lineRule="auto"/>
               <w:jc w:val="left"/>
             </w:pPr>
             <w:r/>
@@ -5225,7 +5225,7 @@
           </w:tcPr>
           <w:p>
             <w:pPr>
-              <w:spacing w:before="0" w:after="0" w:line="240" w:lineRule="auto"/>
+              <w:spacing w:before="0" w:after="0" w:line="252" w:lineRule="auto"/>
               <w:jc w:val="left"/>
             </w:pPr>
             <w:r/>
@@ -5261,7 +5261,7 @@
           </w:tcPr>
           <w:p>
             <w:pPr>
-              <w:spacing w:before="0" w:after="0" w:line="240" w:lineRule="auto"/>
+              <w:spacing w:before="0" w:after="0" w:line="252" w:lineRule="auto"/>
               <w:jc w:val="right"/>
             </w:pPr>
             <w:r/>
@@ -5299,7 +5299,7 @@
           </w:tcPr>
           <w:p>
             <w:pPr>
-              <w:spacing w:before="0" w:after="0" w:line="240" w:lineRule="auto"/>
+              <w:spacing w:before="0" w:after="0" w:line="252" w:lineRule="auto"/>
               <w:jc w:val="center"/>
             </w:pPr>
             <w:r/>
@@ -5335,7 +5335,7 @@
           </w:tcPr>
           <w:p>
             <w:pPr>
-              <w:spacing w:before="0" w:after="0" w:line="240" w:lineRule="auto"/>
+              <w:spacing w:before="0" w:after="0" w:line="252" w:lineRule="auto"/>
               <w:jc w:val="left"/>
             </w:pPr>
             <w:r/>
@@ -5371,7 +5371,7 @@
           </w:tcPr>
           <w:p>
             <w:pPr>
-              <w:spacing w:before="0" w:after="0" w:line="240" w:lineRule="auto"/>
+              <w:spacing w:before="0" w:after="0" w:line="252" w:lineRule="auto"/>
               <w:jc w:val="left"/>
             </w:pPr>
             <w:r/>
@@ -5407,7 +5407,7 @@
           </w:tcPr>
           <w:p>
             <w:pPr>
-              <w:spacing w:before="0" w:after="0" w:line="240" w:lineRule="auto"/>
+              <w:spacing w:before="0" w:after="0" w:line="252" w:lineRule="auto"/>
               <w:jc w:val="right"/>
             </w:pPr>
             <w:r/>
@@ -5445,7 +5445,7 @@
           </w:tcPr>
           <w:p>
             <w:pPr>
-              <w:spacing w:before="0" w:after="0" w:line="240" w:lineRule="auto"/>
+              <w:spacing w:before="0" w:after="0" w:line="252" w:lineRule="auto"/>
               <w:jc w:val="center"/>
             </w:pPr>
             <w:r/>
@@ -5481,7 +5481,7 @@
           </w:tcPr>
           <w:p>
             <w:pPr>
-              <w:spacing w:before="0" w:after="0" w:line="240" w:lineRule="auto"/>
+              <w:spacing w:before="0" w:after="0" w:line="252" w:lineRule="auto"/>
               <w:jc w:val="left"/>
             </w:pPr>
             <w:r/>
@@ -5517,7 +5517,7 @@
           </w:tcPr>
           <w:p>
             <w:pPr>
-              <w:spacing w:before="0" w:after="0" w:line="240" w:lineRule="auto"/>
+              <w:spacing w:before="0" w:after="0" w:line="252" w:lineRule="auto"/>
               <w:jc w:val="left"/>
             </w:pPr>
             <w:r/>
@@ -5553,7 +5553,7 @@
           </w:tcPr>
           <w:p>
             <w:pPr>
-              <w:spacing w:before="0" w:after="0" w:line="240" w:lineRule="auto"/>
+              <w:spacing w:before="0" w:after="0" w:line="252" w:lineRule="auto"/>
               <w:jc w:val="right"/>
             </w:pPr>
             <w:r/>
@@ -5592,7 +5592,7 @@
           </w:tcPr>
           <w:p>
             <w:pPr>
-              <w:spacing w:before="0" w:after="0" w:line="240" w:lineRule="auto"/>
+              <w:spacing w:before="0" w:after="0" w:line="252" w:lineRule="auto"/>
               <w:jc w:val="center"/>
             </w:pPr>
             <w:r/>
@@ -5629,7 +5629,7 @@
           </w:tcPr>
           <w:p>
             <w:pPr>
-              <w:spacing w:before="0" w:after="0" w:line="240" w:lineRule="auto"/>
+              <w:spacing w:before="0" w:after="0" w:line="252" w:lineRule="auto"/>
               <w:jc w:val="left"/>
             </w:pPr>
             <w:r/>
@@ -5655,7 +5655,7 @@
           </w:tcPr>
           <w:p>
             <w:pPr>
-              <w:spacing w:before="0" w:after="0" w:line="240" w:lineRule="auto"/>
+              <w:spacing w:before="0" w:after="0" w:line="252" w:lineRule="auto"/>
               <w:jc w:val="left"/>
             </w:pPr>
             <w:r/>
@@ -5692,7 +5692,7 @@
           </w:tcPr>
           <w:p>
             <w:pPr>
-              <w:spacing w:before="0" w:after="0" w:line="240" w:lineRule="auto"/>
+              <w:spacing w:before="0" w:after="0" w:line="252" w:lineRule="auto"/>
               <w:jc w:val="right"/>
             </w:pPr>
             <w:r/>
@@ -5721,7 +5721,7 @@
           </w:tcPr>
           <w:p>
             <w:pPr>
-              <w:spacing w:before="0" w:after="0" w:line="240" w:lineRule="auto"/>
+              <w:spacing w:before="0" w:after="0" w:line="252" w:lineRule="auto"/>
               <w:jc w:val="right"/>
             </w:pPr>
             <w:r/>
@@ -5758,7 +5758,7 @@
           </w:tcPr>
           <w:p>
             <w:pPr>
-              <w:spacing w:before="0" w:after="0" w:line="240" w:lineRule="auto"/>
+              <w:spacing w:before="0" w:after="0" w:line="252" w:lineRule="auto"/>
               <w:jc w:val="right"/>
             </w:pPr>
             <w:r/>
@@ -5798,7 +5798,7 @@
           </w:tcPr>
           <w:p>
             <w:pPr>
-              <w:spacing w:before="0" w:after="0" w:line="240" w:lineRule="auto"/>
+              <w:spacing w:before="0" w:after="0" w:line="252" w:lineRule="auto"/>
               <w:jc w:val="left"/>
             </w:pPr>
             <w:r/>
@@ -5836,7 +5836,7 @@
           </w:tcPr>
           <w:p>
             <w:pPr>
-              <w:spacing w:before="0" w:after="0" w:line="240" w:lineRule="auto"/>
+              <w:spacing w:before="0" w:after="0" w:line="252" w:lineRule="auto"/>
               <w:jc w:val="center"/>
             </w:pPr>
             <w:r/>
@@ -5872,7 +5872,7 @@
           </w:tcPr>
           <w:p>
             <w:pPr>
-              <w:spacing w:before="0" w:after="0" w:line="240" w:lineRule="auto"/>
+              <w:spacing w:before="0" w:after="0" w:line="252" w:lineRule="auto"/>
               <w:jc w:val="left"/>
             </w:pPr>
             <w:r/>
@@ -5908,7 +5908,7 @@
           </w:tcPr>
           <w:p>
             <w:pPr>
-              <w:spacing w:before="0" w:after="0" w:line="240" w:lineRule="auto"/>
+              <w:spacing w:before="0" w:after="0" w:line="252" w:lineRule="auto"/>
               <w:jc w:val="left"/>
             </w:pPr>
             <w:r/>
@@ -5944,7 +5944,7 @@
           </w:tcPr>
           <w:p>
             <w:pPr>
-              <w:spacing w:before="0" w:after="0" w:line="240" w:lineRule="auto"/>
+              <w:spacing w:before="0" w:after="0" w:line="252" w:lineRule="auto"/>
               <w:jc w:val="right"/>
             </w:pPr>
             <w:r/>
@@ -5982,7 +5982,7 @@
           </w:tcPr>
           <w:p>
             <w:pPr>
-              <w:spacing w:before="0" w:after="0" w:line="240" w:lineRule="auto"/>
+              <w:spacing w:before="0" w:after="0" w:line="252" w:lineRule="auto"/>
               <w:jc w:val="center"/>
             </w:pPr>
             <w:r/>
@@ -6018,7 +6018,7 @@
           </w:tcPr>
           <w:p>
             <w:pPr>
-              <w:spacing w:before="0" w:after="0" w:line="240" w:lineRule="auto"/>
+              <w:spacing w:before="0" w:after="0" w:line="252" w:lineRule="auto"/>
               <w:jc w:val="left"/>
             </w:pPr>
             <w:r/>
@@ -6054,7 +6054,7 @@
           </w:tcPr>
           <w:p>
             <w:pPr>
-              <w:spacing w:before="0" w:after="0" w:line="240" w:lineRule="auto"/>
+              <w:spacing w:before="0" w:after="0" w:line="252" w:lineRule="auto"/>
               <w:jc w:val="left"/>
             </w:pPr>
             <w:r/>
@@ -6090,7 +6090,7 @@
           </w:tcPr>
           <w:p>
             <w:pPr>
-              <w:spacing w:before="0" w:after="0" w:line="240" w:lineRule="auto"/>
+              <w:spacing w:before="0" w:after="0" w:line="252" w:lineRule="auto"/>
               <w:jc w:val="right"/>
             </w:pPr>
             <w:r/>
@@ -6128,7 +6128,7 @@
           </w:tcPr>
           <w:p>
             <w:pPr>
-              <w:spacing w:before="0" w:after="0" w:line="240" w:lineRule="auto"/>
+              <w:spacing w:before="0" w:after="0" w:line="252" w:lineRule="auto"/>
               <w:jc w:val="center"/>
             </w:pPr>
             <w:r/>
@@ -6164,7 +6164,7 @@
           </w:tcPr>
           <w:p>
             <w:pPr>
-              <w:spacing w:before="0" w:after="0" w:line="240" w:lineRule="auto"/>
+              <w:spacing w:before="0" w:after="0" w:line="252" w:lineRule="auto"/>
               <w:jc w:val="left"/>
             </w:pPr>
             <w:r/>
@@ -6200,7 +6200,7 @@
           </w:tcPr>
           <w:p>
             <w:pPr>
-              <w:spacing w:before="0" w:after="0" w:line="240" w:lineRule="auto"/>
+              <w:spacing w:before="0" w:after="0" w:line="252" w:lineRule="auto"/>
               <w:jc w:val="left"/>
             </w:pPr>
             <w:r/>
@@ -6236,7 +6236,7 @@
           </w:tcPr>
           <w:p>
             <w:pPr>
-              <w:spacing w:before="0" w:after="0" w:line="240" w:lineRule="auto"/>
+              <w:spacing w:before="0" w:after="0" w:line="252" w:lineRule="auto"/>
               <w:jc w:val="right"/>
             </w:pPr>
             <w:r/>
@@ -6274,7 +6274,7 @@
           </w:tcPr>
           <w:p>
             <w:pPr>
-              <w:spacing w:before="0" w:after="0" w:line="240" w:lineRule="auto"/>
+              <w:spacing w:before="0" w:after="0" w:line="252" w:lineRule="auto"/>
               <w:jc w:val="center"/>
             </w:pPr>
             <w:r/>
@@ -6310,7 +6310,7 @@
           </w:tcPr>
           <w:p>
             <w:pPr>
-              <w:spacing w:before="0" w:after="0" w:line="240" w:lineRule="auto"/>
+              <w:spacing w:before="0" w:after="0" w:line="252" w:lineRule="auto"/>
               <w:jc w:val="left"/>
             </w:pPr>
             <w:r/>
@@ -6346,7 +6346,7 @@
           </w:tcPr>
           <w:p>
             <w:pPr>
-              <w:spacing w:before="0" w:after="0" w:line="240" w:lineRule="auto"/>
+              <w:spacing w:before="0" w:after="0" w:line="252" w:lineRule="auto"/>
               <w:jc w:val="left"/>
             </w:pPr>
             <w:r/>
@@ -6382,7 +6382,7 @@
           </w:tcPr>
           <w:p>
             <w:pPr>
-              <w:spacing w:before="0" w:after="0" w:line="240" w:lineRule="auto"/>
+              <w:spacing w:before="0" w:after="0" w:line="252" w:lineRule="auto"/>
               <w:jc w:val="right"/>
             </w:pPr>
             <w:r/>
@@ -6421,7 +6421,7 @@
           </w:tcPr>
           <w:p>
             <w:pPr>
-              <w:spacing w:before="0" w:after="0" w:line="240" w:lineRule="auto"/>
+              <w:spacing w:before="0" w:after="0" w:line="252" w:lineRule="auto"/>
               <w:jc w:val="center"/>
             </w:pPr>
             <w:r/>
@@ -6458,7 +6458,7 @@
           </w:tcPr>
           <w:p>
             <w:pPr>
-              <w:spacing w:before="0" w:after="0" w:line="240" w:lineRule="auto"/>
+              <w:spacing w:before="0" w:after="0" w:line="252" w:lineRule="auto"/>
               <w:jc w:val="left"/>
             </w:pPr>
             <w:r/>
@@ -6484,7 +6484,7 @@
           </w:tcPr>
           <w:p>
             <w:pPr>
-              <w:spacing w:before="0" w:after="0" w:line="240" w:lineRule="auto"/>
+              <w:spacing w:before="0" w:after="0" w:line="252" w:lineRule="auto"/>
               <w:jc w:val="left"/>
             </w:pPr>
             <w:r/>
@@ -6521,7 +6521,7 @@
           </w:tcPr>
           <w:p>
             <w:pPr>
-              <w:spacing w:before="0" w:after="0" w:line="240" w:lineRule="auto"/>
+              <w:spacing w:before="0" w:after="0" w:line="252" w:lineRule="auto"/>
               <w:jc w:val="right"/>
             </w:pPr>
             <w:r/>
@@ -6550,7 +6550,7 @@
           </w:tcPr>
           <w:p>
             <w:pPr>
-              <w:spacing w:before="0" w:after="0" w:line="240" w:lineRule="auto"/>
+              <w:spacing w:before="0" w:after="0" w:line="252" w:lineRule="auto"/>
               <w:jc w:val="right"/>
             </w:pPr>
             <w:r/>
@@ -6587,7 +6587,7 @@
           </w:tcPr>
           <w:p>
             <w:pPr>
-              <w:spacing w:before="0" w:after="0" w:line="240" w:lineRule="auto"/>
+              <w:spacing w:before="0" w:after="0" w:line="252" w:lineRule="auto"/>
               <w:jc w:val="right"/>
             </w:pPr>
             <w:r/>
@@ -6612,8 +6612,8 @@
             <w:gridSpan w:val="3"/>
             <w:vAlign w:val="center"/>
             <w:tcMar>
-              <w:top w:w="35" w:type="dxa"/>
-              <w:bottom w:w="35" w:type="dxa"/>
+              <w:top w:w="32" w:type="dxa"/>
+              <w:bottom w:w="32" w:type="dxa"/>
               <w:left w:w="90" w:type="dxa"/>
               <w:right w:w="90" w:type="dxa"/>
             </w:tcMar>
@@ -6627,7 +6627,7 @@
           </w:tcPr>
           <w:p>
             <w:pPr>
-              <w:spacing w:before="0" w:after="0" w:line="240" w:lineRule="auto"/>
+              <w:spacing w:before="0" w:after="0" w:line="252" w:lineRule="auto"/>
               <w:jc w:val="right"/>
             </w:pPr>
             <w:r/>
@@ -6649,8 +6649,8 @@
             <w:tcW w:type="dxa" w:w="2160"/>
             <w:vAlign w:val="center"/>
             <w:tcMar>
-              <w:top w:w="35" w:type="dxa"/>
-              <w:bottom w:w="35" w:type="dxa"/>
+              <w:top w:w="32" w:type="dxa"/>
+              <w:bottom w:w="32" w:type="dxa"/>
               <w:left w:w="90" w:type="dxa"/>
               <w:right w:w="90" w:type="dxa"/>
             </w:tcMar>
@@ -6664,7 +6664,7 @@
           </w:tcPr>
           <w:p>
             <w:pPr>
-              <w:spacing w:before="0" w:after="0" w:line="240" w:lineRule="auto"/>
+              <w:spacing w:before="0" w:after="0" w:line="252" w:lineRule="auto"/>
               <w:jc w:val="right"/>
             </w:pPr>
             <w:r/>
@@ -6689,8 +6689,8 @@
             <w:gridSpan w:val="3"/>
             <w:vAlign w:val="center"/>
             <w:tcMar>
-              <w:top w:w="45" w:type="dxa"/>
-              <w:bottom w:w="45" w:type="dxa"/>
+              <w:top w:w="40" w:type="dxa"/>
+              <w:bottom w:w="40" w:type="dxa"/>
               <w:left w:w="90" w:type="dxa"/>
               <w:right w:w="90" w:type="dxa"/>
             </w:tcMar>
@@ -6698,13 +6698,13 @@
             <w:tcBorders>
               <w:top w:val="single" w:sz="8" w:space="0" w:color="059669"/>
               <w:left w:val="single" w:sz="4" w:space="0" w:color="059669"/>
-              <w:bottom w:val="double" w:sz="12" w:space="0" w:color="059669"/>
+              <w:bottom w:val="single" w:sz="8" w:space="0" w:color="059669"/>
               <w:right w:val="single" w:sz="4" w:space="0" w:color="059669"/>
             </w:tcBorders>
           </w:tcPr>
           <w:p>
             <w:pPr>
-              <w:spacing w:before="0" w:after="0" w:line="240" w:lineRule="auto"/>
+              <w:spacing w:before="0" w:after="0" w:line="252" w:lineRule="auto"/>
               <w:jc w:val="right"/>
             </w:pPr>
             <w:r/>
@@ -6714,7 +6714,7 @@
                 <w:b/>
                 <w:i w:val="0"/>
                 <w:color w:val="065F46"/>
-                <w:sz w:val="20"/>
+                <w:sz w:val="19"/>
                 <w:rFonts w:ascii="Hind Siliguri" w:hAnsi="Hind Siliguri" w:cs="Hind Siliguri"/>
               </w:rPr>
               <w:t>সর্বমোট ব্যয় (GRAND TOTAL: ১ম পাতা ৩,৪৯,৭০০ + ২য় পাতা ১,৩৫,০০০):</w:t>
@@ -6726,8 +6726,8 @@
             <w:tcW w:type="dxa" w:w="2160"/>
             <w:vAlign w:val="center"/>
             <w:tcMar>
-              <w:top w:w="45" w:type="dxa"/>
-              <w:bottom w:w="45" w:type="dxa"/>
+              <w:top w:w="40" w:type="dxa"/>
+              <w:bottom w:w="40" w:type="dxa"/>
               <w:left w:w="90" w:type="dxa"/>
               <w:right w:w="90" w:type="dxa"/>
             </w:tcMar>
@@ -6735,13 +6735,13 @@
             <w:tcBorders>
               <w:top w:val="single" w:sz="8" w:space="0" w:color="059669"/>
               <w:left w:val="single" w:sz="4" w:space="0" w:color="059669"/>
-              <w:bottom w:val="double" w:sz="12" w:space="0" w:color="059669"/>
+              <w:bottom w:val="single" w:sz="8" w:space="0" w:color="059669"/>
               <w:right w:val="single" w:sz="4" w:space="0" w:color="059669"/>
             </w:tcBorders>
           </w:tcPr>
           <w:p>
             <w:pPr>
-              <w:spacing w:before="0" w:after="0" w:line="240" w:lineRule="auto"/>
+              <w:spacing w:before="0" w:after="0" w:line="252" w:lineRule="auto"/>
               <w:jc w:val="right"/>
             </w:pPr>
             <w:r/>
@@ -6759,49 +6759,51 @@
           </w:p>
         </w:tc>
       </w:tr>
+      <w:tr>
+        <w:tc>
+          <w:tcPr>
+            <w:tcW w:type="dxa" w:w="10512"/>
+            <w:gridSpan w:val="4"/>
+            <w:vAlign w:val="center"/>
+            <w:tcMar>
+              <w:top w:w="40" w:type="dxa"/>
+              <w:bottom w:w="40" w:type="dxa"/>
+              <w:left w:w="90" w:type="dxa"/>
+              <w:right w:w="90" w:type="dxa"/>
+            </w:tcMar>
+            <w:shd w:fill="F8FAFC"/>
+            <w:tcBorders>
+              <w:top w:val="single" w:sz="8" w:space="0" w:color="059669"/>
+              <w:left w:val="single" w:sz="4" w:space="0" w:color="059669"/>
+              <w:bottom w:val="single" w:sz="8" w:space="0" w:color="059669"/>
+              <w:right w:val="single" w:sz="4" w:space="0" w:color="059669"/>
+            </w:tcBorders>
+          </w:tcPr>
+          <w:p>
+            <w:pPr>
+              <w:spacing w:before="0" w:after="0" w:line="252" w:lineRule="auto"/>
+              <w:jc w:val="center"/>
+            </w:pPr>
+            <w:r/>
+            <w:r>
+              <w:rPr>
+                <w:rFonts w:ascii="Hind Siliguri" w:hAnsi="Hind Siliguri"/>
+                <w:b/>
+                <w:i w:val="0"/>
+                <w:color w:val="1E3A8A"/>
+                <w:sz w:val="19"/>
+                <w:rFonts w:ascii="Hind Siliguri" w:hAnsi="Hind Siliguri" w:cs="Hind Siliguri"/>
+              </w:rPr>
+              <w:t>কথায়: চার লাখ চুরাশি হাজার সাতশত টাকা মাত্র (Four Lakh Eighty-Four Thousand Seven Hundred Taka Only)</w:t>
+            </w:r>
+          </w:p>
+        </w:tc>
+      </w:tr>
     </w:tbl>
     <w:p>
       <w:pPr>
-        <w:spacing w:before="0" w:after="0" w:line="20" w:lineRule="exact"/>
+        <w:spacing w:before="560" w:after="80" w:line="240" w:lineRule="auto"/>
       </w:pPr>
-      <w:r>
-        <w:rPr>
-          <w:rFonts w:ascii="Hind Siliguri" w:hAnsi="Hind Siliguri"/>
-          <w:b/>
-          <w:i w:val="0"/>
-          <w:color w:val="0F172A"/>
-          <w:sz w:val="18"/>
-          <w:rFonts w:ascii="Hind Siliguri" w:hAnsi="Hind Siliguri" w:cs="Hind Siliguri"/>
-        </w:rPr>
-        <w:t xml:space="preserve">কথায়: </w:t>
-      </w:r>
-      <w:r>
-        <w:rPr>
-          <w:rFonts w:ascii="Hind Siliguri" w:hAnsi="Hind Siliguri"/>
-          <w:b/>
-          <w:i w:val="0"/>
-          <w:color w:val="1E3A8A"/>
-          <w:sz w:val="19"/>
-          <w:rFonts w:ascii="Hind Siliguri" w:hAnsi="Hind Siliguri" w:cs="Hind Siliguri"/>
-        </w:rPr>
-        <w:t xml:space="preserve">চার লাখ চুরাশি হাজার সাতশত টাকা মাত্র </w:t>
-      </w:r>
-      <w:r>
-        <w:rPr>
-          <w:rFonts w:ascii="Hind Siliguri" w:hAnsi="Hind Siliguri"/>
-          <w:b w:val="0"/>
-          <w:i/>
-          <w:color w:val="475569"/>
-          <w:sz w:val="17"/>
-          <w:rFonts w:ascii="Hind Siliguri" w:hAnsi="Hind Siliguri" w:cs="Hind Siliguri"/>
-        </w:rPr>
-        <w:t>(Four Lakh Eighty-Four Thousand Seven Hundred Taka Only)</w:t>
-      </w:r>
-      <w:r>
-        <w:rPr>
-          <w:sz w:val="2"/>
-        </w:rPr>
-      </w:r>
     </w:p>
     <w:tbl>
       <w:tblPr>
@@ -6821,7 +6823,43 @@
             <w:tcW w:type="dxa" w:w="4032"/>
             <w:vAlign w:val="center"/>
             <w:tcMar>
-              <w:top w:w="10" w:type="dxa"/>
+              <w:top w:w="0" w:type="dxa"/>
+              <w:bottom w:w="2" w:type="dxa"/>
+              <w:left w:w="90" w:type="dxa"/>
+              <w:right w:w="90" w:type="dxa"/>
+            </w:tcMar>
+            <w:tcBorders>
+              <w:top w:val="single" w:sz="4" w:space="0" w:color="FFFFFF"/>
+              <w:left w:val="single" w:sz="4" w:space="0" w:color="FFFFFF"/>
+              <w:bottom w:val="single" w:sz="4" w:space="0" w:color="FFFFFF"/>
+              <w:right w:val="single" w:sz="4" w:space="0" w:color="FFFFFF"/>
+            </w:tcBorders>
+          </w:tcPr>
+          <w:p>
+            <w:pPr>
+              <w:spacing w:before="0" w:after="0" w:line="252" w:lineRule="auto"/>
+              <w:jc w:val="center"/>
+            </w:pPr>
+            <w:r/>
+            <w:r>
+              <w:rPr>
+                <w:rFonts w:ascii="Hind Siliguri" w:hAnsi="Hind Siliguri"/>
+                <w:b w:val="0"/>
+                <w:i w:val="0"/>
+                <w:color w:val="475569"/>
+                <w:sz w:val="17"/>
+                <w:rFonts w:ascii="Hind Siliguri" w:hAnsi="Hind Siliguri" w:cs="Hind Siliguri"/>
+              </w:rPr>
+              <w:t>--------------------------------------------------</w:t>
+            </w:r>
+          </w:p>
+        </w:tc>
+        <w:tc>
+          <w:tcPr>
+            <w:tcW w:type="dxa" w:w="2448"/>
+            <w:vAlign w:val="center"/>
+            <w:tcMar>
+              <w:top w:w="0" w:type="dxa"/>
               <w:bottom w:w="0" w:type="dxa"/>
               <w:left w:w="90" w:type="dxa"/>
               <w:right w:w="90" w:type="dxa"/>
@@ -6835,7 +6873,70 @@
           </w:tcPr>
           <w:p>
             <w:pPr>
-              <w:spacing w:before="0" w:after="0" w:line="240" w:lineRule="auto"/>
+              <w:spacing w:before="0" w:after="0" w:line="252" w:lineRule="auto"/>
+              <w:jc w:val="left"/>
+            </w:pPr>
+            <w:r/>
+          </w:p>
+        </w:tc>
+        <w:tc>
+          <w:tcPr>
+            <w:tcW w:type="dxa" w:w="4032"/>
+            <w:vAlign w:val="center"/>
+            <w:tcMar>
+              <w:top w:w="0" w:type="dxa"/>
+              <w:bottom w:w="2" w:type="dxa"/>
+              <w:left w:w="90" w:type="dxa"/>
+              <w:right w:w="90" w:type="dxa"/>
+            </w:tcMar>
+            <w:tcBorders>
+              <w:top w:val="single" w:sz="4" w:space="0" w:color="FFFFFF"/>
+              <w:left w:val="single" w:sz="4" w:space="0" w:color="FFFFFF"/>
+              <w:bottom w:val="single" w:sz="4" w:space="0" w:color="FFFFFF"/>
+              <w:right w:val="single" w:sz="4" w:space="0" w:color="FFFFFF"/>
+            </w:tcBorders>
+          </w:tcPr>
+          <w:p>
+            <w:pPr>
+              <w:spacing w:before="0" w:after="0" w:line="252" w:lineRule="auto"/>
+              <w:jc w:val="center"/>
+            </w:pPr>
+            <w:r/>
+            <w:r>
+              <w:rPr>
+                <w:rFonts w:ascii="Hind Siliguri" w:hAnsi="Hind Siliguri"/>
+                <w:b w:val="0"/>
+                <w:i w:val="0"/>
+                <w:color w:val="475569"/>
+                <w:sz w:val="17"/>
+                <w:rFonts w:ascii="Hind Siliguri" w:hAnsi="Hind Siliguri" w:cs="Hind Siliguri"/>
+              </w:rPr>
+              <w:t>--------------------------------------------------</w:t>
+            </w:r>
+          </w:p>
+        </w:tc>
+      </w:tr>
+      <w:tr>
+        <w:tc>
+          <w:tcPr>
+            <w:tcW w:type="dxa" w:w="4032"/>
+            <w:vAlign w:val="center"/>
+            <w:tcMar>
+              <w:top w:w="2" w:type="dxa"/>
+              <w:bottom w:w="5" w:type="dxa"/>
+              <w:left w:w="90" w:type="dxa"/>
+              <w:right w:w="90" w:type="dxa"/>
+            </w:tcMar>
+            <w:tcBorders>
+              <w:top w:val="single" w:sz="4" w:space="0" w:color="FFFFFF"/>
+              <w:left w:val="single" w:sz="4" w:space="0" w:color="FFFFFF"/>
+              <w:bottom w:val="single" w:sz="4" w:space="0" w:color="FFFFFF"/>
+              <w:right w:val="single" w:sz="4" w:space="0" w:color="FFFFFF"/>
+            </w:tcBorders>
+          </w:tcPr>
+          <w:p>
+            <w:pPr>
+              <w:spacing w:before="0" w:after="0" w:line="252" w:lineRule="auto"/>
               <w:jc w:val="center"/>
             </w:pPr>
             <w:r/>
@@ -6845,11 +6946,9 @@
                 <w:b/>
                 <w:i w:val="0"/>
                 <w:color w:val="0F172A"/>
-                <w:sz w:val="18"/>
+                <w:sz w:val="19"/>
                 <w:rFonts w:ascii="Hind Siliguri" w:hAnsi="Hind Siliguri" w:cs="Hind Siliguri"/>
               </w:rPr>
-              <w:t>..........................................................</w:t>
-              <w:br/>
               <w:t>প্রস্তুতকারীর স্বাক্ষর ও তারিখ</w:t>
             </w:r>
           </w:p>
@@ -6859,7 +6958,7 @@
             <w:tcW w:type="dxa" w:w="2448"/>
             <w:vAlign w:val="center"/>
             <w:tcMar>
-              <w:top w:w="10" w:type="dxa"/>
+              <w:top w:w="0" w:type="dxa"/>
               <w:bottom w:w="0" w:type="dxa"/>
               <w:left w:w="90" w:type="dxa"/>
               <w:right w:w="90" w:type="dxa"/>
@@ -6873,7 +6972,7 @@
           </w:tcPr>
           <w:p>
             <w:pPr>
-              <w:spacing w:before="0" w:after="0" w:line="240" w:lineRule="auto"/>
+              <w:spacing w:before="0" w:after="0" w:line="252" w:lineRule="auto"/>
               <w:jc w:val="left"/>
             </w:pPr>
             <w:r/>
@@ -6884,8 +6983,8 @@
             <w:tcW w:type="dxa" w:w="4032"/>
             <w:vAlign w:val="center"/>
             <w:tcMar>
-              <w:top w:w="10" w:type="dxa"/>
-              <w:bottom w:w="0" w:type="dxa"/>
+              <w:top w:w="2" w:type="dxa"/>
+              <w:bottom w:w="5" w:type="dxa"/>
               <w:left w:w="90" w:type="dxa"/>
               <w:right w:w="90" w:type="dxa"/>
             </w:tcMar>
@@ -6898,7 +6997,7 @@
           </w:tcPr>
           <w:p>
             <w:pPr>
-              <w:spacing w:before="0" w:after="0" w:line="240" w:lineRule="auto"/>
+              <w:spacing w:before="0" w:after="0" w:line="252" w:lineRule="auto"/>
               <w:jc w:val="center"/>
             </w:pPr>
             <w:r/>
@@ -6908,11 +7007,9 @@
                 <w:b/>
                 <w:i w:val="0"/>
                 <w:color w:val="0F172A"/>
-                <w:sz w:val="18"/>
+                <w:sz w:val="19"/>
                 <w:rFonts w:ascii="Hind Siliguri" w:hAnsi="Hind Siliguri" w:cs="Hind Siliguri"/>
               </w:rPr>
-              <w:t>..........................................................</w:t>
-              <w:br/>
               <w:t>স্বত্বাধিকারীর স্বাক্ষর (বস)</w:t>
             </w:r>
           </w:p>

--- a/MAA_MOTORS_মাসিক_খরচ_ও_বেতন_বিবরণী.docx
+++ b/MAA_MOTORS_মাসিক_খরচ_ও_বেতন_বিবরণী.docx
@@ -114,8 +114,8 @@
       <w:tblGrid>
         <w:gridCol w:w="792"/>
         <w:gridCol w:w="2578"/>
-        <w:gridCol w:w="4982"/>
-        <w:gridCol w:w="2160"/>
+        <w:gridCol w:w="2880"/>
+        <w:gridCol w:w="4262"/>
       </w:tblGrid>
       <w:tr>
         <w:trPr>
@@ -180,6 +180,7 @@
               <w:spacing w:after="0" w:line="252" w:lineRule="auto"/>
               <w:jc w:val="center"/>
             </w:pPr>
+            <w:proofErr w:type="spellStart"/>
             <w:r>
               <w:rPr>
                 <w:rFonts w:ascii="Hind Siliguri" w:hAnsi="Hind Siliguri" w:cs="Hind Siliguri"/>
@@ -187,47 +188,74 @@
                 <w:color w:val="FFFFFF"/>
                 <w:sz w:val="19"/>
               </w:rPr>
-              <w:t>ব্যয়ের খাত / কর্মীর নাম</w:t>
-            </w:r>
+              <w:t>ব্যয়ের</w:t>
+            </w:r>
+            <w:proofErr w:type="spellEnd"/>
+            <w:r>
+              <w:rPr>
+                <w:rFonts w:ascii="Hind Siliguri" w:hAnsi="Hind Siliguri" w:cs="Hind Siliguri"/>
+                <w:b/>
+                <w:color w:val="FFFFFF"/>
+                <w:sz w:val="19"/>
+              </w:rPr>
+              <w:t xml:space="preserve"> </w:t>
+            </w:r>
+            <w:proofErr w:type="spellStart"/>
+            <w:r>
+              <w:rPr>
+                <w:rFonts w:ascii="Hind Siliguri" w:hAnsi="Hind Siliguri" w:cs="Hind Siliguri"/>
+                <w:b/>
+                <w:color w:val="FFFFFF"/>
+                <w:sz w:val="19"/>
+              </w:rPr>
+              <w:t>খাত</w:t>
+            </w:r>
+            <w:proofErr w:type="spellEnd"/>
+            <w:r>
+              <w:rPr>
+                <w:rFonts w:ascii="Hind Siliguri" w:hAnsi="Hind Siliguri" w:cs="Hind Siliguri"/>
+                <w:b/>
+                <w:color w:val="FFFFFF"/>
+                <w:sz w:val="19"/>
+              </w:rPr>
+              <w:t xml:space="preserve"> / </w:t>
+            </w:r>
+            <w:proofErr w:type="spellStart"/>
+            <w:r>
+              <w:rPr>
+                <w:rFonts w:ascii="Hind Siliguri" w:hAnsi="Hind Siliguri" w:cs="Hind Siliguri"/>
+                <w:b/>
+                <w:color w:val="FFFFFF"/>
+                <w:sz w:val="19"/>
+              </w:rPr>
+              <w:t>কর্মীর</w:t>
+            </w:r>
+            <w:proofErr w:type="spellEnd"/>
+            <w:r>
+              <w:rPr>
+                <w:rFonts w:ascii="Hind Siliguri" w:hAnsi="Hind Siliguri" w:cs="Hind Siliguri"/>
+                <w:b/>
+                <w:color w:val="FFFFFF"/>
+                <w:sz w:val="19"/>
+              </w:rPr>
+              <w:t xml:space="preserve"> </w:t>
+            </w:r>
+            <w:proofErr w:type="spellStart"/>
+            <w:r>
+              <w:rPr>
+                <w:rFonts w:ascii="Hind Siliguri" w:hAnsi="Hind Siliguri" w:cs="Hind Siliguri"/>
+                <w:b/>
+                <w:color w:val="FFFFFF"/>
+                <w:sz w:val="19"/>
+              </w:rPr>
+              <w:t>নাম</w:t>
+            </w:r>
+            <w:proofErr w:type="spellEnd"/>
           </w:p>
         </w:tc>
         <w:tc>
           <w:tcPr>
-            <w:tcW w:w="4982" w:type="dxa"/>
-            <w:tcBorders>
-              <w:top w:val="single" w:sz="4" w:space="0" w:color="475569"/>
-              <w:left w:val="single" w:sz="4" w:space="0" w:color="475569"/>
-              <w:bottom w:val="single" w:sz="4" w:space="0" w:color="475569"/>
-              <w:right w:val="single" w:sz="4" w:space="0" w:color="475569"/>
-            </w:tcBorders>
-            <w:shd w:val="clear" w:color="auto" w:fill="334155"/>
-            <w:tcMar>
-              <w:top w:w="45" w:type="dxa"/>
-              <w:left w:w="90" w:type="dxa"/>
-              <w:bottom w:w="45" w:type="dxa"/>
-              <w:right w:w="90" w:type="dxa"/>
-            </w:tcMar>
-            <w:vAlign w:val="center"/>
-          </w:tcPr>
-          <w:p>
-            <w:pPr>
-              <w:spacing w:after="0" w:line="252" w:lineRule="auto"/>
-              <w:jc w:val="center"/>
-            </w:pPr>
-            <w:r>
-              <w:rPr>
-                <w:rFonts w:ascii="Hind Siliguri" w:hAnsi="Hind Siliguri" w:cs="Hind Siliguri"/>
-                <w:b/>
-                <w:color w:val="FFFFFF"/>
-                <w:sz w:val="19"/>
-              </w:rPr>
-              <w:t>বিবরণ / সূত্র / মন্তব্য</w:t>
-            </w:r>
-          </w:p>
-        </w:tc>
-        <w:tc>
-          <w:tcPr>
-            <w:tcW w:w="2160" w:type="dxa"/>
+            <w:tcW w:w="2880" w:type="dxa"/>
             <w:tcBorders>
               <w:top w:val="single" w:sz="4" w:space="0" w:color="475569"/>
               <w:left w:val="single" w:sz="4" w:space="0" w:color="475569"/>
@@ -256,7 +284,7 @@
                 <w:color w:val="FFFFFF"/>
                 <w:sz w:val="19"/>
               </w:rPr>
-              <w:t>পরিমাণ</w:t>
+              <w:t>বিবরণ</w:t>
             </w:r>
             <w:proofErr w:type="spellEnd"/>
             <w:r>
@@ -266,6 +294,82 @@
                 <w:color w:val="FFFFFF"/>
                 <w:sz w:val="19"/>
               </w:rPr>
+              <w:t xml:space="preserve"> / </w:t>
+            </w:r>
+            <w:proofErr w:type="spellStart"/>
+            <w:r>
+              <w:rPr>
+                <w:rFonts w:ascii="Hind Siliguri" w:hAnsi="Hind Siliguri" w:cs="Hind Siliguri"/>
+                <w:b/>
+                <w:color w:val="FFFFFF"/>
+                <w:sz w:val="19"/>
+              </w:rPr>
+              <w:t>সূত্র</w:t>
+            </w:r>
+            <w:proofErr w:type="spellEnd"/>
+            <w:r>
+              <w:rPr>
+                <w:rFonts w:ascii="Hind Siliguri" w:hAnsi="Hind Siliguri" w:cs="Hind Siliguri"/>
+                <w:b/>
+                <w:color w:val="FFFFFF"/>
+                <w:sz w:val="19"/>
+              </w:rPr>
+              <w:t xml:space="preserve"> / </w:t>
+            </w:r>
+            <w:proofErr w:type="spellStart"/>
+            <w:r>
+              <w:rPr>
+                <w:rFonts w:ascii="Hind Siliguri" w:hAnsi="Hind Siliguri" w:cs="Hind Siliguri"/>
+                <w:b/>
+                <w:color w:val="FFFFFF"/>
+                <w:sz w:val="19"/>
+              </w:rPr>
+              <w:t>মন্তব্য</w:t>
+            </w:r>
+            <w:proofErr w:type="spellEnd"/>
+          </w:p>
+        </w:tc>
+        <w:tc>
+          <w:tcPr>
+            <w:tcW w:w="4262" w:type="dxa"/>
+            <w:tcBorders>
+              <w:top w:val="single" w:sz="4" w:space="0" w:color="475569"/>
+              <w:left w:val="single" w:sz="4" w:space="0" w:color="475569"/>
+              <w:bottom w:val="single" w:sz="4" w:space="0" w:color="475569"/>
+              <w:right w:val="single" w:sz="4" w:space="0" w:color="475569"/>
+            </w:tcBorders>
+            <w:shd w:val="clear" w:color="auto" w:fill="334155"/>
+            <w:tcMar>
+              <w:top w:w="45" w:type="dxa"/>
+              <w:left w:w="90" w:type="dxa"/>
+              <w:bottom w:w="45" w:type="dxa"/>
+              <w:right w:w="90" w:type="dxa"/>
+            </w:tcMar>
+            <w:vAlign w:val="center"/>
+          </w:tcPr>
+          <w:p>
+            <w:pPr>
+              <w:spacing w:after="0" w:line="252" w:lineRule="auto"/>
+              <w:jc w:val="center"/>
+            </w:pPr>
+            <w:proofErr w:type="spellStart"/>
+            <w:r>
+              <w:rPr>
+                <w:rFonts w:ascii="Hind Siliguri" w:hAnsi="Hind Siliguri" w:cs="Hind Siliguri"/>
+                <w:b/>
+                <w:color w:val="FFFFFF"/>
+                <w:sz w:val="19"/>
+              </w:rPr>
+              <w:t>পরিমাণ</w:t>
+            </w:r>
+            <w:proofErr w:type="spellEnd"/>
+            <w:r>
+              <w:rPr>
+                <w:rFonts w:ascii="Hind Siliguri" w:hAnsi="Hind Siliguri" w:cs="Hind Siliguri"/>
+                <w:b/>
+                <w:color w:val="FFFFFF"/>
+                <w:sz w:val="19"/>
+              </w:rPr>
               <w:t xml:space="preserve"> (</w:t>
             </w:r>
             <w:proofErr w:type="spellStart"/>
@@ -290,6 +394,2603 @@
               <w:t xml:space="preserve"> )</w:t>
             </w:r>
             <w:proofErr w:type="gramEnd"/>
+          </w:p>
+        </w:tc>
+      </w:tr>
+      <w:tr>
+        <w:trPr>
+          <w:jc w:val="center"/>
+        </w:trPr>
+        <w:tc>
+          <w:tcPr>
+            <w:tcW w:w="10512" w:type="dxa"/>
+            <w:gridSpan w:val="4"/>
+            <w:tcBorders>
+              <w:top w:val="single" w:sz="4" w:space="0" w:color="94A3B8"/>
+              <w:left w:val="single" w:sz="4" w:space="0" w:color="94A3B8"/>
+              <w:bottom w:val="single" w:sz="4" w:space="0" w:color="94A3B8"/>
+              <w:right w:val="single" w:sz="4" w:space="0" w:color="94A3B8"/>
+            </w:tcBorders>
+            <w:shd w:val="clear" w:color="auto" w:fill="F1F5F9"/>
+            <w:tcMar>
+              <w:top w:w="35" w:type="dxa"/>
+              <w:left w:w="90" w:type="dxa"/>
+              <w:bottom w:w="35" w:type="dxa"/>
+              <w:right w:w="90" w:type="dxa"/>
+            </w:tcMar>
+            <w:vAlign w:val="center"/>
+          </w:tcPr>
+          <w:p>
+            <w:pPr>
+              <w:spacing w:after="0" w:line="252" w:lineRule="auto"/>
+            </w:pPr>
+            <w:r>
+              <w:rPr>
+                <w:rFonts w:ascii="Hind Siliguri" w:hAnsi="Hind Siliguri" w:cs="Hind Siliguri"/>
+                <w:b/>
+                <w:color w:val="0F172A"/>
+                <w:sz w:val="19"/>
+              </w:rPr>
+              <w:t xml:space="preserve">১. </w:t>
+            </w:r>
+            <w:proofErr w:type="spellStart"/>
+            <w:r>
+              <w:rPr>
+                <w:rFonts w:ascii="Hind Siliguri" w:hAnsi="Hind Siliguri" w:cs="Hind Siliguri"/>
+                <w:b/>
+                <w:color w:val="0F172A"/>
+                <w:sz w:val="19"/>
+              </w:rPr>
+              <w:t>ডুবাই</w:t>
+            </w:r>
+            <w:proofErr w:type="spellEnd"/>
+            <w:r>
+              <w:rPr>
+                <w:rFonts w:ascii="Hind Siliguri" w:hAnsi="Hind Siliguri" w:cs="Hind Siliguri"/>
+                <w:b/>
+                <w:color w:val="0F172A"/>
+                <w:sz w:val="19"/>
+              </w:rPr>
+              <w:t xml:space="preserve"> </w:t>
+            </w:r>
+            <w:proofErr w:type="spellStart"/>
+            <w:r>
+              <w:rPr>
+                <w:rFonts w:ascii="Hind Siliguri" w:hAnsi="Hind Siliguri" w:cs="Hind Siliguri"/>
+                <w:b/>
+                <w:color w:val="0F172A"/>
+                <w:sz w:val="19"/>
+              </w:rPr>
+              <w:t>কর্মী</w:t>
+            </w:r>
+            <w:proofErr w:type="spellEnd"/>
+            <w:r>
+              <w:rPr>
+                <w:rFonts w:ascii="Hind Siliguri" w:hAnsi="Hind Siliguri" w:cs="Hind Siliguri"/>
+                <w:b/>
+                <w:color w:val="0F172A"/>
+                <w:sz w:val="19"/>
+              </w:rPr>
+              <w:t xml:space="preserve"> </w:t>
+            </w:r>
+            <w:proofErr w:type="spellStart"/>
+            <w:r>
+              <w:rPr>
+                <w:rFonts w:ascii="Hind Siliguri" w:hAnsi="Hind Siliguri" w:cs="Hind Siliguri"/>
+                <w:b/>
+                <w:color w:val="0F172A"/>
+                <w:sz w:val="19"/>
+              </w:rPr>
+              <w:t>বেতন</w:t>
+            </w:r>
+            <w:proofErr w:type="spellEnd"/>
+            <w:r>
+              <w:rPr>
+                <w:rFonts w:ascii="Hind Siliguri" w:hAnsi="Hind Siliguri" w:cs="Hind Siliguri"/>
+                <w:b/>
+                <w:color w:val="0F172A"/>
+                <w:sz w:val="19"/>
+              </w:rPr>
+              <w:t xml:space="preserve"> ও </w:t>
+            </w:r>
+            <w:proofErr w:type="spellStart"/>
+            <w:r>
+              <w:rPr>
+                <w:rFonts w:ascii="Hind Siliguri" w:hAnsi="Hind Siliguri" w:cs="Hind Siliguri"/>
+                <w:b/>
+                <w:color w:val="0F172A"/>
+                <w:sz w:val="19"/>
+              </w:rPr>
+              <w:t>বৈদেশিক</w:t>
+            </w:r>
+            <w:proofErr w:type="spellEnd"/>
+            <w:r>
+              <w:rPr>
+                <w:rFonts w:ascii="Hind Siliguri" w:hAnsi="Hind Siliguri" w:cs="Hind Siliguri"/>
+                <w:b/>
+                <w:color w:val="0F172A"/>
+                <w:sz w:val="19"/>
+              </w:rPr>
+              <w:t xml:space="preserve"> </w:t>
+            </w:r>
+            <w:proofErr w:type="spellStart"/>
+            <w:r>
+              <w:rPr>
+                <w:rFonts w:ascii="Hind Siliguri" w:hAnsi="Hind Siliguri" w:cs="Hind Siliguri"/>
+                <w:b/>
+                <w:color w:val="0F172A"/>
+                <w:sz w:val="19"/>
+              </w:rPr>
+              <w:t>খরচ</w:t>
+            </w:r>
+            <w:proofErr w:type="spellEnd"/>
+            <w:r>
+              <w:rPr>
+                <w:rFonts w:ascii="Hind Siliguri" w:hAnsi="Hind Siliguri" w:cs="Hind Siliguri"/>
+                <w:b/>
+                <w:color w:val="0F172A"/>
+                <w:sz w:val="19"/>
+              </w:rPr>
+              <w:t xml:space="preserve"> (Dubai Operations)</w:t>
+            </w:r>
+          </w:p>
+        </w:tc>
+      </w:tr>
+      <w:tr>
+        <w:trPr>
+          <w:jc w:val="center"/>
+        </w:trPr>
+        <w:tc>
+          <w:tcPr>
+            <w:tcW w:w="792" w:type="dxa"/>
+            <w:tcBorders>
+              <w:top w:val="single" w:sz="4" w:space="0" w:color="CBD5E1"/>
+              <w:left w:val="single" w:sz="4" w:space="0" w:color="CBD5E1"/>
+              <w:bottom w:val="single" w:sz="4" w:space="0" w:color="CBD5E1"/>
+              <w:right w:val="single" w:sz="4" w:space="0" w:color="CBD5E1"/>
+            </w:tcBorders>
+            <w:tcMar>
+              <w:top w:w="35" w:type="dxa"/>
+              <w:left w:w="90" w:type="dxa"/>
+              <w:bottom w:w="35" w:type="dxa"/>
+              <w:right w:w="90" w:type="dxa"/>
+            </w:tcMar>
+            <w:vAlign w:val="center"/>
+          </w:tcPr>
+          <w:p>
+            <w:pPr>
+              <w:spacing w:after="0" w:line="252" w:lineRule="auto"/>
+              <w:jc w:val="center"/>
+            </w:pPr>
+            <w:r>
+              <w:rPr>
+                <w:rFonts w:ascii="Hind Siliguri" w:hAnsi="Hind Siliguri" w:cs="Hind Siliguri"/>
+                <w:color w:val="475569"/>
+                <w:sz w:val="18"/>
+              </w:rPr>
+              <w:t>১.১</w:t>
+            </w:r>
+          </w:p>
+        </w:tc>
+        <w:tc>
+          <w:tcPr>
+            <w:tcW w:w="2578" w:type="dxa"/>
+            <w:tcBorders>
+              <w:top w:val="single" w:sz="4" w:space="0" w:color="CBD5E1"/>
+              <w:left w:val="single" w:sz="4" w:space="0" w:color="CBD5E1"/>
+              <w:bottom w:val="single" w:sz="4" w:space="0" w:color="CBD5E1"/>
+              <w:right w:val="single" w:sz="4" w:space="0" w:color="CBD5E1"/>
+            </w:tcBorders>
+            <w:tcMar>
+              <w:top w:w="35" w:type="dxa"/>
+              <w:left w:w="90" w:type="dxa"/>
+              <w:bottom w:w="35" w:type="dxa"/>
+              <w:right w:w="90" w:type="dxa"/>
+            </w:tcMar>
+            <w:vAlign w:val="center"/>
+          </w:tcPr>
+          <w:p>
+            <w:pPr>
+              <w:spacing w:after="0" w:line="252" w:lineRule="auto"/>
+            </w:pPr>
+            <w:proofErr w:type="spellStart"/>
+            <w:r>
+              <w:rPr>
+                <w:rFonts w:ascii="Hind Siliguri" w:hAnsi="Hind Siliguri" w:cs="Hind Siliguri"/>
+                <w:b/>
+                <w:color w:val="0F172A"/>
+                <w:sz w:val="18"/>
+              </w:rPr>
+              <w:t>হৃদয়</w:t>
+            </w:r>
+            <w:proofErr w:type="spellEnd"/>
+            <w:r>
+              <w:rPr>
+                <w:rFonts w:ascii="Hind Siliguri" w:hAnsi="Hind Siliguri" w:cs="Hind Siliguri"/>
+                <w:b/>
+                <w:color w:val="0F172A"/>
+                <w:sz w:val="18"/>
+              </w:rPr>
+              <w:t xml:space="preserve"> (</w:t>
+            </w:r>
+            <w:proofErr w:type="spellStart"/>
+            <w:r>
+              <w:rPr>
+                <w:rFonts w:ascii="Hind Siliguri" w:hAnsi="Hind Siliguri" w:cs="Hind Siliguri"/>
+                <w:b/>
+                <w:color w:val="0F172A"/>
+                <w:sz w:val="18"/>
+              </w:rPr>
+              <w:t>বেতন</w:t>
+            </w:r>
+            <w:proofErr w:type="spellEnd"/>
+            <w:r>
+              <w:rPr>
+                <w:rFonts w:ascii="Hind Siliguri" w:hAnsi="Hind Siliguri" w:cs="Hind Siliguri"/>
+                <w:b/>
+                <w:color w:val="0F172A"/>
+                <w:sz w:val="18"/>
+              </w:rPr>
+              <w:t>)</w:t>
+            </w:r>
+          </w:p>
+        </w:tc>
+        <w:tc>
+          <w:tcPr>
+            <w:tcW w:w="2880" w:type="dxa"/>
+            <w:tcBorders>
+              <w:top w:val="single" w:sz="4" w:space="0" w:color="CBD5E1"/>
+              <w:left w:val="single" w:sz="4" w:space="0" w:color="CBD5E1"/>
+              <w:bottom w:val="single" w:sz="4" w:space="0" w:color="CBD5E1"/>
+              <w:right w:val="single" w:sz="4" w:space="0" w:color="CBD5E1"/>
+            </w:tcBorders>
+            <w:tcMar>
+              <w:top w:w="35" w:type="dxa"/>
+              <w:left w:w="90" w:type="dxa"/>
+              <w:bottom w:w="35" w:type="dxa"/>
+              <w:right w:w="90" w:type="dxa"/>
+            </w:tcMar>
+            <w:vAlign w:val="center"/>
+          </w:tcPr>
+          <w:p>
+            <w:pPr>
+              <w:spacing w:after="0" w:line="252" w:lineRule="auto"/>
+            </w:pPr>
+            <w:r>
+              <w:rPr>
+                <w:rFonts w:ascii="Hind Siliguri" w:hAnsi="Hind Siliguri" w:cs="Hind Siliguri"/>
+                <w:color w:val="475569"/>
+                <w:sz w:val="17"/>
+              </w:rPr>
+              <w:t xml:space="preserve">৩০,০০০ </w:t>
+            </w:r>
+            <w:proofErr w:type="spellStart"/>
+            <w:r>
+              <w:rPr>
+                <w:rFonts w:ascii="Hind Siliguri" w:hAnsi="Hind Siliguri" w:cs="Hind Siliguri"/>
+                <w:color w:val="475569"/>
+                <w:sz w:val="17"/>
+              </w:rPr>
+              <w:t>টাকা</w:t>
+            </w:r>
+            <w:proofErr w:type="spellEnd"/>
+            <w:r>
+              <w:rPr>
+                <w:rFonts w:ascii="Hind Siliguri" w:hAnsi="Hind Siliguri" w:cs="Hind Siliguri"/>
+                <w:color w:val="475569"/>
+                <w:sz w:val="17"/>
+              </w:rPr>
+              <w:t xml:space="preserve"> – ১০,০০০ (</w:t>
+            </w:r>
+            <w:proofErr w:type="spellStart"/>
+            <w:r>
+              <w:rPr>
+                <w:rFonts w:ascii="Hind Siliguri" w:hAnsi="Hind Siliguri" w:cs="Hind Siliguri"/>
+                <w:color w:val="475569"/>
+                <w:sz w:val="17"/>
+              </w:rPr>
+              <w:t>কর্তন</w:t>
+            </w:r>
+            <w:proofErr w:type="spellEnd"/>
+            <w:r>
+              <w:rPr>
+                <w:rFonts w:ascii="Hind Siliguri" w:hAnsi="Hind Siliguri" w:cs="Hind Siliguri"/>
+                <w:color w:val="475569"/>
+                <w:sz w:val="17"/>
+              </w:rPr>
+              <w:t>)</w:t>
+            </w:r>
+          </w:p>
+        </w:tc>
+        <w:tc>
+          <w:tcPr>
+            <w:tcW w:w="4262" w:type="dxa"/>
+            <w:tcBorders>
+              <w:top w:val="single" w:sz="4" w:space="0" w:color="CBD5E1"/>
+              <w:left w:val="single" w:sz="4" w:space="0" w:color="CBD5E1"/>
+              <w:bottom w:val="single" w:sz="4" w:space="0" w:color="CBD5E1"/>
+              <w:right w:val="single" w:sz="4" w:space="0" w:color="CBD5E1"/>
+            </w:tcBorders>
+            <w:tcMar>
+              <w:top w:w="35" w:type="dxa"/>
+              <w:left w:w="90" w:type="dxa"/>
+              <w:bottom w:w="35" w:type="dxa"/>
+              <w:right w:w="90" w:type="dxa"/>
+            </w:tcMar>
+            <w:vAlign w:val="center"/>
+          </w:tcPr>
+          <w:p>
+            <w:pPr>
+              <w:spacing w:after="0" w:line="252" w:lineRule="auto"/>
+            </w:pPr>
+            <w:r>
+              <w:rPr>
+                <w:rFonts w:ascii="Hind Siliguri" w:hAnsi="Hind Siliguri" w:cs="Hind Siliguri"/>
+                <w:b/>
+                <w:color w:val="B91C1C"/>
+                <w:sz w:val="18"/>
+              </w:rPr>
+              <w:t xml:space="preserve">20,000 </w:t>
+            </w:r>
+          </w:p>
+        </w:tc>
+      </w:tr>
+      <w:tr>
+        <w:trPr>
+          <w:jc w:val="center"/>
+        </w:trPr>
+        <w:tc>
+          <w:tcPr>
+            <w:tcW w:w="792" w:type="dxa"/>
+            <w:tcBorders>
+              <w:top w:val="single" w:sz="4" w:space="0" w:color="CBD5E1"/>
+              <w:left w:val="single" w:sz="4" w:space="0" w:color="CBD5E1"/>
+              <w:bottom w:val="single" w:sz="4" w:space="0" w:color="CBD5E1"/>
+              <w:right w:val="single" w:sz="4" w:space="0" w:color="CBD5E1"/>
+            </w:tcBorders>
+            <w:tcMar>
+              <w:top w:w="35" w:type="dxa"/>
+              <w:left w:w="90" w:type="dxa"/>
+              <w:bottom w:w="35" w:type="dxa"/>
+              <w:right w:w="90" w:type="dxa"/>
+            </w:tcMar>
+            <w:vAlign w:val="center"/>
+          </w:tcPr>
+          <w:p>
+            <w:pPr>
+              <w:spacing w:after="0" w:line="252" w:lineRule="auto"/>
+              <w:jc w:val="center"/>
+            </w:pPr>
+            <w:r>
+              <w:rPr>
+                <w:rFonts w:ascii="Hind Siliguri" w:hAnsi="Hind Siliguri" w:cs="Hind Siliguri"/>
+                <w:color w:val="475569"/>
+                <w:sz w:val="18"/>
+              </w:rPr>
+              <w:t>১.২</w:t>
+            </w:r>
+          </w:p>
+        </w:tc>
+        <w:tc>
+          <w:tcPr>
+            <w:tcW w:w="2578" w:type="dxa"/>
+            <w:tcBorders>
+              <w:top w:val="single" w:sz="4" w:space="0" w:color="CBD5E1"/>
+              <w:left w:val="single" w:sz="4" w:space="0" w:color="CBD5E1"/>
+              <w:bottom w:val="single" w:sz="4" w:space="0" w:color="CBD5E1"/>
+              <w:right w:val="single" w:sz="4" w:space="0" w:color="CBD5E1"/>
+            </w:tcBorders>
+            <w:tcMar>
+              <w:top w:w="35" w:type="dxa"/>
+              <w:left w:w="90" w:type="dxa"/>
+              <w:bottom w:w="35" w:type="dxa"/>
+              <w:right w:w="90" w:type="dxa"/>
+            </w:tcMar>
+            <w:vAlign w:val="center"/>
+          </w:tcPr>
+          <w:p>
+            <w:pPr>
+              <w:spacing w:after="0" w:line="252" w:lineRule="auto"/>
+            </w:pPr>
+            <w:proofErr w:type="spellStart"/>
+            <w:r>
+              <w:rPr>
+                <w:rFonts w:ascii="Hind Siliguri" w:hAnsi="Hind Siliguri" w:cs="Hind Siliguri"/>
+                <w:b/>
+                <w:color w:val="0F172A"/>
+                <w:sz w:val="18"/>
+              </w:rPr>
+              <w:t>ফারুক</w:t>
+            </w:r>
+            <w:proofErr w:type="spellEnd"/>
+            <w:r>
+              <w:rPr>
+                <w:rFonts w:ascii="Hind Siliguri" w:hAnsi="Hind Siliguri" w:cs="Hind Siliguri"/>
+                <w:b/>
+                <w:color w:val="0F172A"/>
+                <w:sz w:val="18"/>
+              </w:rPr>
+              <w:t xml:space="preserve"> (</w:t>
+            </w:r>
+            <w:proofErr w:type="spellStart"/>
+            <w:r>
+              <w:rPr>
+                <w:rFonts w:ascii="Hind Siliguri" w:hAnsi="Hind Siliguri" w:cs="Hind Siliguri"/>
+                <w:b/>
+                <w:color w:val="0F172A"/>
+                <w:sz w:val="18"/>
+              </w:rPr>
+              <w:t>বেতন</w:t>
+            </w:r>
+            <w:proofErr w:type="spellEnd"/>
+            <w:r>
+              <w:rPr>
+                <w:rFonts w:ascii="Hind Siliguri" w:hAnsi="Hind Siliguri" w:cs="Hind Siliguri"/>
+                <w:b/>
+                <w:color w:val="0F172A"/>
+                <w:sz w:val="18"/>
+              </w:rPr>
+              <w:t>)</w:t>
+            </w:r>
+          </w:p>
+        </w:tc>
+        <w:tc>
+          <w:tcPr>
+            <w:tcW w:w="2880" w:type="dxa"/>
+            <w:tcBorders>
+              <w:top w:val="single" w:sz="4" w:space="0" w:color="CBD5E1"/>
+              <w:left w:val="single" w:sz="4" w:space="0" w:color="CBD5E1"/>
+              <w:bottom w:val="single" w:sz="4" w:space="0" w:color="CBD5E1"/>
+              <w:right w:val="single" w:sz="4" w:space="0" w:color="CBD5E1"/>
+            </w:tcBorders>
+            <w:tcMar>
+              <w:top w:w="35" w:type="dxa"/>
+              <w:left w:w="90" w:type="dxa"/>
+              <w:bottom w:w="35" w:type="dxa"/>
+              <w:right w:w="90" w:type="dxa"/>
+            </w:tcMar>
+            <w:vAlign w:val="center"/>
+          </w:tcPr>
+          <w:p>
+            <w:pPr>
+              <w:spacing w:after="0" w:line="252" w:lineRule="auto"/>
+            </w:pPr>
+            <w:proofErr w:type="spellStart"/>
+            <w:r>
+              <w:rPr>
+                <w:rFonts w:ascii="Hind Siliguri" w:hAnsi="Hind Siliguri" w:cs="Hind Siliguri"/>
+                <w:color w:val="475569"/>
+                <w:sz w:val="17"/>
+              </w:rPr>
+              <w:t>মাসিক</w:t>
+            </w:r>
+            <w:proofErr w:type="spellEnd"/>
+            <w:r>
+              <w:rPr>
+                <w:rFonts w:ascii="Hind Siliguri" w:hAnsi="Hind Siliguri" w:cs="Hind Siliguri"/>
+                <w:color w:val="475569"/>
+                <w:sz w:val="17"/>
+              </w:rPr>
+              <w:t xml:space="preserve"> </w:t>
+            </w:r>
+            <w:proofErr w:type="spellStart"/>
+            <w:r>
+              <w:rPr>
+                <w:rFonts w:ascii="Hind Siliguri" w:hAnsi="Hind Siliguri" w:cs="Hind Siliguri"/>
+                <w:color w:val="475569"/>
+                <w:sz w:val="17"/>
+              </w:rPr>
+              <w:t>নির্ধারিত</w:t>
+            </w:r>
+            <w:proofErr w:type="spellEnd"/>
+            <w:r>
+              <w:rPr>
+                <w:rFonts w:ascii="Hind Siliguri" w:hAnsi="Hind Siliguri" w:cs="Hind Siliguri"/>
+                <w:color w:val="475569"/>
+                <w:sz w:val="17"/>
+              </w:rPr>
+              <w:t xml:space="preserve"> </w:t>
+            </w:r>
+            <w:proofErr w:type="spellStart"/>
+            <w:r>
+              <w:rPr>
+                <w:rFonts w:ascii="Hind Siliguri" w:hAnsi="Hind Siliguri" w:cs="Hind Siliguri"/>
+                <w:color w:val="475569"/>
+                <w:sz w:val="17"/>
+              </w:rPr>
+              <w:t>বেতন</w:t>
+            </w:r>
+            <w:proofErr w:type="spellEnd"/>
+          </w:p>
+        </w:tc>
+        <w:tc>
+          <w:tcPr>
+            <w:tcW w:w="4262" w:type="dxa"/>
+            <w:tcBorders>
+              <w:top w:val="single" w:sz="4" w:space="0" w:color="CBD5E1"/>
+              <w:left w:val="single" w:sz="4" w:space="0" w:color="CBD5E1"/>
+              <w:bottom w:val="single" w:sz="4" w:space="0" w:color="CBD5E1"/>
+              <w:right w:val="single" w:sz="4" w:space="0" w:color="CBD5E1"/>
+            </w:tcBorders>
+            <w:tcMar>
+              <w:top w:w="35" w:type="dxa"/>
+              <w:left w:w="90" w:type="dxa"/>
+              <w:bottom w:w="35" w:type="dxa"/>
+              <w:right w:w="90" w:type="dxa"/>
+            </w:tcMar>
+            <w:vAlign w:val="center"/>
+          </w:tcPr>
+          <w:p>
+            <w:pPr>
+              <w:spacing w:after="0" w:line="252" w:lineRule="auto"/>
+            </w:pPr>
+            <w:r>
+              <w:rPr>
+                <w:rFonts w:ascii="Hind Siliguri" w:hAnsi="Hind Siliguri" w:cs="Hind Siliguri"/>
+                <w:b/>
+                <w:color w:val="B91C1C"/>
+                <w:sz w:val="18"/>
+              </w:rPr>
+              <w:t xml:space="preserve">25,000 </w:t>
+            </w:r>
+          </w:p>
+        </w:tc>
+      </w:tr>
+      <w:tr>
+        <w:trPr>
+          <w:jc w:val="center"/>
+        </w:trPr>
+        <w:tc>
+          <w:tcPr>
+            <w:tcW w:w="792" w:type="dxa"/>
+            <w:tcBorders>
+              <w:top w:val="single" w:sz="4" w:space="0" w:color="CBD5E1"/>
+              <w:left w:val="single" w:sz="4" w:space="0" w:color="CBD5E1"/>
+              <w:bottom w:val="single" w:sz="4" w:space="0" w:color="CBD5E1"/>
+              <w:right w:val="single" w:sz="4" w:space="0" w:color="CBD5E1"/>
+            </w:tcBorders>
+            <w:tcMar>
+              <w:top w:w="35" w:type="dxa"/>
+              <w:left w:w="90" w:type="dxa"/>
+              <w:bottom w:w="35" w:type="dxa"/>
+              <w:right w:w="90" w:type="dxa"/>
+            </w:tcMar>
+            <w:vAlign w:val="center"/>
+          </w:tcPr>
+          <w:p>
+            <w:pPr>
+              <w:spacing w:after="0" w:line="252" w:lineRule="auto"/>
+              <w:jc w:val="center"/>
+            </w:pPr>
+            <w:r>
+              <w:rPr>
+                <w:rFonts w:ascii="Hind Siliguri" w:hAnsi="Hind Siliguri" w:cs="Hind Siliguri"/>
+                <w:color w:val="475569"/>
+                <w:sz w:val="18"/>
+              </w:rPr>
+              <w:t>১.৩</w:t>
+            </w:r>
+          </w:p>
+        </w:tc>
+        <w:tc>
+          <w:tcPr>
+            <w:tcW w:w="2578" w:type="dxa"/>
+            <w:tcBorders>
+              <w:top w:val="single" w:sz="4" w:space="0" w:color="CBD5E1"/>
+              <w:left w:val="single" w:sz="4" w:space="0" w:color="CBD5E1"/>
+              <w:bottom w:val="single" w:sz="4" w:space="0" w:color="CBD5E1"/>
+              <w:right w:val="single" w:sz="4" w:space="0" w:color="CBD5E1"/>
+            </w:tcBorders>
+            <w:tcMar>
+              <w:top w:w="35" w:type="dxa"/>
+              <w:left w:w="90" w:type="dxa"/>
+              <w:bottom w:w="35" w:type="dxa"/>
+              <w:right w:w="90" w:type="dxa"/>
+            </w:tcMar>
+            <w:vAlign w:val="center"/>
+          </w:tcPr>
+          <w:p>
+            <w:pPr>
+              <w:spacing w:after="0" w:line="252" w:lineRule="auto"/>
+            </w:pPr>
+            <w:proofErr w:type="spellStart"/>
+            <w:r>
+              <w:rPr>
+                <w:rFonts w:ascii="Hind Siliguri" w:hAnsi="Hind Siliguri" w:cs="Hind Siliguri"/>
+                <w:b/>
+                <w:color w:val="0F172A"/>
+                <w:sz w:val="18"/>
+              </w:rPr>
+              <w:t>ফারুক</w:t>
+            </w:r>
+            <w:proofErr w:type="spellEnd"/>
+            <w:r>
+              <w:rPr>
+                <w:rFonts w:ascii="Hind Siliguri" w:hAnsi="Hind Siliguri" w:cs="Hind Siliguri"/>
+                <w:b/>
+                <w:color w:val="0F172A"/>
+                <w:sz w:val="18"/>
+              </w:rPr>
+              <w:t xml:space="preserve"> ও </w:t>
+            </w:r>
+            <w:proofErr w:type="spellStart"/>
+            <w:r>
+              <w:rPr>
+                <w:rFonts w:ascii="Hind Siliguri" w:hAnsi="Hind Siliguri" w:cs="Hind Siliguri"/>
+                <w:b/>
+                <w:color w:val="0F172A"/>
+                <w:sz w:val="18"/>
+              </w:rPr>
+              <w:t>হৃদয়</w:t>
+            </w:r>
+            <w:proofErr w:type="spellEnd"/>
+            <w:r>
+              <w:rPr>
+                <w:rFonts w:ascii="Hind Siliguri" w:hAnsi="Hind Siliguri" w:cs="Hind Siliguri"/>
+                <w:b/>
+                <w:color w:val="0F172A"/>
+                <w:sz w:val="18"/>
+              </w:rPr>
+              <w:t xml:space="preserve"> </w:t>
+            </w:r>
+            <w:proofErr w:type="spellStart"/>
+            <w:r>
+              <w:rPr>
+                <w:rFonts w:ascii="Hind Siliguri" w:hAnsi="Hind Siliguri" w:cs="Hind Siliguri"/>
+                <w:b/>
+                <w:color w:val="0F172A"/>
+                <w:sz w:val="18"/>
+              </w:rPr>
+              <w:t>রুম</w:t>
+            </w:r>
+            <w:proofErr w:type="spellEnd"/>
+            <w:r>
+              <w:rPr>
+                <w:rFonts w:ascii="Hind Siliguri" w:hAnsi="Hind Siliguri" w:cs="Hind Siliguri"/>
+                <w:b/>
+                <w:color w:val="0F172A"/>
+                <w:sz w:val="18"/>
+              </w:rPr>
+              <w:t xml:space="preserve"> </w:t>
+            </w:r>
+            <w:proofErr w:type="spellStart"/>
+            <w:r>
+              <w:rPr>
+                <w:rFonts w:ascii="Hind Siliguri" w:hAnsi="Hind Siliguri" w:cs="Hind Siliguri"/>
+                <w:b/>
+                <w:color w:val="0F172A"/>
+                <w:sz w:val="18"/>
+              </w:rPr>
+              <w:t>ভাড়া</w:t>
+            </w:r>
+            <w:proofErr w:type="spellEnd"/>
+          </w:p>
+        </w:tc>
+        <w:tc>
+          <w:tcPr>
+            <w:tcW w:w="2880" w:type="dxa"/>
+            <w:tcBorders>
+              <w:top w:val="single" w:sz="4" w:space="0" w:color="CBD5E1"/>
+              <w:left w:val="single" w:sz="4" w:space="0" w:color="CBD5E1"/>
+              <w:bottom w:val="single" w:sz="4" w:space="0" w:color="CBD5E1"/>
+              <w:right w:val="single" w:sz="4" w:space="0" w:color="CBD5E1"/>
+            </w:tcBorders>
+            <w:tcMar>
+              <w:top w:w="35" w:type="dxa"/>
+              <w:left w:w="90" w:type="dxa"/>
+              <w:bottom w:w="35" w:type="dxa"/>
+              <w:right w:w="90" w:type="dxa"/>
+            </w:tcMar>
+            <w:vAlign w:val="center"/>
+          </w:tcPr>
+          <w:p>
+            <w:pPr>
+              <w:spacing w:after="0" w:line="252" w:lineRule="auto"/>
+            </w:pPr>
+            <w:r>
+              <w:rPr>
+                <w:rFonts w:ascii="Hind Siliguri" w:hAnsi="Hind Siliguri" w:cs="Hind Siliguri"/>
+                <w:color w:val="475569"/>
+                <w:sz w:val="17"/>
+              </w:rPr>
+              <w:t>UED</w:t>
+            </w:r>
+            <w:r>
+              <w:rPr>
+                <w:rFonts w:ascii="Hind Siliguri" w:hAnsi="Hind Siliguri" w:cs="Hind Siliguri"/>
+                <w:color w:val="475569"/>
+                <w:sz w:val="17"/>
+              </w:rPr>
+              <w:t xml:space="preserve">= </w:t>
+            </w:r>
+            <w:r>
+              <w:rPr>
+                <w:rFonts w:ascii="Hind Siliguri" w:hAnsi="Hind Siliguri" w:cs="Hind Siliguri"/>
+                <w:color w:val="475569"/>
+                <w:sz w:val="17"/>
+              </w:rPr>
+              <w:t>800</w:t>
+            </w:r>
+            <w:r>
+              <w:rPr>
+                <w:rFonts w:ascii="Hind Siliguri" w:hAnsi="Hind Siliguri" w:cs="Hind Siliguri"/>
+                <w:color w:val="475569"/>
+                <w:sz w:val="17"/>
+              </w:rPr>
+              <w:t xml:space="preserve"> </w:t>
+            </w:r>
+          </w:p>
+        </w:tc>
+        <w:tc>
+          <w:tcPr>
+            <w:tcW w:w="4262" w:type="dxa"/>
+            <w:tcBorders>
+              <w:top w:val="single" w:sz="4" w:space="0" w:color="CBD5E1"/>
+              <w:left w:val="single" w:sz="4" w:space="0" w:color="CBD5E1"/>
+              <w:bottom w:val="single" w:sz="4" w:space="0" w:color="CBD5E1"/>
+              <w:right w:val="single" w:sz="4" w:space="0" w:color="CBD5E1"/>
+            </w:tcBorders>
+            <w:tcMar>
+              <w:top w:w="35" w:type="dxa"/>
+              <w:left w:w="90" w:type="dxa"/>
+              <w:bottom w:w="35" w:type="dxa"/>
+              <w:right w:w="90" w:type="dxa"/>
+            </w:tcMar>
+            <w:vAlign w:val="center"/>
+          </w:tcPr>
+          <w:p>
+            <w:pPr>
+              <w:spacing w:after="0" w:line="252" w:lineRule="auto"/>
+            </w:pPr>
+            <w:r>
+              <w:rPr>
+                <w:rFonts w:ascii="Hind Siliguri" w:hAnsi="Hind Siliguri" w:cs="Hind Siliguri"/>
+                <w:b/>
+                <w:color w:val="B91C1C"/>
+                <w:sz w:val="18"/>
+              </w:rPr>
+              <w:t xml:space="preserve">28,000 </w:t>
+            </w:r>
+          </w:p>
+        </w:tc>
+      </w:tr>
+      <w:tr>
+        <w:trPr>
+          <w:jc w:val="center"/>
+        </w:trPr>
+        <w:tc>
+          <w:tcPr>
+            <w:tcW w:w="792" w:type="dxa"/>
+            <w:tcBorders>
+              <w:top w:val="single" w:sz="4" w:space="0" w:color="CBD5E1"/>
+              <w:left w:val="single" w:sz="4" w:space="0" w:color="CBD5E1"/>
+              <w:bottom w:val="single" w:sz="4" w:space="0" w:color="CBD5E1"/>
+              <w:right w:val="single" w:sz="4" w:space="0" w:color="CBD5E1"/>
+            </w:tcBorders>
+            <w:tcMar>
+              <w:top w:w="35" w:type="dxa"/>
+              <w:left w:w="90" w:type="dxa"/>
+              <w:bottom w:w="35" w:type="dxa"/>
+              <w:right w:w="90" w:type="dxa"/>
+            </w:tcMar>
+            <w:vAlign w:val="center"/>
+          </w:tcPr>
+          <w:p>
+            <w:pPr>
+              <w:spacing w:after="0" w:line="252" w:lineRule="auto"/>
+              <w:jc w:val="center"/>
+            </w:pPr>
+            <w:r>
+              <w:rPr>
+                <w:rFonts w:ascii="Hind Siliguri" w:hAnsi="Hind Siliguri" w:cs="Hind Siliguri"/>
+                <w:color w:val="475569"/>
+                <w:sz w:val="18"/>
+              </w:rPr>
+              <w:t>১.৪</w:t>
+            </w:r>
+          </w:p>
+        </w:tc>
+        <w:tc>
+          <w:tcPr>
+            <w:tcW w:w="2578" w:type="dxa"/>
+            <w:tcBorders>
+              <w:top w:val="single" w:sz="4" w:space="0" w:color="CBD5E1"/>
+              <w:left w:val="single" w:sz="4" w:space="0" w:color="CBD5E1"/>
+              <w:bottom w:val="single" w:sz="4" w:space="0" w:color="CBD5E1"/>
+              <w:right w:val="single" w:sz="4" w:space="0" w:color="CBD5E1"/>
+            </w:tcBorders>
+            <w:tcMar>
+              <w:top w:w="35" w:type="dxa"/>
+              <w:left w:w="90" w:type="dxa"/>
+              <w:bottom w:w="35" w:type="dxa"/>
+              <w:right w:w="90" w:type="dxa"/>
+            </w:tcMar>
+            <w:vAlign w:val="center"/>
+          </w:tcPr>
+          <w:p>
+            <w:pPr>
+              <w:spacing w:after="0" w:line="252" w:lineRule="auto"/>
+            </w:pPr>
+            <w:proofErr w:type="spellStart"/>
+            <w:r>
+              <w:rPr>
+                <w:rFonts w:ascii="Hind Siliguri" w:hAnsi="Hind Siliguri" w:cs="Hind Siliguri"/>
+                <w:b/>
+                <w:color w:val="0F172A"/>
+                <w:sz w:val="18"/>
+              </w:rPr>
+              <w:t>কন্টেনার</w:t>
+            </w:r>
+            <w:proofErr w:type="spellEnd"/>
+            <w:r>
+              <w:rPr>
+                <w:rFonts w:ascii="Hind Siliguri" w:hAnsi="Hind Siliguri" w:cs="Hind Siliguri"/>
+                <w:b/>
+                <w:color w:val="0F172A"/>
+                <w:sz w:val="18"/>
+              </w:rPr>
+              <w:t xml:space="preserve"> </w:t>
+            </w:r>
+            <w:proofErr w:type="spellStart"/>
+            <w:r>
+              <w:rPr>
+                <w:rFonts w:ascii="Hind Siliguri" w:hAnsi="Hind Siliguri" w:cs="Hind Siliguri"/>
+                <w:b/>
+                <w:color w:val="0F172A"/>
+                <w:sz w:val="18"/>
+              </w:rPr>
+              <w:t>লোডিং</w:t>
+            </w:r>
+            <w:proofErr w:type="spellEnd"/>
+            <w:r>
+              <w:rPr>
+                <w:rFonts w:ascii="Hind Siliguri" w:hAnsi="Hind Siliguri" w:cs="Hind Siliguri"/>
+                <w:b/>
+                <w:color w:val="0F172A"/>
+                <w:sz w:val="18"/>
+              </w:rPr>
+              <w:t xml:space="preserve"> </w:t>
+            </w:r>
+            <w:proofErr w:type="spellStart"/>
+            <w:r>
+              <w:rPr>
+                <w:rFonts w:ascii="Hind Siliguri" w:hAnsi="Hind Siliguri" w:cs="Hind Siliguri"/>
+                <w:b/>
+                <w:color w:val="0F172A"/>
+                <w:sz w:val="18"/>
+              </w:rPr>
+              <w:t>নং</w:t>
+            </w:r>
+            <w:proofErr w:type="spellEnd"/>
+            <w:r>
+              <w:rPr>
+                <w:rFonts w:ascii="Hind Siliguri" w:hAnsi="Hind Siliguri" w:cs="Hind Siliguri"/>
+                <w:b/>
+                <w:color w:val="0F172A"/>
+                <w:sz w:val="18"/>
+              </w:rPr>
+              <w:t>: ২</w:t>
+            </w:r>
+          </w:p>
+        </w:tc>
+        <w:tc>
+          <w:tcPr>
+            <w:tcW w:w="2880" w:type="dxa"/>
+            <w:tcBorders>
+              <w:top w:val="single" w:sz="4" w:space="0" w:color="CBD5E1"/>
+              <w:left w:val="single" w:sz="4" w:space="0" w:color="CBD5E1"/>
+              <w:bottom w:val="single" w:sz="4" w:space="0" w:color="CBD5E1"/>
+              <w:right w:val="single" w:sz="4" w:space="0" w:color="CBD5E1"/>
+            </w:tcBorders>
+            <w:tcMar>
+              <w:top w:w="35" w:type="dxa"/>
+              <w:left w:w="90" w:type="dxa"/>
+              <w:bottom w:w="35" w:type="dxa"/>
+              <w:right w:w="90" w:type="dxa"/>
+            </w:tcMar>
+            <w:vAlign w:val="center"/>
+          </w:tcPr>
+          <w:p>
+            <w:pPr>
+              <w:spacing w:after="0" w:line="252" w:lineRule="auto"/>
+            </w:pPr>
+            <w:r>
+              <w:rPr>
+                <w:rFonts w:ascii="Hind Siliguri" w:hAnsi="Hind Siliguri" w:cs="Hind Siliguri"/>
+                <w:color w:val="475569"/>
+                <w:sz w:val="17"/>
+              </w:rPr>
+              <w:t xml:space="preserve">UED </w:t>
+            </w:r>
+            <w:r>
+              <w:rPr>
+                <w:rFonts w:ascii="Hind Siliguri" w:hAnsi="Hind Siliguri" w:cs="Hind Siliguri"/>
+                <w:color w:val="475569"/>
+                <w:sz w:val="17"/>
+              </w:rPr>
+              <w:t xml:space="preserve">= </w:t>
+            </w:r>
+            <w:r>
+              <w:rPr>
+                <w:rFonts w:ascii="Hind Siliguri" w:hAnsi="Hind Siliguri" w:cs="Hind Siliguri"/>
+                <w:color w:val="475569"/>
+                <w:sz w:val="17"/>
+              </w:rPr>
+              <w:t>4000</w:t>
+            </w:r>
+          </w:p>
+        </w:tc>
+        <w:tc>
+          <w:tcPr>
+            <w:tcW w:w="4262" w:type="dxa"/>
+            <w:tcBorders>
+              <w:top w:val="single" w:sz="4" w:space="0" w:color="CBD5E1"/>
+              <w:left w:val="single" w:sz="4" w:space="0" w:color="CBD5E1"/>
+              <w:bottom w:val="single" w:sz="4" w:space="0" w:color="CBD5E1"/>
+              <w:right w:val="single" w:sz="4" w:space="0" w:color="CBD5E1"/>
+            </w:tcBorders>
+            <w:tcMar>
+              <w:top w:w="35" w:type="dxa"/>
+              <w:left w:w="90" w:type="dxa"/>
+              <w:bottom w:w="35" w:type="dxa"/>
+              <w:right w:w="90" w:type="dxa"/>
+            </w:tcMar>
+            <w:vAlign w:val="center"/>
+          </w:tcPr>
+          <w:p>
+            <w:pPr>
+              <w:spacing w:after="0" w:line="252" w:lineRule="auto"/>
+            </w:pPr>
+            <w:r>
+              <w:rPr>
+                <w:rFonts w:ascii="Hind Siliguri" w:hAnsi="Hind Siliguri" w:cs="Hind Siliguri"/>
+                <w:b/>
+                <w:color w:val="B91C1C"/>
+                <w:sz w:val="18"/>
+              </w:rPr>
+              <w:t>1</w:t>
+            </w:r>
+            <w:r>
+              <w:rPr>
+                <w:rFonts w:ascii="Hind Siliguri" w:hAnsi="Hind Siliguri" w:cs="Hind Siliguri"/>
+                <w:b/>
+                <w:color w:val="B91C1C"/>
+                <w:sz w:val="18"/>
+              </w:rPr>
+              <w:t>,</w:t>
+            </w:r>
+            <w:r>
+              <w:rPr>
+                <w:rFonts w:ascii="Hind Siliguri" w:hAnsi="Hind Siliguri" w:cs="Hind Siliguri"/>
+                <w:b/>
+                <w:color w:val="B91C1C"/>
+                <w:sz w:val="18"/>
+              </w:rPr>
+              <w:t xml:space="preserve">40,000 </w:t>
+            </w:r>
+          </w:p>
+        </w:tc>
+      </w:tr>
+      <w:tr>
+        <w:trPr>
+          <w:jc w:val="center"/>
+        </w:trPr>
+        <w:tc>
+          <w:tcPr>
+            <w:tcW w:w="792" w:type="dxa"/>
+            <w:tcBorders>
+              <w:top w:val="single" w:sz="4" w:space="0" w:color="CBD5E1"/>
+              <w:left w:val="single" w:sz="4" w:space="0" w:color="CBD5E1"/>
+              <w:bottom w:val="single" w:sz="4" w:space="0" w:color="CBD5E1"/>
+              <w:right w:val="single" w:sz="4" w:space="0" w:color="CBD5E1"/>
+            </w:tcBorders>
+            <w:shd w:val="clear" w:color="auto" w:fill="FAFAFA"/>
+            <w:tcMar>
+              <w:top w:w="35" w:type="dxa"/>
+              <w:left w:w="90" w:type="dxa"/>
+              <w:bottom w:w="35" w:type="dxa"/>
+              <w:right w:w="90" w:type="dxa"/>
+            </w:tcMar>
+            <w:vAlign w:val="center"/>
+          </w:tcPr>
+          <w:p>
+            <w:pPr>
+              <w:spacing w:after="0" w:line="252" w:lineRule="auto"/>
+              <w:jc w:val="center"/>
+            </w:pPr>
+            <w:r>
+              <w:rPr>
+                <w:rFonts w:ascii="Hind Siliguri" w:hAnsi="Hind Siliguri" w:cs="Hind Siliguri"/>
+                <w:color w:val="94A3B8"/>
+                <w:sz w:val="17"/>
+              </w:rPr>
+              <w:t>১.৫</w:t>
+            </w:r>
+          </w:p>
+        </w:tc>
+        <w:tc>
+          <w:tcPr>
+            <w:tcW w:w="2578" w:type="dxa"/>
+            <w:tcBorders>
+              <w:top w:val="single" w:sz="4" w:space="0" w:color="CBD5E1"/>
+              <w:left w:val="single" w:sz="4" w:space="0" w:color="CBD5E1"/>
+              <w:bottom w:val="single" w:sz="4" w:space="0" w:color="CBD5E1"/>
+              <w:right w:val="single" w:sz="4" w:space="0" w:color="CBD5E1"/>
+            </w:tcBorders>
+            <w:shd w:val="clear" w:color="auto" w:fill="FAFAFA"/>
+            <w:tcMar>
+              <w:top w:w="35" w:type="dxa"/>
+              <w:left w:w="90" w:type="dxa"/>
+              <w:bottom w:w="35" w:type="dxa"/>
+              <w:right w:w="90" w:type="dxa"/>
+            </w:tcMar>
+            <w:vAlign w:val="center"/>
+          </w:tcPr>
+          <w:p>
+            <w:pPr>
+              <w:spacing w:after="0" w:line="252" w:lineRule="auto"/>
+            </w:pPr>
+          </w:p>
+        </w:tc>
+        <w:tc>
+          <w:tcPr>
+            <w:tcW w:w="2880" w:type="dxa"/>
+            <w:tcBorders>
+              <w:top w:val="single" w:sz="4" w:space="0" w:color="CBD5E1"/>
+              <w:left w:val="single" w:sz="4" w:space="0" w:color="CBD5E1"/>
+              <w:bottom w:val="single" w:sz="4" w:space="0" w:color="CBD5E1"/>
+              <w:right w:val="single" w:sz="4" w:space="0" w:color="CBD5E1"/>
+            </w:tcBorders>
+            <w:shd w:val="clear" w:color="auto" w:fill="FAFAFA"/>
+            <w:tcMar>
+              <w:top w:w="35" w:type="dxa"/>
+              <w:left w:w="90" w:type="dxa"/>
+              <w:bottom w:w="35" w:type="dxa"/>
+              <w:right w:w="90" w:type="dxa"/>
+            </w:tcMar>
+            <w:vAlign w:val="center"/>
+          </w:tcPr>
+          <w:p>
+            <w:pPr>
+              <w:spacing w:after="0" w:line="252" w:lineRule="auto"/>
+            </w:pPr>
+          </w:p>
+        </w:tc>
+        <w:tc>
+          <w:tcPr>
+            <w:tcW w:w="4262" w:type="dxa"/>
+            <w:tcBorders>
+              <w:top w:val="single" w:sz="4" w:space="0" w:color="CBD5E1"/>
+              <w:left w:val="single" w:sz="4" w:space="0" w:color="CBD5E1"/>
+              <w:bottom w:val="single" w:sz="4" w:space="0" w:color="CBD5E1"/>
+              <w:right w:val="single" w:sz="4" w:space="0" w:color="CBD5E1"/>
+            </w:tcBorders>
+            <w:shd w:val="clear" w:color="auto" w:fill="FAFAFA"/>
+            <w:tcMar>
+              <w:top w:w="35" w:type="dxa"/>
+              <w:left w:w="90" w:type="dxa"/>
+              <w:bottom w:w="35" w:type="dxa"/>
+              <w:right w:w="90" w:type="dxa"/>
+            </w:tcMar>
+            <w:vAlign w:val="center"/>
+          </w:tcPr>
+          <w:p>
+            <w:pPr>
+              <w:spacing w:after="0" w:line="252" w:lineRule="auto"/>
+            </w:pPr>
+          </w:p>
+        </w:tc>
+      </w:tr>
+      <w:tr>
+        <w:trPr>
+          <w:jc w:val="center"/>
+        </w:trPr>
+        <w:tc>
+          <w:tcPr>
+            <w:tcW w:w="6250" w:type="dxa"/>
+            <w:gridSpan w:val="3"/>
+            <w:tcBorders>
+              <w:top w:val="single" w:sz="4" w:space="0" w:color="D97706"/>
+              <w:left w:val="single" w:sz="4" w:space="0" w:color="D97706"/>
+              <w:bottom w:val="single" w:sz="4" w:space="0" w:color="D97706"/>
+              <w:right w:val="single" w:sz="4" w:space="0" w:color="D97706"/>
+            </w:tcBorders>
+            <w:shd w:val="clear" w:color="auto" w:fill="FEF3C7"/>
+            <w:tcMar>
+              <w:top w:w="38" w:type="dxa"/>
+              <w:left w:w="90" w:type="dxa"/>
+              <w:bottom w:w="38" w:type="dxa"/>
+              <w:right w:w="90" w:type="dxa"/>
+            </w:tcMar>
+            <w:vAlign w:val="center"/>
+          </w:tcPr>
+          <w:p>
+            <w:pPr>
+              <w:spacing w:after="0" w:line="252" w:lineRule="auto"/>
+            </w:pPr>
+            <w:proofErr w:type="spellStart"/>
+            <w:r>
+              <w:rPr>
+                <w:rFonts w:ascii="Hind Siliguri" w:eastAsia="Times New Roman" w:hAnsi="Hind Siliguri" w:cs="Hind Siliguri"/>
+                <w:b/>
+                <w:bCs/>
+                <w:color w:val="92400E"/>
+                <w:sz w:val="20"/>
+                <w:szCs w:val="20"/>
+              </w:rPr>
+              <w:t>উপ-মোট</w:t>
+            </w:r>
+            <w:proofErr w:type="spellEnd"/>
+            <w:r>
+              <w:rPr>
+                <w:rFonts w:ascii="Hind Siliguri" w:eastAsia="Times New Roman" w:hAnsi="Hind Siliguri" w:cs="Hind Siliguri"/>
+                <w:b/>
+                <w:bCs/>
+                <w:color w:val="92400E"/>
+                <w:sz w:val="20"/>
+                <w:szCs w:val="20"/>
+              </w:rPr>
+              <w:t xml:space="preserve"> (Sub-Total): ১. </w:t>
+            </w:r>
+            <w:proofErr w:type="spellStart"/>
+            <w:r>
+              <w:rPr>
+                <w:rFonts w:ascii="Hind Siliguri" w:eastAsia="Times New Roman" w:hAnsi="Hind Siliguri" w:cs="Hind Siliguri"/>
+                <w:b/>
+                <w:bCs/>
+                <w:color w:val="92400E"/>
+                <w:sz w:val="20"/>
+                <w:szCs w:val="20"/>
+              </w:rPr>
+              <w:t>ডুবাই</w:t>
+            </w:r>
+            <w:proofErr w:type="spellEnd"/>
+            <w:r>
+              <w:rPr>
+                <w:rFonts w:ascii="Hind Siliguri" w:eastAsia="Times New Roman" w:hAnsi="Hind Siliguri" w:cs="Hind Siliguri"/>
+                <w:b/>
+                <w:bCs/>
+                <w:color w:val="92400E"/>
+                <w:sz w:val="20"/>
+                <w:szCs w:val="20"/>
+              </w:rPr>
+              <w:t xml:space="preserve"> </w:t>
+            </w:r>
+            <w:proofErr w:type="spellStart"/>
+            <w:r>
+              <w:rPr>
+                <w:rFonts w:ascii="Hind Siliguri" w:eastAsia="Times New Roman" w:hAnsi="Hind Siliguri" w:cs="Hind Siliguri"/>
+                <w:b/>
+                <w:bCs/>
+                <w:color w:val="92400E"/>
+                <w:sz w:val="20"/>
+                <w:szCs w:val="20"/>
+              </w:rPr>
+              <w:t>কর্মী</w:t>
+            </w:r>
+            <w:proofErr w:type="spellEnd"/>
+            <w:r>
+              <w:rPr>
+                <w:rFonts w:ascii="Hind Siliguri" w:eastAsia="Times New Roman" w:hAnsi="Hind Siliguri" w:cs="Hind Siliguri"/>
+                <w:b/>
+                <w:bCs/>
+                <w:color w:val="92400E"/>
+                <w:sz w:val="20"/>
+                <w:szCs w:val="20"/>
+              </w:rPr>
+              <w:t xml:space="preserve"> </w:t>
+            </w:r>
+            <w:proofErr w:type="spellStart"/>
+            <w:r>
+              <w:rPr>
+                <w:rFonts w:ascii="Hind Siliguri" w:eastAsia="Times New Roman" w:hAnsi="Hind Siliguri" w:cs="Hind Siliguri"/>
+                <w:b/>
+                <w:bCs/>
+                <w:color w:val="92400E"/>
+                <w:sz w:val="20"/>
+                <w:szCs w:val="20"/>
+              </w:rPr>
+              <w:t>বেতন</w:t>
+            </w:r>
+            <w:proofErr w:type="spellEnd"/>
+            <w:r>
+              <w:rPr>
+                <w:rFonts w:ascii="Hind Siliguri" w:eastAsia="Times New Roman" w:hAnsi="Hind Siliguri" w:cs="Hind Siliguri"/>
+                <w:b/>
+                <w:bCs/>
+                <w:color w:val="92400E"/>
+                <w:sz w:val="20"/>
+                <w:szCs w:val="20"/>
+              </w:rPr>
+              <w:t xml:space="preserve"> ও </w:t>
+            </w:r>
+            <w:proofErr w:type="spellStart"/>
+            <w:r>
+              <w:rPr>
+                <w:rFonts w:ascii="Hind Siliguri" w:eastAsia="Times New Roman" w:hAnsi="Hind Siliguri" w:cs="Hind Siliguri"/>
+                <w:b/>
+                <w:bCs/>
+                <w:color w:val="92400E"/>
+                <w:sz w:val="20"/>
+                <w:szCs w:val="20"/>
+              </w:rPr>
+              <w:t>বৈদেশিক</w:t>
+            </w:r>
+            <w:proofErr w:type="spellEnd"/>
+            <w:r>
+              <w:rPr>
+                <w:rFonts w:ascii="Hind Siliguri" w:eastAsia="Times New Roman" w:hAnsi="Hind Siliguri" w:cs="Hind Siliguri"/>
+                <w:b/>
+                <w:bCs/>
+                <w:color w:val="92400E"/>
+                <w:sz w:val="20"/>
+                <w:szCs w:val="20"/>
+              </w:rPr>
+              <w:t xml:space="preserve"> </w:t>
+            </w:r>
+            <w:proofErr w:type="spellStart"/>
+            <w:r>
+              <w:rPr>
+                <w:rFonts w:ascii="Hind Siliguri" w:eastAsia="Times New Roman" w:hAnsi="Hind Siliguri" w:cs="Hind Siliguri"/>
+                <w:b/>
+                <w:bCs/>
+                <w:color w:val="92400E"/>
+                <w:sz w:val="20"/>
+                <w:szCs w:val="20"/>
+              </w:rPr>
+              <w:t>খরচ</w:t>
+            </w:r>
+            <w:proofErr w:type="spellEnd"/>
+          </w:p>
+        </w:tc>
+        <w:tc>
+          <w:tcPr>
+            <w:tcW w:w="4262" w:type="dxa"/>
+            <w:tcBorders>
+              <w:top w:val="single" w:sz="4" w:space="0" w:color="D97706"/>
+              <w:left w:val="single" w:sz="4" w:space="0" w:color="D97706"/>
+              <w:bottom w:val="single" w:sz="4" w:space="0" w:color="D97706"/>
+              <w:right w:val="single" w:sz="4" w:space="0" w:color="D97706"/>
+            </w:tcBorders>
+            <w:shd w:val="clear" w:color="auto" w:fill="FEF3C7"/>
+            <w:tcMar>
+              <w:top w:w="38" w:type="dxa"/>
+              <w:left w:w="90" w:type="dxa"/>
+              <w:bottom w:w="38" w:type="dxa"/>
+              <w:right w:w="90" w:type="dxa"/>
+            </w:tcMar>
+            <w:vAlign w:val="center"/>
+          </w:tcPr>
+          <w:p>
+            <w:pPr>
+              <w:spacing w:after="0" w:line="252" w:lineRule="auto"/>
+            </w:pPr>
+            <w:r>
+              <w:rPr>
+                <w:rFonts w:ascii="Hind Siliguri" w:hAnsi="Hind Siliguri" w:cs="Hind Siliguri"/>
+                <w:b/>
+                <w:color w:val="92400E"/>
+                <w:sz w:val="19"/>
+              </w:rPr>
+              <w:t xml:space="preserve">= </w:t>
+            </w:r>
+            <w:r>
+              <w:rPr>
+                <w:rFonts w:ascii="Hind Siliguri" w:hAnsi="Hind Siliguri" w:cs="Hind Siliguri"/>
+                <w:b/>
+                <w:color w:val="92400E"/>
+                <w:sz w:val="19"/>
+              </w:rPr>
+              <w:t xml:space="preserve">213,000 </w:t>
+            </w:r>
+          </w:p>
+        </w:tc>
+      </w:tr>
+      <w:tr>
+        <w:trPr>
+          <w:jc w:val="center"/>
+        </w:trPr>
+        <w:tc>
+          <w:tcPr>
+            <w:tcW w:w="10512" w:type="dxa"/>
+            <w:gridSpan w:val="4"/>
+            <w:tcBorders>
+              <w:top w:val="single" w:sz="4" w:space="0" w:color="94A3B8"/>
+              <w:left w:val="single" w:sz="4" w:space="0" w:color="94A3B8"/>
+              <w:bottom w:val="single" w:sz="4" w:space="0" w:color="94A3B8"/>
+              <w:right w:val="single" w:sz="4" w:space="0" w:color="94A3B8"/>
+            </w:tcBorders>
+            <w:shd w:val="clear" w:color="auto" w:fill="F1F5F9"/>
+            <w:tcMar>
+              <w:top w:w="35" w:type="dxa"/>
+              <w:left w:w="90" w:type="dxa"/>
+              <w:bottom w:w="35" w:type="dxa"/>
+              <w:right w:w="90" w:type="dxa"/>
+            </w:tcMar>
+            <w:vAlign w:val="center"/>
+          </w:tcPr>
+          <w:p>
+            <w:pPr>
+              <w:spacing w:after="0" w:line="252" w:lineRule="auto"/>
+            </w:pPr>
+            <w:r>
+              <w:rPr>
+                <w:rFonts w:ascii="Hind Siliguri" w:hAnsi="Hind Siliguri" w:cs="Hind Siliguri"/>
+                <w:b/>
+                <w:color w:val="0F172A"/>
+                <w:sz w:val="19"/>
+              </w:rPr>
+              <w:t xml:space="preserve">২. </w:t>
+            </w:r>
+            <w:proofErr w:type="spellStart"/>
+            <w:r>
+              <w:rPr>
+                <w:rFonts w:ascii="Hind Siliguri" w:hAnsi="Hind Siliguri" w:cs="Hind Siliguri"/>
+                <w:b/>
+                <w:color w:val="0F172A"/>
+                <w:sz w:val="19"/>
+              </w:rPr>
+              <w:t>রহমান</w:t>
+            </w:r>
+            <w:proofErr w:type="spellEnd"/>
+            <w:r>
+              <w:rPr>
+                <w:rFonts w:ascii="Hind Siliguri" w:hAnsi="Hind Siliguri" w:cs="Hind Siliguri"/>
+                <w:b/>
+                <w:color w:val="0F172A"/>
+                <w:sz w:val="19"/>
+              </w:rPr>
+              <w:t xml:space="preserve"> </w:t>
+            </w:r>
+            <w:proofErr w:type="spellStart"/>
+            <w:r>
+              <w:rPr>
+                <w:rFonts w:ascii="Hind Siliguri" w:hAnsi="Hind Siliguri" w:cs="Hind Siliguri"/>
+                <w:b/>
+                <w:color w:val="0F172A"/>
+                <w:sz w:val="19"/>
+              </w:rPr>
+              <w:t>টাওয়ার</w:t>
+            </w:r>
+            <w:proofErr w:type="spellEnd"/>
+            <w:r>
+              <w:rPr>
+                <w:rFonts w:ascii="Hind Siliguri" w:hAnsi="Hind Siliguri" w:cs="Hind Siliguri"/>
+                <w:b/>
+                <w:color w:val="0F172A"/>
+                <w:sz w:val="19"/>
+              </w:rPr>
+              <w:t xml:space="preserve"> </w:t>
+            </w:r>
+            <w:proofErr w:type="spellStart"/>
+            <w:r>
+              <w:rPr>
+                <w:rFonts w:ascii="Hind Siliguri" w:hAnsi="Hind Siliguri" w:cs="Hind Siliguri"/>
+                <w:b/>
+                <w:color w:val="0F172A"/>
+                <w:sz w:val="19"/>
+              </w:rPr>
+              <w:t>দোকান</w:t>
+            </w:r>
+            <w:proofErr w:type="spellEnd"/>
+            <w:r>
+              <w:rPr>
+                <w:rFonts w:ascii="Hind Siliguri" w:hAnsi="Hind Siliguri" w:cs="Hind Siliguri"/>
+                <w:b/>
+                <w:color w:val="0F172A"/>
+                <w:sz w:val="19"/>
+              </w:rPr>
+              <w:t xml:space="preserve"> </w:t>
+            </w:r>
+            <w:proofErr w:type="spellStart"/>
+            <w:r>
+              <w:rPr>
+                <w:rFonts w:ascii="Hind Siliguri" w:hAnsi="Hind Siliguri" w:cs="Hind Siliguri"/>
+                <w:b/>
+                <w:color w:val="0F172A"/>
+                <w:sz w:val="19"/>
+              </w:rPr>
+              <w:t>কর্মী</w:t>
+            </w:r>
+            <w:proofErr w:type="spellEnd"/>
+            <w:r>
+              <w:rPr>
+                <w:rFonts w:ascii="Hind Siliguri" w:hAnsi="Hind Siliguri" w:cs="Hind Siliguri"/>
+                <w:b/>
+                <w:color w:val="0F172A"/>
+                <w:sz w:val="19"/>
+              </w:rPr>
+              <w:t xml:space="preserve"> </w:t>
+            </w:r>
+            <w:proofErr w:type="spellStart"/>
+            <w:r>
+              <w:rPr>
+                <w:rFonts w:ascii="Hind Siliguri" w:hAnsi="Hind Siliguri" w:cs="Hind Siliguri"/>
+                <w:b/>
+                <w:color w:val="0F172A"/>
+                <w:sz w:val="19"/>
+              </w:rPr>
+              <w:t>বেতন</w:t>
+            </w:r>
+            <w:proofErr w:type="spellEnd"/>
+            <w:r>
+              <w:rPr>
+                <w:rFonts w:ascii="Hind Siliguri" w:hAnsi="Hind Siliguri" w:cs="Hind Siliguri"/>
+                <w:b/>
+                <w:color w:val="0F172A"/>
+                <w:sz w:val="19"/>
+              </w:rPr>
+              <w:t xml:space="preserve"> ও </w:t>
+            </w:r>
+            <w:proofErr w:type="spellStart"/>
+            <w:r>
+              <w:rPr>
+                <w:rFonts w:ascii="Hind Siliguri" w:hAnsi="Hind Siliguri" w:cs="Hind Siliguri"/>
+                <w:b/>
+                <w:color w:val="0F172A"/>
+                <w:sz w:val="19"/>
+              </w:rPr>
+              <w:t>অন্যান্য</w:t>
+            </w:r>
+            <w:proofErr w:type="spellEnd"/>
+            <w:r>
+              <w:rPr>
+                <w:rFonts w:ascii="Hind Siliguri" w:hAnsi="Hind Siliguri" w:cs="Hind Siliguri"/>
+                <w:b/>
+                <w:color w:val="0F172A"/>
+                <w:sz w:val="19"/>
+              </w:rPr>
+              <w:t xml:space="preserve"> </w:t>
+            </w:r>
+            <w:proofErr w:type="spellStart"/>
+            <w:r>
+              <w:rPr>
+                <w:rFonts w:ascii="Hind Siliguri" w:hAnsi="Hind Siliguri" w:cs="Hind Siliguri"/>
+                <w:b/>
+                <w:color w:val="0F172A"/>
+                <w:sz w:val="19"/>
+              </w:rPr>
+              <w:t>খরচ</w:t>
+            </w:r>
+            <w:proofErr w:type="spellEnd"/>
+            <w:r>
+              <w:rPr>
+                <w:rFonts w:ascii="Hind Siliguri" w:hAnsi="Hind Siliguri" w:cs="Hind Siliguri"/>
+                <w:b/>
+                <w:color w:val="0F172A"/>
+                <w:sz w:val="19"/>
+              </w:rPr>
+              <w:t xml:space="preserve"> (Shop Expenses)</w:t>
+            </w:r>
+          </w:p>
+        </w:tc>
+      </w:tr>
+      <w:tr>
+        <w:trPr>
+          <w:jc w:val="center"/>
+        </w:trPr>
+        <w:tc>
+          <w:tcPr>
+            <w:tcW w:w="792" w:type="dxa"/>
+            <w:tcBorders>
+              <w:top w:val="single" w:sz="4" w:space="0" w:color="CBD5E1"/>
+              <w:left w:val="single" w:sz="4" w:space="0" w:color="CBD5E1"/>
+              <w:bottom w:val="single" w:sz="4" w:space="0" w:color="CBD5E1"/>
+              <w:right w:val="single" w:sz="4" w:space="0" w:color="CBD5E1"/>
+            </w:tcBorders>
+            <w:tcMar>
+              <w:top w:w="35" w:type="dxa"/>
+              <w:left w:w="90" w:type="dxa"/>
+              <w:bottom w:w="35" w:type="dxa"/>
+              <w:right w:w="90" w:type="dxa"/>
+            </w:tcMar>
+            <w:vAlign w:val="center"/>
+          </w:tcPr>
+          <w:p>
+            <w:pPr>
+              <w:spacing w:after="0" w:line="252" w:lineRule="auto"/>
+              <w:jc w:val="center"/>
+            </w:pPr>
+            <w:r>
+              <w:rPr>
+                <w:rFonts w:ascii="Hind Siliguri" w:hAnsi="Hind Siliguri" w:cs="Hind Siliguri"/>
+                <w:color w:val="475569"/>
+                <w:sz w:val="18"/>
+              </w:rPr>
+              <w:t>২.১</w:t>
+            </w:r>
+          </w:p>
+        </w:tc>
+        <w:tc>
+          <w:tcPr>
+            <w:tcW w:w="2578" w:type="dxa"/>
+            <w:tcBorders>
+              <w:top w:val="single" w:sz="4" w:space="0" w:color="CBD5E1"/>
+              <w:left w:val="single" w:sz="4" w:space="0" w:color="CBD5E1"/>
+              <w:bottom w:val="single" w:sz="4" w:space="0" w:color="CBD5E1"/>
+              <w:right w:val="single" w:sz="4" w:space="0" w:color="CBD5E1"/>
+            </w:tcBorders>
+            <w:tcMar>
+              <w:top w:w="35" w:type="dxa"/>
+              <w:left w:w="90" w:type="dxa"/>
+              <w:bottom w:w="35" w:type="dxa"/>
+              <w:right w:w="90" w:type="dxa"/>
+            </w:tcMar>
+            <w:vAlign w:val="center"/>
+          </w:tcPr>
+          <w:p>
+            <w:pPr>
+              <w:spacing w:after="0" w:line="252" w:lineRule="auto"/>
+            </w:pPr>
+            <w:proofErr w:type="spellStart"/>
+            <w:r>
+              <w:rPr>
+                <w:rFonts w:ascii="Hind Siliguri" w:hAnsi="Hind Siliguri" w:cs="Hind Siliguri"/>
+                <w:b/>
+                <w:color w:val="0F172A"/>
+                <w:sz w:val="18"/>
+              </w:rPr>
+              <w:t>মেরাজ</w:t>
+            </w:r>
+            <w:proofErr w:type="spellEnd"/>
+          </w:p>
+        </w:tc>
+        <w:tc>
+          <w:tcPr>
+            <w:tcW w:w="2880" w:type="dxa"/>
+            <w:tcBorders>
+              <w:top w:val="single" w:sz="4" w:space="0" w:color="CBD5E1"/>
+              <w:left w:val="single" w:sz="4" w:space="0" w:color="CBD5E1"/>
+              <w:bottom w:val="single" w:sz="4" w:space="0" w:color="CBD5E1"/>
+              <w:right w:val="single" w:sz="4" w:space="0" w:color="CBD5E1"/>
+            </w:tcBorders>
+            <w:tcMar>
+              <w:top w:w="35" w:type="dxa"/>
+              <w:left w:w="90" w:type="dxa"/>
+              <w:bottom w:w="35" w:type="dxa"/>
+              <w:right w:w="90" w:type="dxa"/>
+            </w:tcMar>
+            <w:vAlign w:val="center"/>
+          </w:tcPr>
+          <w:p>
+            <w:pPr>
+              <w:spacing w:after="0" w:line="252" w:lineRule="auto"/>
+            </w:pPr>
+            <w:proofErr w:type="spellStart"/>
+            <w:r>
+              <w:rPr>
+                <w:rFonts w:ascii="Hind Siliguri" w:hAnsi="Hind Siliguri" w:cs="Hind Siliguri"/>
+                <w:color w:val="475569"/>
+                <w:sz w:val="17"/>
+              </w:rPr>
+              <w:t>দোকান</w:t>
+            </w:r>
+            <w:proofErr w:type="spellEnd"/>
+            <w:r>
+              <w:rPr>
+                <w:rFonts w:ascii="Hind Siliguri" w:hAnsi="Hind Siliguri" w:cs="Hind Siliguri"/>
+                <w:color w:val="475569"/>
+                <w:sz w:val="17"/>
+              </w:rPr>
+              <w:t xml:space="preserve"> </w:t>
+            </w:r>
+            <w:proofErr w:type="spellStart"/>
+            <w:r>
+              <w:rPr>
+                <w:rFonts w:ascii="Hind Siliguri" w:hAnsi="Hind Siliguri" w:cs="Hind Siliguri"/>
+                <w:color w:val="475569"/>
+                <w:sz w:val="17"/>
+              </w:rPr>
+              <w:t>কর্মী</w:t>
+            </w:r>
+            <w:proofErr w:type="spellEnd"/>
+            <w:r>
+              <w:rPr>
+                <w:rFonts w:ascii="Hind Siliguri" w:hAnsi="Hind Siliguri" w:cs="Hind Siliguri"/>
+                <w:color w:val="475569"/>
+                <w:sz w:val="17"/>
+              </w:rPr>
+              <w:t xml:space="preserve"> </w:t>
+            </w:r>
+            <w:proofErr w:type="spellStart"/>
+            <w:r>
+              <w:rPr>
+                <w:rFonts w:ascii="Hind Siliguri" w:hAnsi="Hind Siliguri" w:cs="Hind Siliguri"/>
+                <w:color w:val="475569"/>
+                <w:sz w:val="17"/>
+              </w:rPr>
+              <w:t>বেতন</w:t>
+            </w:r>
+            <w:proofErr w:type="spellEnd"/>
+          </w:p>
+        </w:tc>
+        <w:tc>
+          <w:tcPr>
+            <w:tcW w:w="4262" w:type="dxa"/>
+            <w:tcBorders>
+              <w:top w:val="single" w:sz="4" w:space="0" w:color="CBD5E1"/>
+              <w:left w:val="single" w:sz="4" w:space="0" w:color="CBD5E1"/>
+              <w:bottom w:val="single" w:sz="4" w:space="0" w:color="CBD5E1"/>
+              <w:right w:val="single" w:sz="4" w:space="0" w:color="CBD5E1"/>
+            </w:tcBorders>
+            <w:tcMar>
+              <w:top w:w="35" w:type="dxa"/>
+              <w:left w:w="90" w:type="dxa"/>
+              <w:bottom w:w="35" w:type="dxa"/>
+              <w:right w:w="90" w:type="dxa"/>
+            </w:tcMar>
+            <w:vAlign w:val="center"/>
+          </w:tcPr>
+          <w:p>
+            <w:pPr>
+              <w:spacing w:after="0" w:line="252" w:lineRule="auto"/>
+            </w:pPr>
+            <w:r>
+              <w:rPr>
+                <w:rFonts w:ascii="Hind Siliguri" w:hAnsi="Hind Siliguri" w:cs="Hind Siliguri"/>
+                <w:b/>
+                <w:color w:val="B91C1C"/>
+                <w:sz w:val="18"/>
+              </w:rPr>
+              <w:t xml:space="preserve">10,000 </w:t>
+            </w:r>
+          </w:p>
+        </w:tc>
+      </w:tr>
+      <w:tr>
+        <w:trPr>
+          <w:jc w:val="center"/>
+        </w:trPr>
+        <w:tc>
+          <w:tcPr>
+            <w:tcW w:w="792" w:type="dxa"/>
+            <w:tcBorders>
+              <w:top w:val="single" w:sz="4" w:space="0" w:color="CBD5E1"/>
+              <w:left w:val="single" w:sz="4" w:space="0" w:color="CBD5E1"/>
+              <w:bottom w:val="single" w:sz="4" w:space="0" w:color="CBD5E1"/>
+              <w:right w:val="single" w:sz="4" w:space="0" w:color="CBD5E1"/>
+            </w:tcBorders>
+            <w:tcMar>
+              <w:top w:w="35" w:type="dxa"/>
+              <w:left w:w="90" w:type="dxa"/>
+              <w:bottom w:w="35" w:type="dxa"/>
+              <w:right w:w="90" w:type="dxa"/>
+            </w:tcMar>
+            <w:vAlign w:val="center"/>
+          </w:tcPr>
+          <w:p>
+            <w:pPr>
+              <w:spacing w:after="0" w:line="252" w:lineRule="auto"/>
+              <w:jc w:val="center"/>
+            </w:pPr>
+            <w:r>
+              <w:rPr>
+                <w:rFonts w:ascii="Hind Siliguri" w:hAnsi="Hind Siliguri" w:cs="Hind Siliguri"/>
+                <w:color w:val="475569"/>
+                <w:sz w:val="18"/>
+              </w:rPr>
+              <w:t>২.২</w:t>
+            </w:r>
+          </w:p>
+        </w:tc>
+        <w:tc>
+          <w:tcPr>
+            <w:tcW w:w="2578" w:type="dxa"/>
+            <w:tcBorders>
+              <w:top w:val="single" w:sz="4" w:space="0" w:color="CBD5E1"/>
+              <w:left w:val="single" w:sz="4" w:space="0" w:color="CBD5E1"/>
+              <w:bottom w:val="single" w:sz="4" w:space="0" w:color="CBD5E1"/>
+              <w:right w:val="single" w:sz="4" w:space="0" w:color="CBD5E1"/>
+            </w:tcBorders>
+            <w:tcMar>
+              <w:top w:w="35" w:type="dxa"/>
+              <w:left w:w="90" w:type="dxa"/>
+              <w:bottom w:w="35" w:type="dxa"/>
+              <w:right w:w="90" w:type="dxa"/>
+            </w:tcMar>
+            <w:vAlign w:val="center"/>
+          </w:tcPr>
+          <w:p>
+            <w:pPr>
+              <w:spacing w:after="0" w:line="252" w:lineRule="auto"/>
+            </w:pPr>
+            <w:proofErr w:type="spellStart"/>
+            <w:r>
+              <w:rPr>
+                <w:rFonts w:ascii="Hind Siliguri" w:hAnsi="Hind Siliguri" w:cs="Hind Siliguri"/>
+                <w:b/>
+                <w:color w:val="0F172A"/>
+                <w:sz w:val="18"/>
+              </w:rPr>
+              <w:t>আরাফাত</w:t>
+            </w:r>
+            <w:proofErr w:type="spellEnd"/>
+          </w:p>
+        </w:tc>
+        <w:tc>
+          <w:tcPr>
+            <w:tcW w:w="2880" w:type="dxa"/>
+            <w:tcBorders>
+              <w:top w:val="single" w:sz="4" w:space="0" w:color="CBD5E1"/>
+              <w:left w:val="single" w:sz="4" w:space="0" w:color="CBD5E1"/>
+              <w:bottom w:val="single" w:sz="4" w:space="0" w:color="CBD5E1"/>
+              <w:right w:val="single" w:sz="4" w:space="0" w:color="CBD5E1"/>
+            </w:tcBorders>
+            <w:tcMar>
+              <w:top w:w="35" w:type="dxa"/>
+              <w:left w:w="90" w:type="dxa"/>
+              <w:bottom w:w="35" w:type="dxa"/>
+              <w:right w:w="90" w:type="dxa"/>
+            </w:tcMar>
+            <w:vAlign w:val="center"/>
+          </w:tcPr>
+          <w:p>
+            <w:pPr>
+              <w:spacing w:after="0" w:line="252" w:lineRule="auto"/>
+            </w:pPr>
+            <w:proofErr w:type="spellStart"/>
+            <w:r>
+              <w:rPr>
+                <w:rFonts w:ascii="Hind Siliguri" w:hAnsi="Hind Siliguri" w:cs="Hind Siliguri"/>
+                <w:color w:val="475569"/>
+                <w:sz w:val="17"/>
+              </w:rPr>
+              <w:t>দোকান</w:t>
+            </w:r>
+            <w:proofErr w:type="spellEnd"/>
+            <w:r>
+              <w:rPr>
+                <w:rFonts w:ascii="Hind Siliguri" w:hAnsi="Hind Siliguri" w:cs="Hind Siliguri"/>
+                <w:color w:val="475569"/>
+                <w:sz w:val="17"/>
+              </w:rPr>
+              <w:t xml:space="preserve"> </w:t>
+            </w:r>
+            <w:proofErr w:type="spellStart"/>
+            <w:r>
+              <w:rPr>
+                <w:rFonts w:ascii="Hind Siliguri" w:hAnsi="Hind Siliguri" w:cs="Hind Siliguri"/>
+                <w:color w:val="475569"/>
+                <w:sz w:val="17"/>
+              </w:rPr>
+              <w:t>কর্মী</w:t>
+            </w:r>
+            <w:proofErr w:type="spellEnd"/>
+            <w:r>
+              <w:rPr>
+                <w:rFonts w:ascii="Hind Siliguri" w:hAnsi="Hind Siliguri" w:cs="Hind Siliguri"/>
+                <w:color w:val="475569"/>
+                <w:sz w:val="17"/>
+              </w:rPr>
+              <w:t xml:space="preserve"> </w:t>
+            </w:r>
+            <w:proofErr w:type="spellStart"/>
+            <w:r>
+              <w:rPr>
+                <w:rFonts w:ascii="Hind Siliguri" w:hAnsi="Hind Siliguri" w:cs="Hind Siliguri"/>
+                <w:color w:val="475569"/>
+                <w:sz w:val="17"/>
+              </w:rPr>
+              <w:t>বেতন</w:t>
+            </w:r>
+            <w:proofErr w:type="spellEnd"/>
+          </w:p>
+        </w:tc>
+        <w:tc>
+          <w:tcPr>
+            <w:tcW w:w="4262" w:type="dxa"/>
+            <w:tcBorders>
+              <w:top w:val="single" w:sz="4" w:space="0" w:color="CBD5E1"/>
+              <w:left w:val="single" w:sz="4" w:space="0" w:color="CBD5E1"/>
+              <w:bottom w:val="single" w:sz="4" w:space="0" w:color="CBD5E1"/>
+              <w:right w:val="single" w:sz="4" w:space="0" w:color="CBD5E1"/>
+            </w:tcBorders>
+            <w:tcMar>
+              <w:top w:w="35" w:type="dxa"/>
+              <w:left w:w="90" w:type="dxa"/>
+              <w:bottom w:w="35" w:type="dxa"/>
+              <w:right w:w="90" w:type="dxa"/>
+            </w:tcMar>
+            <w:vAlign w:val="center"/>
+          </w:tcPr>
+          <w:p>
+            <w:pPr>
+              <w:spacing w:after="0" w:line="252" w:lineRule="auto"/>
+            </w:pPr>
+            <w:r>
+              <w:rPr>
+                <w:rFonts w:ascii="Hind Siliguri" w:hAnsi="Hind Siliguri" w:cs="Hind Siliguri"/>
+                <w:b/>
+                <w:color w:val="B91C1C"/>
+                <w:sz w:val="18"/>
+              </w:rPr>
+              <w:t xml:space="preserve">8,000 </w:t>
+            </w:r>
+          </w:p>
+        </w:tc>
+      </w:tr>
+      <w:tr>
+        <w:trPr>
+          <w:jc w:val="center"/>
+        </w:trPr>
+        <w:tc>
+          <w:tcPr>
+            <w:tcW w:w="792" w:type="dxa"/>
+            <w:tcBorders>
+              <w:top w:val="single" w:sz="4" w:space="0" w:color="CBD5E1"/>
+              <w:left w:val="single" w:sz="4" w:space="0" w:color="CBD5E1"/>
+              <w:bottom w:val="single" w:sz="4" w:space="0" w:color="CBD5E1"/>
+              <w:right w:val="single" w:sz="4" w:space="0" w:color="CBD5E1"/>
+            </w:tcBorders>
+            <w:tcMar>
+              <w:top w:w="35" w:type="dxa"/>
+              <w:left w:w="90" w:type="dxa"/>
+              <w:bottom w:w="35" w:type="dxa"/>
+              <w:right w:w="90" w:type="dxa"/>
+            </w:tcMar>
+            <w:vAlign w:val="center"/>
+          </w:tcPr>
+          <w:p>
+            <w:pPr>
+              <w:spacing w:after="0" w:line="252" w:lineRule="auto"/>
+              <w:jc w:val="center"/>
+            </w:pPr>
+            <w:r>
+              <w:rPr>
+                <w:rFonts w:ascii="Hind Siliguri" w:hAnsi="Hind Siliguri" w:cs="Hind Siliguri"/>
+                <w:color w:val="475569"/>
+                <w:sz w:val="18"/>
+              </w:rPr>
+              <w:t>২.৩</w:t>
+            </w:r>
+          </w:p>
+        </w:tc>
+        <w:tc>
+          <w:tcPr>
+            <w:tcW w:w="2578" w:type="dxa"/>
+            <w:tcBorders>
+              <w:top w:val="single" w:sz="4" w:space="0" w:color="CBD5E1"/>
+              <w:left w:val="single" w:sz="4" w:space="0" w:color="CBD5E1"/>
+              <w:bottom w:val="single" w:sz="4" w:space="0" w:color="CBD5E1"/>
+              <w:right w:val="single" w:sz="4" w:space="0" w:color="CBD5E1"/>
+            </w:tcBorders>
+            <w:tcMar>
+              <w:top w:w="35" w:type="dxa"/>
+              <w:left w:w="90" w:type="dxa"/>
+              <w:bottom w:w="35" w:type="dxa"/>
+              <w:right w:w="90" w:type="dxa"/>
+            </w:tcMar>
+            <w:vAlign w:val="center"/>
+          </w:tcPr>
+          <w:p>
+            <w:pPr>
+              <w:spacing w:after="0" w:line="252" w:lineRule="auto"/>
+            </w:pPr>
+            <w:proofErr w:type="spellStart"/>
+            <w:r>
+              <w:rPr>
+                <w:rFonts w:ascii="Hind Siliguri" w:hAnsi="Hind Siliguri" w:cs="Hind Siliguri"/>
+                <w:b/>
+                <w:color w:val="0F172A"/>
+                <w:sz w:val="18"/>
+              </w:rPr>
+              <w:t>আইয়ুব</w:t>
+            </w:r>
+            <w:proofErr w:type="spellEnd"/>
+            <w:r>
+              <w:rPr>
+                <w:rFonts w:ascii="Hind Siliguri" w:hAnsi="Hind Siliguri" w:cs="Hind Siliguri"/>
+                <w:b/>
+                <w:color w:val="0F172A"/>
+                <w:sz w:val="18"/>
+              </w:rPr>
+              <w:t xml:space="preserve"> </w:t>
+            </w:r>
+            <w:proofErr w:type="spellStart"/>
+            <w:r>
+              <w:rPr>
+                <w:rFonts w:ascii="Hind Siliguri" w:hAnsi="Hind Siliguri" w:cs="Hind Siliguri"/>
+                <w:b/>
+                <w:color w:val="0F172A"/>
+                <w:sz w:val="18"/>
+              </w:rPr>
+              <w:t>হুযুর</w:t>
+            </w:r>
+            <w:proofErr w:type="spellEnd"/>
+          </w:p>
+        </w:tc>
+        <w:tc>
+          <w:tcPr>
+            <w:tcW w:w="2880" w:type="dxa"/>
+            <w:tcBorders>
+              <w:top w:val="single" w:sz="4" w:space="0" w:color="CBD5E1"/>
+              <w:left w:val="single" w:sz="4" w:space="0" w:color="CBD5E1"/>
+              <w:bottom w:val="single" w:sz="4" w:space="0" w:color="CBD5E1"/>
+              <w:right w:val="single" w:sz="4" w:space="0" w:color="CBD5E1"/>
+            </w:tcBorders>
+            <w:tcMar>
+              <w:top w:w="35" w:type="dxa"/>
+              <w:left w:w="90" w:type="dxa"/>
+              <w:bottom w:w="35" w:type="dxa"/>
+              <w:right w:w="90" w:type="dxa"/>
+            </w:tcMar>
+            <w:vAlign w:val="center"/>
+          </w:tcPr>
+          <w:p>
+            <w:pPr>
+              <w:spacing w:after="0" w:line="252" w:lineRule="auto"/>
+            </w:pPr>
+            <w:proofErr w:type="spellStart"/>
+            <w:r>
+              <w:rPr>
+                <w:rFonts w:ascii="Hind Siliguri" w:hAnsi="Hind Siliguri" w:cs="Hind Siliguri"/>
+                <w:color w:val="475569"/>
+                <w:sz w:val="17"/>
+              </w:rPr>
+              <w:t>হাদিয়া</w:t>
+            </w:r>
+            <w:proofErr w:type="spellEnd"/>
+            <w:r>
+              <w:rPr>
+                <w:rFonts w:ascii="Hind Siliguri" w:hAnsi="Hind Siliguri" w:cs="Hind Siliguri"/>
+                <w:color w:val="475569"/>
+                <w:sz w:val="17"/>
+              </w:rPr>
+              <w:t xml:space="preserve"> / </w:t>
+            </w:r>
+            <w:proofErr w:type="spellStart"/>
+            <w:r>
+              <w:rPr>
+                <w:rFonts w:ascii="Hind Siliguri" w:hAnsi="Hind Siliguri" w:cs="Hind Siliguri"/>
+                <w:color w:val="475569"/>
+                <w:sz w:val="17"/>
+              </w:rPr>
+              <w:t>ধর্মীয়</w:t>
+            </w:r>
+            <w:proofErr w:type="spellEnd"/>
+            <w:r>
+              <w:rPr>
+                <w:rFonts w:ascii="Hind Siliguri" w:hAnsi="Hind Siliguri" w:cs="Hind Siliguri"/>
+                <w:color w:val="475569"/>
+                <w:sz w:val="17"/>
+              </w:rPr>
+              <w:t xml:space="preserve"> </w:t>
+            </w:r>
+            <w:proofErr w:type="spellStart"/>
+            <w:r>
+              <w:rPr>
+                <w:rFonts w:ascii="Hind Siliguri" w:hAnsi="Hind Siliguri" w:cs="Hind Siliguri"/>
+                <w:color w:val="475569"/>
+                <w:sz w:val="17"/>
+              </w:rPr>
+              <w:t>অনুদান</w:t>
+            </w:r>
+            <w:proofErr w:type="spellEnd"/>
+          </w:p>
+        </w:tc>
+        <w:tc>
+          <w:tcPr>
+            <w:tcW w:w="4262" w:type="dxa"/>
+            <w:tcBorders>
+              <w:top w:val="single" w:sz="4" w:space="0" w:color="CBD5E1"/>
+              <w:left w:val="single" w:sz="4" w:space="0" w:color="CBD5E1"/>
+              <w:bottom w:val="single" w:sz="4" w:space="0" w:color="CBD5E1"/>
+              <w:right w:val="single" w:sz="4" w:space="0" w:color="CBD5E1"/>
+            </w:tcBorders>
+            <w:tcMar>
+              <w:top w:w="35" w:type="dxa"/>
+              <w:left w:w="90" w:type="dxa"/>
+              <w:bottom w:w="35" w:type="dxa"/>
+              <w:right w:w="90" w:type="dxa"/>
+            </w:tcMar>
+            <w:vAlign w:val="center"/>
+          </w:tcPr>
+          <w:p>
+            <w:pPr>
+              <w:spacing w:after="0" w:line="252" w:lineRule="auto"/>
+            </w:pPr>
+            <w:r>
+              <w:rPr>
+                <w:rFonts w:ascii="Hind Siliguri" w:hAnsi="Hind Siliguri" w:cs="Hind Siliguri"/>
+                <w:b/>
+                <w:color w:val="B91C1C"/>
+                <w:sz w:val="18"/>
+              </w:rPr>
+              <w:t xml:space="preserve">1,000 </w:t>
+            </w:r>
+          </w:p>
+        </w:tc>
+      </w:tr>
+      <w:tr>
+        <w:trPr>
+          <w:jc w:val="center"/>
+        </w:trPr>
+        <w:tc>
+          <w:tcPr>
+            <w:tcW w:w="792" w:type="dxa"/>
+            <w:tcBorders>
+              <w:top w:val="single" w:sz="4" w:space="0" w:color="CBD5E1"/>
+              <w:left w:val="single" w:sz="4" w:space="0" w:color="CBD5E1"/>
+              <w:bottom w:val="single" w:sz="4" w:space="0" w:color="CBD5E1"/>
+              <w:right w:val="single" w:sz="4" w:space="0" w:color="CBD5E1"/>
+            </w:tcBorders>
+            <w:tcMar>
+              <w:top w:w="35" w:type="dxa"/>
+              <w:left w:w="90" w:type="dxa"/>
+              <w:bottom w:w="35" w:type="dxa"/>
+              <w:right w:w="90" w:type="dxa"/>
+            </w:tcMar>
+            <w:vAlign w:val="center"/>
+          </w:tcPr>
+          <w:p>
+            <w:pPr>
+              <w:spacing w:after="0" w:line="252" w:lineRule="auto"/>
+              <w:jc w:val="center"/>
+            </w:pPr>
+            <w:r>
+              <w:rPr>
+                <w:rFonts w:ascii="Hind Siliguri" w:hAnsi="Hind Siliguri" w:cs="Hind Siliguri"/>
+                <w:color w:val="475569"/>
+                <w:sz w:val="18"/>
+              </w:rPr>
+              <w:t>২.৪</w:t>
+            </w:r>
+          </w:p>
+        </w:tc>
+        <w:tc>
+          <w:tcPr>
+            <w:tcW w:w="2578" w:type="dxa"/>
+            <w:tcBorders>
+              <w:top w:val="single" w:sz="4" w:space="0" w:color="CBD5E1"/>
+              <w:left w:val="single" w:sz="4" w:space="0" w:color="CBD5E1"/>
+              <w:bottom w:val="single" w:sz="4" w:space="0" w:color="CBD5E1"/>
+              <w:right w:val="single" w:sz="4" w:space="0" w:color="CBD5E1"/>
+            </w:tcBorders>
+            <w:tcMar>
+              <w:top w:w="35" w:type="dxa"/>
+              <w:left w:w="90" w:type="dxa"/>
+              <w:bottom w:w="35" w:type="dxa"/>
+              <w:right w:w="90" w:type="dxa"/>
+            </w:tcMar>
+            <w:vAlign w:val="center"/>
+          </w:tcPr>
+          <w:p>
+            <w:pPr>
+              <w:spacing w:after="0" w:line="252" w:lineRule="auto"/>
+            </w:pPr>
+            <w:proofErr w:type="spellStart"/>
+            <w:r>
+              <w:rPr>
+                <w:rFonts w:ascii="Hind Siliguri" w:hAnsi="Hind Siliguri" w:cs="Hind Siliguri"/>
+                <w:b/>
+                <w:color w:val="0F172A"/>
+                <w:sz w:val="18"/>
+              </w:rPr>
+              <w:t>দোকান</w:t>
+            </w:r>
+            <w:proofErr w:type="spellEnd"/>
+            <w:r>
+              <w:rPr>
+                <w:rFonts w:ascii="Hind Siliguri" w:hAnsi="Hind Siliguri" w:cs="Hind Siliguri"/>
+                <w:b/>
+                <w:color w:val="0F172A"/>
+                <w:sz w:val="18"/>
+              </w:rPr>
+              <w:t xml:space="preserve"> ও </w:t>
+            </w:r>
+            <w:proofErr w:type="spellStart"/>
+            <w:r>
+              <w:rPr>
+                <w:rFonts w:ascii="Hind Siliguri" w:hAnsi="Hind Siliguri" w:cs="Hind Siliguri"/>
+                <w:b/>
+                <w:color w:val="0F172A"/>
+                <w:sz w:val="18"/>
+              </w:rPr>
+              <w:t>গোডাউন</w:t>
+            </w:r>
+            <w:proofErr w:type="spellEnd"/>
+            <w:r>
+              <w:rPr>
+                <w:rFonts w:ascii="Hind Siliguri" w:hAnsi="Hind Siliguri" w:cs="Hind Siliguri"/>
+                <w:b/>
+                <w:color w:val="0F172A"/>
+                <w:sz w:val="18"/>
+              </w:rPr>
+              <w:t xml:space="preserve"> </w:t>
+            </w:r>
+            <w:proofErr w:type="spellStart"/>
+            <w:r>
+              <w:rPr>
+                <w:rFonts w:ascii="Hind Siliguri" w:hAnsi="Hind Siliguri" w:cs="Hind Siliguri"/>
+                <w:b/>
+                <w:color w:val="0F172A"/>
+                <w:sz w:val="18"/>
+              </w:rPr>
+              <w:t>ভাড়া</w:t>
+            </w:r>
+            <w:proofErr w:type="spellEnd"/>
+          </w:p>
+        </w:tc>
+        <w:tc>
+          <w:tcPr>
+            <w:tcW w:w="2880" w:type="dxa"/>
+            <w:tcBorders>
+              <w:top w:val="single" w:sz="4" w:space="0" w:color="CBD5E1"/>
+              <w:left w:val="single" w:sz="4" w:space="0" w:color="CBD5E1"/>
+              <w:bottom w:val="single" w:sz="4" w:space="0" w:color="CBD5E1"/>
+              <w:right w:val="single" w:sz="4" w:space="0" w:color="CBD5E1"/>
+            </w:tcBorders>
+            <w:tcMar>
+              <w:top w:w="35" w:type="dxa"/>
+              <w:left w:w="90" w:type="dxa"/>
+              <w:bottom w:w="35" w:type="dxa"/>
+              <w:right w:w="90" w:type="dxa"/>
+            </w:tcMar>
+            <w:vAlign w:val="center"/>
+          </w:tcPr>
+          <w:p>
+            <w:pPr>
+              <w:spacing w:after="0" w:line="252" w:lineRule="auto"/>
+            </w:pPr>
+            <w:proofErr w:type="spellStart"/>
+            <w:r>
+              <w:rPr>
+                <w:rFonts w:ascii="Hind Siliguri" w:hAnsi="Hind Siliguri" w:cs="Hind Siliguri"/>
+                <w:color w:val="475569"/>
+                <w:sz w:val="17"/>
+              </w:rPr>
+              <w:t>রহমান</w:t>
+            </w:r>
+            <w:proofErr w:type="spellEnd"/>
+            <w:r>
+              <w:rPr>
+                <w:rFonts w:ascii="Hind Siliguri" w:hAnsi="Hind Siliguri" w:cs="Hind Siliguri"/>
+                <w:color w:val="475569"/>
+                <w:sz w:val="17"/>
+              </w:rPr>
+              <w:t xml:space="preserve"> </w:t>
+            </w:r>
+            <w:proofErr w:type="spellStart"/>
+            <w:r>
+              <w:rPr>
+                <w:rFonts w:ascii="Hind Siliguri" w:hAnsi="Hind Siliguri" w:cs="Hind Siliguri"/>
+                <w:color w:val="475569"/>
+                <w:sz w:val="17"/>
+              </w:rPr>
+              <w:t>টাওয়ার</w:t>
+            </w:r>
+            <w:proofErr w:type="spellEnd"/>
+            <w:r>
+              <w:rPr>
+                <w:rFonts w:ascii="Hind Siliguri" w:hAnsi="Hind Siliguri" w:cs="Hind Siliguri"/>
+                <w:color w:val="475569"/>
+                <w:sz w:val="17"/>
+              </w:rPr>
+              <w:t xml:space="preserve"> </w:t>
+            </w:r>
+            <w:proofErr w:type="spellStart"/>
+            <w:r>
+              <w:rPr>
+                <w:rFonts w:ascii="Hind Siliguri" w:hAnsi="Hind Siliguri" w:cs="Hind Siliguri"/>
+                <w:color w:val="475569"/>
+                <w:sz w:val="17"/>
+              </w:rPr>
+              <w:t>দোকান</w:t>
+            </w:r>
+            <w:proofErr w:type="spellEnd"/>
+            <w:r>
+              <w:rPr>
+                <w:rFonts w:ascii="Hind Siliguri" w:hAnsi="Hind Siliguri" w:cs="Hind Siliguri"/>
+                <w:color w:val="475569"/>
+                <w:sz w:val="17"/>
+              </w:rPr>
+              <w:t xml:space="preserve"> </w:t>
+            </w:r>
+            <w:proofErr w:type="spellStart"/>
+            <w:r>
+              <w:rPr>
+                <w:rFonts w:ascii="Hind Siliguri" w:hAnsi="Hind Siliguri" w:cs="Hind Siliguri"/>
+                <w:color w:val="475569"/>
+                <w:sz w:val="17"/>
+              </w:rPr>
+              <w:t>ভাড়া</w:t>
+            </w:r>
+            <w:proofErr w:type="spellEnd"/>
+          </w:p>
+        </w:tc>
+        <w:tc>
+          <w:tcPr>
+            <w:tcW w:w="4262" w:type="dxa"/>
+            <w:tcBorders>
+              <w:top w:val="single" w:sz="4" w:space="0" w:color="CBD5E1"/>
+              <w:left w:val="single" w:sz="4" w:space="0" w:color="CBD5E1"/>
+              <w:bottom w:val="single" w:sz="4" w:space="0" w:color="CBD5E1"/>
+              <w:right w:val="single" w:sz="4" w:space="0" w:color="CBD5E1"/>
+            </w:tcBorders>
+            <w:tcMar>
+              <w:top w:w="35" w:type="dxa"/>
+              <w:left w:w="90" w:type="dxa"/>
+              <w:bottom w:w="35" w:type="dxa"/>
+              <w:right w:w="90" w:type="dxa"/>
+            </w:tcMar>
+            <w:vAlign w:val="center"/>
+          </w:tcPr>
+          <w:p>
+            <w:pPr>
+              <w:spacing w:after="0" w:line="252" w:lineRule="auto"/>
+            </w:pPr>
+            <w:r>
+              <w:rPr>
+                <w:rFonts w:ascii="Hind Siliguri" w:hAnsi="Hind Siliguri" w:cs="Hind Siliguri"/>
+                <w:b/>
+                <w:color w:val="B91C1C"/>
+                <w:sz w:val="18"/>
+              </w:rPr>
+              <w:t xml:space="preserve">7,700 </w:t>
+            </w:r>
+          </w:p>
+        </w:tc>
+      </w:tr>
+      <w:tr>
+        <w:trPr>
+          <w:jc w:val="center"/>
+        </w:trPr>
+        <w:tc>
+          <w:tcPr>
+            <w:tcW w:w="792" w:type="dxa"/>
+            <w:tcBorders>
+              <w:top w:val="single" w:sz="4" w:space="0" w:color="CBD5E1"/>
+              <w:left w:val="single" w:sz="4" w:space="0" w:color="CBD5E1"/>
+              <w:bottom w:val="single" w:sz="4" w:space="0" w:color="CBD5E1"/>
+              <w:right w:val="single" w:sz="4" w:space="0" w:color="CBD5E1"/>
+            </w:tcBorders>
+            <w:shd w:val="clear" w:color="auto" w:fill="FAFAFA"/>
+            <w:tcMar>
+              <w:top w:w="35" w:type="dxa"/>
+              <w:left w:w="90" w:type="dxa"/>
+              <w:bottom w:w="35" w:type="dxa"/>
+              <w:right w:w="90" w:type="dxa"/>
+            </w:tcMar>
+            <w:vAlign w:val="center"/>
+          </w:tcPr>
+          <w:p>
+            <w:pPr>
+              <w:spacing w:after="0" w:line="252" w:lineRule="auto"/>
+              <w:jc w:val="center"/>
+            </w:pPr>
+            <w:r>
+              <w:rPr>
+                <w:rFonts w:ascii="Hind Siliguri" w:hAnsi="Hind Siliguri" w:cs="Hind Siliguri"/>
+                <w:color w:val="94A3B8"/>
+                <w:sz w:val="17"/>
+              </w:rPr>
+              <w:t>২.৫</w:t>
+            </w:r>
+          </w:p>
+        </w:tc>
+        <w:tc>
+          <w:tcPr>
+            <w:tcW w:w="2578" w:type="dxa"/>
+            <w:tcBorders>
+              <w:top w:val="single" w:sz="4" w:space="0" w:color="CBD5E1"/>
+              <w:left w:val="single" w:sz="4" w:space="0" w:color="CBD5E1"/>
+              <w:bottom w:val="single" w:sz="4" w:space="0" w:color="CBD5E1"/>
+              <w:right w:val="single" w:sz="4" w:space="0" w:color="CBD5E1"/>
+            </w:tcBorders>
+            <w:shd w:val="clear" w:color="auto" w:fill="FAFAFA"/>
+            <w:tcMar>
+              <w:top w:w="35" w:type="dxa"/>
+              <w:left w:w="90" w:type="dxa"/>
+              <w:bottom w:w="35" w:type="dxa"/>
+              <w:right w:w="90" w:type="dxa"/>
+            </w:tcMar>
+            <w:vAlign w:val="center"/>
+          </w:tcPr>
+          <w:p>
+            <w:pPr>
+              <w:spacing w:after="0" w:line="252" w:lineRule="auto"/>
+            </w:pPr>
+          </w:p>
+        </w:tc>
+        <w:tc>
+          <w:tcPr>
+            <w:tcW w:w="2880" w:type="dxa"/>
+            <w:tcBorders>
+              <w:top w:val="single" w:sz="4" w:space="0" w:color="CBD5E1"/>
+              <w:left w:val="single" w:sz="4" w:space="0" w:color="CBD5E1"/>
+              <w:bottom w:val="single" w:sz="4" w:space="0" w:color="CBD5E1"/>
+              <w:right w:val="single" w:sz="4" w:space="0" w:color="CBD5E1"/>
+            </w:tcBorders>
+            <w:shd w:val="clear" w:color="auto" w:fill="FAFAFA"/>
+            <w:tcMar>
+              <w:top w:w="35" w:type="dxa"/>
+              <w:left w:w="90" w:type="dxa"/>
+              <w:bottom w:w="35" w:type="dxa"/>
+              <w:right w:w="90" w:type="dxa"/>
+            </w:tcMar>
+            <w:vAlign w:val="center"/>
+          </w:tcPr>
+          <w:p>
+            <w:pPr>
+              <w:spacing w:after="0" w:line="252" w:lineRule="auto"/>
+            </w:pPr>
+          </w:p>
+        </w:tc>
+        <w:tc>
+          <w:tcPr>
+            <w:tcW w:w="4262" w:type="dxa"/>
+            <w:tcBorders>
+              <w:top w:val="single" w:sz="4" w:space="0" w:color="CBD5E1"/>
+              <w:left w:val="single" w:sz="4" w:space="0" w:color="CBD5E1"/>
+              <w:bottom w:val="single" w:sz="4" w:space="0" w:color="CBD5E1"/>
+              <w:right w:val="single" w:sz="4" w:space="0" w:color="CBD5E1"/>
+            </w:tcBorders>
+            <w:shd w:val="clear" w:color="auto" w:fill="FAFAFA"/>
+            <w:tcMar>
+              <w:top w:w="35" w:type="dxa"/>
+              <w:left w:w="90" w:type="dxa"/>
+              <w:bottom w:w="35" w:type="dxa"/>
+              <w:right w:w="90" w:type="dxa"/>
+            </w:tcMar>
+            <w:vAlign w:val="center"/>
+          </w:tcPr>
+          <w:p>
+            <w:pPr>
+              <w:spacing w:after="0" w:line="252" w:lineRule="auto"/>
+            </w:pPr>
+          </w:p>
+        </w:tc>
+      </w:tr>
+      <w:tr>
+        <w:trPr>
+          <w:jc w:val="center"/>
+        </w:trPr>
+        <w:tc>
+          <w:tcPr>
+            <w:tcW w:w="6250" w:type="dxa"/>
+            <w:gridSpan w:val="3"/>
+            <w:tcBorders>
+              <w:top w:val="single" w:sz="4" w:space="0" w:color="D97706"/>
+              <w:left w:val="single" w:sz="4" w:space="0" w:color="D97706"/>
+              <w:bottom w:val="single" w:sz="4" w:space="0" w:color="D97706"/>
+              <w:right w:val="single" w:sz="4" w:space="0" w:color="D97706"/>
+            </w:tcBorders>
+            <w:shd w:val="clear" w:color="auto" w:fill="FEF3C7"/>
+            <w:tcMar>
+              <w:top w:w="38" w:type="dxa"/>
+              <w:left w:w="90" w:type="dxa"/>
+              <w:bottom w:w="38" w:type="dxa"/>
+              <w:right w:w="90" w:type="dxa"/>
+            </w:tcMar>
+            <w:vAlign w:val="center"/>
+          </w:tcPr>
+          <w:p>
+            <w:pPr>
+              <w:spacing w:after="0" w:line="252" w:lineRule="auto"/>
+            </w:pPr>
+            <w:proofErr w:type="spellStart"/>
+            <w:r>
+              <w:rPr>
+                <w:rFonts w:ascii="Hind Siliguri" w:eastAsia="Times New Roman" w:hAnsi="Hind Siliguri" w:cs="Hind Siliguri"/>
+                <w:b/>
+                <w:bCs/>
+                <w:color w:val="92400E"/>
+                <w:sz w:val="20"/>
+                <w:szCs w:val="20"/>
+              </w:rPr>
+              <w:t>উপ-মোট</w:t>
+            </w:r>
+            <w:proofErr w:type="spellEnd"/>
+            <w:r>
+              <w:rPr>
+                <w:rFonts w:ascii="Hind Siliguri" w:eastAsia="Times New Roman" w:hAnsi="Hind Siliguri" w:cs="Hind Siliguri"/>
+                <w:b/>
+                <w:bCs/>
+                <w:color w:val="92400E"/>
+                <w:sz w:val="20"/>
+                <w:szCs w:val="20"/>
+              </w:rPr>
+              <w:t xml:space="preserve"> (Sub-Total): ২. </w:t>
+            </w:r>
+            <w:proofErr w:type="spellStart"/>
+            <w:r>
+              <w:rPr>
+                <w:rFonts w:ascii="Hind Siliguri" w:eastAsia="Times New Roman" w:hAnsi="Hind Siliguri" w:cs="Hind Siliguri"/>
+                <w:b/>
+                <w:bCs/>
+                <w:color w:val="92400E"/>
+                <w:sz w:val="20"/>
+                <w:szCs w:val="20"/>
+              </w:rPr>
+              <w:t>রহমান</w:t>
+            </w:r>
+            <w:proofErr w:type="spellEnd"/>
+            <w:r>
+              <w:rPr>
+                <w:rFonts w:ascii="Hind Siliguri" w:eastAsia="Times New Roman" w:hAnsi="Hind Siliguri" w:cs="Hind Siliguri"/>
+                <w:b/>
+                <w:bCs/>
+                <w:color w:val="92400E"/>
+                <w:sz w:val="20"/>
+                <w:szCs w:val="20"/>
+              </w:rPr>
+              <w:t xml:space="preserve"> </w:t>
+            </w:r>
+            <w:proofErr w:type="spellStart"/>
+            <w:r>
+              <w:rPr>
+                <w:rFonts w:ascii="Hind Siliguri" w:eastAsia="Times New Roman" w:hAnsi="Hind Siliguri" w:cs="Hind Siliguri"/>
+                <w:b/>
+                <w:bCs/>
+                <w:color w:val="92400E"/>
+                <w:sz w:val="20"/>
+                <w:szCs w:val="20"/>
+              </w:rPr>
+              <w:t>টাওয়ার</w:t>
+            </w:r>
+            <w:proofErr w:type="spellEnd"/>
+            <w:r>
+              <w:rPr>
+                <w:rFonts w:ascii="Hind Siliguri" w:eastAsia="Times New Roman" w:hAnsi="Hind Siliguri" w:cs="Hind Siliguri"/>
+                <w:b/>
+                <w:bCs/>
+                <w:color w:val="92400E"/>
+                <w:sz w:val="20"/>
+                <w:szCs w:val="20"/>
+              </w:rPr>
+              <w:t xml:space="preserve"> </w:t>
+            </w:r>
+            <w:proofErr w:type="spellStart"/>
+            <w:r>
+              <w:rPr>
+                <w:rFonts w:ascii="Hind Siliguri" w:eastAsia="Times New Roman" w:hAnsi="Hind Siliguri" w:cs="Hind Siliguri"/>
+                <w:b/>
+                <w:bCs/>
+                <w:color w:val="92400E"/>
+                <w:sz w:val="20"/>
+                <w:szCs w:val="20"/>
+              </w:rPr>
+              <w:t>দোকান</w:t>
+            </w:r>
+            <w:proofErr w:type="spellEnd"/>
+            <w:r>
+              <w:rPr>
+                <w:rFonts w:ascii="Hind Siliguri" w:eastAsia="Times New Roman" w:hAnsi="Hind Siliguri" w:cs="Hind Siliguri"/>
+                <w:b/>
+                <w:bCs/>
+                <w:color w:val="92400E"/>
+                <w:sz w:val="20"/>
+                <w:szCs w:val="20"/>
+              </w:rPr>
+              <w:t xml:space="preserve"> </w:t>
+            </w:r>
+            <w:proofErr w:type="spellStart"/>
+            <w:r>
+              <w:rPr>
+                <w:rFonts w:ascii="Hind Siliguri" w:eastAsia="Times New Roman" w:hAnsi="Hind Siliguri" w:cs="Hind Siliguri"/>
+                <w:b/>
+                <w:bCs/>
+                <w:color w:val="92400E"/>
+                <w:sz w:val="20"/>
+                <w:szCs w:val="20"/>
+              </w:rPr>
+              <w:t>কর্মী</w:t>
+            </w:r>
+            <w:proofErr w:type="spellEnd"/>
+            <w:r>
+              <w:rPr>
+                <w:rFonts w:ascii="Hind Siliguri" w:eastAsia="Times New Roman" w:hAnsi="Hind Siliguri" w:cs="Hind Siliguri"/>
+                <w:b/>
+                <w:bCs/>
+                <w:color w:val="92400E"/>
+                <w:sz w:val="20"/>
+                <w:szCs w:val="20"/>
+              </w:rPr>
+              <w:t xml:space="preserve"> </w:t>
+            </w:r>
+            <w:proofErr w:type="spellStart"/>
+            <w:r>
+              <w:rPr>
+                <w:rFonts w:ascii="Hind Siliguri" w:eastAsia="Times New Roman" w:hAnsi="Hind Siliguri" w:cs="Hind Siliguri"/>
+                <w:b/>
+                <w:bCs/>
+                <w:color w:val="92400E"/>
+                <w:sz w:val="20"/>
+                <w:szCs w:val="20"/>
+              </w:rPr>
+              <w:t>বেতন</w:t>
+            </w:r>
+            <w:proofErr w:type="spellEnd"/>
+            <w:r>
+              <w:rPr>
+                <w:rFonts w:ascii="Hind Siliguri" w:eastAsia="Times New Roman" w:hAnsi="Hind Siliguri" w:cs="Hind Siliguri"/>
+                <w:b/>
+                <w:bCs/>
+                <w:color w:val="92400E"/>
+                <w:sz w:val="20"/>
+                <w:szCs w:val="20"/>
+              </w:rPr>
+              <w:t xml:space="preserve"> ও </w:t>
+            </w:r>
+            <w:proofErr w:type="spellStart"/>
+            <w:r>
+              <w:rPr>
+                <w:rFonts w:ascii="Hind Siliguri" w:eastAsia="Times New Roman" w:hAnsi="Hind Siliguri" w:cs="Hind Siliguri"/>
+                <w:b/>
+                <w:bCs/>
+                <w:color w:val="92400E"/>
+                <w:sz w:val="20"/>
+                <w:szCs w:val="20"/>
+              </w:rPr>
+              <w:t>অন্যান্য</w:t>
+            </w:r>
+            <w:proofErr w:type="spellEnd"/>
+            <w:r>
+              <w:rPr>
+                <w:rFonts w:ascii="Hind Siliguri" w:eastAsia="Times New Roman" w:hAnsi="Hind Siliguri" w:cs="Hind Siliguri"/>
+                <w:b/>
+                <w:bCs/>
+                <w:color w:val="92400E"/>
+                <w:sz w:val="20"/>
+                <w:szCs w:val="20"/>
+              </w:rPr>
+              <w:t xml:space="preserve"> </w:t>
+            </w:r>
+            <w:proofErr w:type="spellStart"/>
+            <w:r>
+              <w:rPr>
+                <w:rFonts w:ascii="Hind Siliguri" w:eastAsia="Times New Roman" w:hAnsi="Hind Siliguri" w:cs="Hind Siliguri"/>
+                <w:b/>
+                <w:bCs/>
+                <w:color w:val="92400E"/>
+                <w:sz w:val="20"/>
+                <w:szCs w:val="20"/>
+              </w:rPr>
+              <w:t>খরচ</w:t>
+            </w:r>
+            <w:proofErr w:type="spellEnd"/>
+          </w:p>
+        </w:tc>
+        <w:tc>
+          <w:tcPr>
+            <w:tcW w:w="4262" w:type="dxa"/>
+            <w:tcBorders>
+              <w:top w:val="single" w:sz="4" w:space="0" w:color="D97706"/>
+              <w:left w:val="single" w:sz="4" w:space="0" w:color="D97706"/>
+              <w:bottom w:val="single" w:sz="4" w:space="0" w:color="D97706"/>
+              <w:right w:val="single" w:sz="4" w:space="0" w:color="D97706"/>
+            </w:tcBorders>
+            <w:shd w:val="clear" w:color="auto" w:fill="FEF3C7"/>
+            <w:tcMar>
+              <w:top w:w="38" w:type="dxa"/>
+              <w:left w:w="90" w:type="dxa"/>
+              <w:bottom w:w="38" w:type="dxa"/>
+              <w:right w:w="90" w:type="dxa"/>
+            </w:tcMar>
+            <w:vAlign w:val="center"/>
+          </w:tcPr>
+          <w:p>
+            <w:pPr>
+              <w:spacing w:after="0" w:line="252" w:lineRule="auto"/>
+            </w:pPr>
+            <w:r>
+              <w:rPr>
+                <w:rFonts w:ascii="Hind Siliguri" w:hAnsi="Hind Siliguri" w:cs="Hind Siliguri"/>
+                <w:b/>
+                <w:color w:val="92400E"/>
+                <w:sz w:val="19"/>
+              </w:rPr>
+              <w:t xml:space="preserve">= </w:t>
+            </w:r>
+            <w:r>
+              <w:rPr>
+                <w:rFonts w:ascii="Hind Siliguri" w:hAnsi="Hind Siliguri" w:cs="Hind Siliguri"/>
+                <w:b/>
+                <w:color w:val="92400E"/>
+                <w:sz w:val="19"/>
+              </w:rPr>
+              <w:t xml:space="preserve">26,700 </w:t>
+            </w:r>
           </w:p>
         </w:tc>
       </w:tr>
@@ -328,7 +3029,7 @@
                 <w:color w:val="0F172A"/>
                 <w:sz w:val="19"/>
               </w:rPr>
-              <w:t>১. ডুবাই কর্মী বেতন ও বৈদেশিক খরচ (Dubai Operations)</w:t>
+              <w:t>৩. গোডাউন কর্মী বেতন ও গোডাউন ভাড়া (Godown Expenses)</w:t>
             </w:r>
           </w:p>
         </w:tc>
@@ -365,7 +3066,7 @@
                 <w:color w:val="475569"/>
                 <w:sz w:val="18"/>
               </w:rPr>
-              <w:t>১.১</w:t>
+              <w:t>৩.১</w:t>
             </w:r>
           </w:p>
         </w:tc>
@@ -397,13 +3098,13 @@
                 <w:color w:val="0F172A"/>
                 <w:sz w:val="18"/>
               </w:rPr>
-              <w:t>হৃদয় (বেতন)</w:t>
+              <w:t>রুবায়েত</w:t>
             </w:r>
           </w:p>
         </w:tc>
         <w:tc>
           <w:tcPr>
-            <w:tcW w:w="4982" w:type="dxa"/>
+            <w:tcW w:w="2880" w:type="dxa"/>
             <w:tcBorders>
               <w:top w:val="single" w:sz="4" w:space="0" w:color="CBD5E1"/>
               <w:left w:val="single" w:sz="4" w:space="0" w:color="CBD5E1"/>
@@ -428,13 +3129,13 @@
                 <w:color w:val="475569"/>
                 <w:sz w:val="17"/>
               </w:rPr>
-              <w:t>৩০,০০০ টাকা – ১০,০০০ (কর্তন)</w:t>
+              <w:t>গোডাউন কর্মী বেতন</w:t>
             </w:r>
           </w:p>
         </w:tc>
         <w:tc>
           <w:tcPr>
-            <w:tcW w:w="2160" w:type="dxa"/>
+            <w:tcW w:w="4262" w:type="dxa"/>
             <w:tcBorders>
               <w:top w:val="single" w:sz="4" w:space="0" w:color="CBD5E1"/>
               <w:left w:val="single" w:sz="4" w:space="0" w:color="CBD5E1"/>
@@ -460,7 +3161,7 @@
                 <w:color w:val="B91C1C"/>
                 <w:sz w:val="18"/>
               </w:rPr>
-              <w:t xml:space="preserve">20,000 </w:t>
+              <w:t xml:space="preserve">25,000 </w:t>
             </w:r>
           </w:p>
         </w:tc>
@@ -497,7 +3198,7 @@
                 <w:color w:val="475569"/>
                 <w:sz w:val="18"/>
               </w:rPr>
-              <w:t>১.২</w:t>
+              <w:t>৩.২</w:t>
             </w:r>
           </w:p>
         </w:tc>
@@ -529,13 +3230,13 @@
                 <w:color w:val="0F172A"/>
                 <w:sz w:val="18"/>
               </w:rPr>
-              <w:t>ফারুক (বেতন)</w:t>
+              <w:t>ফারুক</w:t>
             </w:r>
           </w:p>
         </w:tc>
         <w:tc>
           <w:tcPr>
-            <w:tcW w:w="4982" w:type="dxa"/>
+            <w:tcW w:w="2880" w:type="dxa"/>
             <w:tcBorders>
               <w:top w:val="single" w:sz="4" w:space="0" w:color="CBD5E1"/>
               <w:left w:val="single" w:sz="4" w:space="0" w:color="CBD5E1"/>
@@ -560,13 +3261,13 @@
                 <w:color w:val="475569"/>
                 <w:sz w:val="17"/>
               </w:rPr>
-              <w:t>মাসিক নির্ধারিত বেতন</w:t>
+              <w:t>গোডাউন কর্মী বেতন</w:t>
             </w:r>
           </w:p>
         </w:tc>
         <w:tc>
           <w:tcPr>
-            <w:tcW w:w="2160" w:type="dxa"/>
+            <w:tcW w:w="4262" w:type="dxa"/>
             <w:tcBorders>
               <w:top w:val="single" w:sz="4" w:space="0" w:color="CBD5E1"/>
               <w:left w:val="single" w:sz="4" w:space="0" w:color="CBD5E1"/>
@@ -592,7 +3293,7 @@
                 <w:color w:val="B91C1C"/>
                 <w:sz w:val="18"/>
               </w:rPr>
-              <w:t xml:space="preserve">25,000 </w:t>
+              <w:t xml:space="preserve">18,000 </w:t>
             </w:r>
           </w:p>
         </w:tc>
@@ -629,7 +3330,7 @@
                 <w:color w:val="475569"/>
                 <w:sz w:val="18"/>
               </w:rPr>
-              <w:t>১.৩</w:t>
+              <w:t>৩.৩</w:t>
             </w:r>
           </w:p>
         </w:tc>
@@ -661,13 +3362,13 @@
                 <w:color w:val="0F172A"/>
                 <w:sz w:val="18"/>
               </w:rPr>
-              <w:t>ফারুক ও হৃদয় রুম ভাড়া</w:t>
+              <w:t>সামির</w:t>
             </w:r>
           </w:p>
         </w:tc>
         <w:tc>
           <w:tcPr>
-            <w:tcW w:w="4982" w:type="dxa"/>
+            <w:tcW w:w="2880" w:type="dxa"/>
             <w:tcBorders>
               <w:top w:val="single" w:sz="4" w:space="0" w:color="CBD5E1"/>
               <w:left w:val="single" w:sz="4" w:space="0" w:color="CBD5E1"/>
@@ -692,37 +3393,13 @@
                 <w:color w:val="475569"/>
                 <w:sz w:val="17"/>
               </w:rPr>
-              <w:t>UED</w:t>
-            </w:r>
-            <w:r>
-              <w:rPr>
-                <w:rFonts w:ascii="Hind Siliguri" w:hAnsi="Hind Siliguri" w:cs="Hind Siliguri"/>
-                <w:color w:val="475569"/>
-                <w:sz w:val="17"/>
-              </w:rPr>
-              <w:t xml:space="preserve">= </w:t>
-            </w:r>
-            <w:r>
-              <w:rPr>
-                <w:rFonts w:ascii="Hind Siliguri" w:hAnsi="Hind Siliguri" w:cs="Hind Siliguri"/>
-                <w:color w:val="475569"/>
-                <w:sz w:val="17"/>
-              </w:rPr>
-              <w:t>800</w:t>
-            </w:r>
-            <w:r>
-              <w:rPr>
-                <w:rFonts w:ascii="Hind Siliguri" w:hAnsi="Hind Siliguri" w:cs="Hind Siliguri"/>
-                <w:color w:val="475569"/>
-                <w:sz w:val="17"/>
-              </w:rPr>
-              <w:t xml:space="preserve"> </w:t>
+              <w:t>গোডাউন কর্মী বেতন</w:t>
             </w:r>
           </w:p>
         </w:tc>
         <w:tc>
           <w:tcPr>
-            <w:tcW w:w="2160" w:type="dxa"/>
+            <w:tcW w:w="4262" w:type="dxa"/>
             <w:tcBorders>
               <w:top w:val="single" w:sz="4" w:space="0" w:color="CBD5E1"/>
               <w:left w:val="single" w:sz="4" w:space="0" w:color="CBD5E1"/>
@@ -748,7 +3425,7 @@
                 <w:color w:val="B91C1C"/>
                 <w:sz w:val="18"/>
               </w:rPr>
-              <w:t xml:space="preserve">28,000 </w:t>
+              <w:t xml:space="preserve">7,000 </w:t>
             </w:r>
           </w:p>
         </w:tc>
@@ -785,7 +3462,7 @@
                 <w:color w:val="475569"/>
                 <w:sz w:val="18"/>
               </w:rPr>
-              <w:t>১.৪</w:t>
+              <w:t>৩.৪</w:t>
             </w:r>
           </w:p>
         </w:tc>
@@ -817,13 +3494,13 @@
                 <w:color w:val="0F172A"/>
                 <w:sz w:val="18"/>
               </w:rPr>
-              <w:t>কন্টেনার লোডিং নং: ২</w:t>
+              <w:t>নুরনবী</w:t>
             </w:r>
           </w:p>
         </w:tc>
         <w:tc>
           <w:tcPr>
-            <w:tcW w:w="4982" w:type="dxa"/>
+            <w:tcW w:w="2880" w:type="dxa"/>
             <w:tcBorders>
               <w:top w:val="single" w:sz="4" w:space="0" w:color="CBD5E1"/>
               <w:left w:val="single" w:sz="4" w:space="0" w:color="CBD5E1"/>
@@ -848,29 +3525,13 @@
                 <w:color w:val="475569"/>
                 <w:sz w:val="17"/>
               </w:rPr>
-              <w:t xml:space="preserve">UED </w:t>
-            </w:r>
-            <w:r>
-              <w:rPr>
-                <w:rFonts w:ascii="Hind Siliguri" w:hAnsi="Hind Siliguri" w:cs="Hind Siliguri"/>
-                <w:color w:val="475569"/>
-                <w:sz w:val="17"/>
-              </w:rPr>
-              <w:t xml:space="preserve">= </w:t>
-            </w:r>
-            <w:r>
-              <w:rPr>
-                <w:rFonts w:ascii="Hind Siliguri" w:hAnsi="Hind Siliguri" w:cs="Hind Siliguri"/>
-                <w:color w:val="475569"/>
-                <w:sz w:val="17"/>
-              </w:rPr>
-              <w:t>4000</w:t>
+              <w:t>গোডাউন কর্মী বেতন</w:t>
             </w:r>
           </w:p>
         </w:tc>
         <w:tc>
           <w:tcPr>
-            <w:tcW w:w="2160" w:type="dxa"/>
+            <w:tcW w:w="4262" w:type="dxa"/>
             <w:tcBorders>
               <w:top w:val="single" w:sz="4" w:space="0" w:color="CBD5E1"/>
               <w:left w:val="single" w:sz="4" w:space="0" w:color="CBD5E1"/>
@@ -896,8 +3557,131 @@
                 <w:color w:val="B91C1C"/>
                 <w:sz w:val="18"/>
               </w:rPr>
-              <w:t>1</w:t>
-            </w:r>
+              <w:t xml:space="preserve">10,000 </w:t>
+            </w:r>
+          </w:p>
+        </w:tc>
+      </w:tr>
+      <w:tr>
+        <w:trPr>
+          <w:jc w:val="center"/>
+        </w:trPr>
+        <w:tc>
+          <w:tcPr>
+            <w:tcW w:w="792" w:type="dxa"/>
+            <w:tcBorders>
+              <w:top w:val="single" w:sz="4" w:space="0" w:color="CBD5E1"/>
+              <w:left w:val="single" w:sz="4" w:space="0" w:color="CBD5E1"/>
+              <w:bottom w:val="single" w:sz="4" w:space="0" w:color="CBD5E1"/>
+              <w:right w:val="single" w:sz="4" w:space="0" w:color="CBD5E1"/>
+            </w:tcBorders>
+            <w:tcMar>
+              <w:top w:w="35" w:type="dxa"/>
+              <w:left w:w="90" w:type="dxa"/>
+              <w:bottom w:w="35" w:type="dxa"/>
+              <w:right w:w="90" w:type="dxa"/>
+            </w:tcMar>
+            <w:vAlign w:val="center"/>
+          </w:tcPr>
+          <w:p>
+            <w:pPr>
+              <w:spacing w:after="0" w:line="252" w:lineRule="auto"/>
+              <w:jc w:val="center"/>
+            </w:pPr>
+            <w:r>
+              <w:rPr>
+                <w:rFonts w:ascii="Hind Siliguri" w:hAnsi="Hind Siliguri" w:cs="Hind Siliguri"/>
+                <w:color w:val="475569"/>
+                <w:sz w:val="18"/>
+              </w:rPr>
+              <w:t>৩.৫</w:t>
+            </w:r>
+          </w:p>
+        </w:tc>
+        <w:tc>
+          <w:tcPr>
+            <w:tcW w:w="2578" w:type="dxa"/>
+            <w:tcBorders>
+              <w:top w:val="single" w:sz="4" w:space="0" w:color="CBD5E1"/>
+              <w:left w:val="single" w:sz="4" w:space="0" w:color="CBD5E1"/>
+              <w:bottom w:val="single" w:sz="4" w:space="0" w:color="CBD5E1"/>
+              <w:right w:val="single" w:sz="4" w:space="0" w:color="CBD5E1"/>
+            </w:tcBorders>
+            <w:tcMar>
+              <w:top w:w="35" w:type="dxa"/>
+              <w:left w:w="90" w:type="dxa"/>
+              <w:bottom w:w="35" w:type="dxa"/>
+              <w:right w:w="90" w:type="dxa"/>
+            </w:tcMar>
+            <w:vAlign w:val="center"/>
+          </w:tcPr>
+          <w:p>
+            <w:pPr>
+              <w:spacing w:after="0" w:line="252" w:lineRule="auto"/>
+            </w:pPr>
+            <w:r>
+              <w:rPr>
+                <w:rFonts w:ascii="Hind Siliguri" w:hAnsi="Hind Siliguri" w:cs="Hind Siliguri"/>
+                <w:b/>
+                <w:color w:val="0F172A"/>
+                <w:sz w:val="18"/>
+              </w:rPr>
+              <w:t>গোডাউন ভাড়া</w:t>
+            </w:r>
+          </w:p>
+        </w:tc>
+        <w:tc>
+          <w:tcPr>
+            <w:tcW w:w="2880" w:type="dxa"/>
+            <w:tcBorders>
+              <w:top w:val="single" w:sz="4" w:space="0" w:color="CBD5E1"/>
+              <w:left w:val="single" w:sz="4" w:space="0" w:color="CBD5E1"/>
+              <w:bottom w:val="single" w:sz="4" w:space="0" w:color="CBD5E1"/>
+              <w:right w:val="single" w:sz="4" w:space="0" w:color="CBD5E1"/>
+            </w:tcBorders>
+            <w:tcMar>
+              <w:top w:w="35" w:type="dxa"/>
+              <w:left w:w="90" w:type="dxa"/>
+              <w:bottom w:w="35" w:type="dxa"/>
+              <w:right w:w="90" w:type="dxa"/>
+            </w:tcMar>
+            <w:vAlign w:val="center"/>
+          </w:tcPr>
+          <w:p>
+            <w:pPr>
+              <w:spacing w:after="0" w:line="252" w:lineRule="auto"/>
+            </w:pPr>
+            <w:r>
+              <w:rPr>
+                <w:rFonts w:ascii="Hind Siliguri" w:hAnsi="Hind Siliguri" w:cs="Hind Siliguri"/>
+                <w:color w:val="475569"/>
+                <w:sz w:val="17"/>
+              </w:rPr>
+              <w:t>প্রধান গোডাউন মাসিক ভাড়া</w:t>
+            </w:r>
+          </w:p>
+        </w:tc>
+        <w:tc>
+          <w:tcPr>
+            <w:tcW w:w="4262" w:type="dxa"/>
+            <w:tcBorders>
+              <w:top w:val="single" w:sz="4" w:space="0" w:color="CBD5E1"/>
+              <w:left w:val="single" w:sz="4" w:space="0" w:color="CBD5E1"/>
+              <w:bottom w:val="single" w:sz="4" w:space="0" w:color="CBD5E1"/>
+              <w:right w:val="single" w:sz="4" w:space="0" w:color="CBD5E1"/>
+            </w:tcBorders>
+            <w:tcMar>
+              <w:top w:w="35" w:type="dxa"/>
+              <w:left w:w="90" w:type="dxa"/>
+              <w:bottom w:w="35" w:type="dxa"/>
+              <w:right w:w="90" w:type="dxa"/>
+            </w:tcMar>
+            <w:vAlign w:val="center"/>
+          </w:tcPr>
+          <w:p>
+            <w:pPr>
+              <w:spacing w:after="0" w:line="252" w:lineRule="auto"/>
+            </w:pPr>
             <w:r>
               <w:rPr>
                 <w:rFonts w:ascii="Hind Siliguri" w:hAnsi="Hind Siliguri" w:cs="Hind Siliguri"/>
@@ -905,16 +3689,7 @@
                 <w:color w:val="B91C1C"/>
                 <w:sz w:val="18"/>
               </w:rPr>
-              <w:t>,</w:t>
-            </w:r>
-            <w:r>
-              <w:rPr>
-                <w:rFonts w:ascii="Hind Siliguri" w:hAnsi="Hind Siliguri" w:cs="Hind Siliguri"/>
-                <w:b/>
-                <w:color w:val="B91C1C"/>
-                <w:sz w:val="18"/>
-              </w:rPr>
-              <w:t xml:space="preserve">40,000 </w:t>
+              <w:t xml:space="preserve">50,000 </w:t>
             </w:r>
           </w:p>
         </w:tc>
@@ -952,7 +3727,7 @@
                 <w:color w:val="94A3B8"/>
                 <w:sz w:val="17"/>
               </w:rPr>
-              <w:t>১.৫</w:t>
+              <w:t>৩.৬</w:t>
             </w:r>
           </w:p>
         </w:tc>
@@ -982,7 +3757,7 @@
         </w:tc>
         <w:tc>
           <w:tcPr>
-            <w:tcW w:w="4982" w:type="dxa"/>
+            <w:tcW w:w="2880" w:type="dxa"/>
             <w:tcBorders>
               <w:top w:val="single" w:sz="4" w:space="0" w:color="CBD5E1"/>
               <w:left w:val="single" w:sz="4" w:space="0" w:color="CBD5E1"/>
@@ -1006,7 +3781,7 @@
         </w:tc>
         <w:tc>
           <w:tcPr>
-            <w:tcW w:w="2160" w:type="dxa"/>
+            <w:tcW w:w="4262" w:type="dxa"/>
             <w:tcBorders>
               <w:top w:val="single" w:sz="4" w:space="0" w:color="CBD5E1"/>
               <w:left w:val="single" w:sz="4" w:space="0" w:color="CBD5E1"/>
@@ -1035,7 +3810,7 @@
         </w:trPr>
         <w:tc>
           <w:tcPr>
-            <w:tcW w:w="8352" w:type="dxa"/>
+            <w:tcW w:w="6250" w:type="dxa"/>
             <w:gridSpan w:val="3"/>
             <w:tcBorders>
               <w:top w:val="single" w:sz="4" w:space="0" w:color="D97706"/>
@@ -1055,7 +3830,6 @@
           <w:p>
             <w:pPr>
               <w:spacing w:after="0" w:line="252" w:lineRule="auto"/>
-              <w:jc w:val="center"/>
             </w:pPr>
             <w:proofErr w:type="spellStart"/>
             <w:r>
@@ -1079,7 +3853,7 @@
                 <w:sz w:val="20"/>
                 <w:szCs w:val="20"/>
               </w:rPr>
-              <w:t xml:space="preserve"> (Sub-Total): ১. </w:t>
+              <w:t xml:space="preserve"> (Sub-Total): ৩. </w:t>
             </w:r>
             <w:proofErr w:type="spellStart"/>
             <w:r>
@@ -1091,7 +3865,7 @@
                 <w:sz w:val="20"/>
                 <w:szCs w:val="20"/>
               </w:rPr>
-              <w:t>ডুবাই</w:t>
+              <w:t>গোডাউন</w:t>
             </w:r>
             <w:proofErr w:type="spellEnd"/>
             <w:r>
@@ -1163,7 +3937,7 @@
                 <w:sz w:val="20"/>
                 <w:szCs w:val="20"/>
               </w:rPr>
-              <w:t>বৈদেশিক</w:t>
+              <w:t>গোডাউন</w:t>
             </w:r>
             <w:proofErr w:type="spellEnd"/>
             <w:r>
@@ -1187,14 +3961,14 @@
                 <w:sz w:val="20"/>
                 <w:szCs w:val="20"/>
               </w:rPr>
-              <w:t>খরচ</w:t>
+              <w:t>ভাড়া</w:t>
             </w:r>
             <w:proofErr w:type="spellEnd"/>
           </w:p>
         </w:tc>
         <w:tc>
           <w:tcPr>
-            <w:tcW w:w="2160" w:type="dxa"/>
+            <w:tcW w:w="4262" w:type="dxa"/>
             <w:tcBorders>
               <w:top w:val="single" w:sz="4" w:space="0" w:color="D97706"/>
               <w:left w:val="single" w:sz="4" w:space="0" w:color="D97706"/>
@@ -1230,7 +4004,25 @@
                 <w:color w:val="92400E"/>
                 <w:sz w:val="19"/>
               </w:rPr>
-              <w:t xml:space="preserve">213,000 </w:t>
+              <w:t>1</w:t>
+            </w:r>
+            <w:r>
+              <w:rPr>
+                <w:rFonts w:ascii="Hind Siliguri" w:hAnsi="Hind Siliguri" w:cs="Hind Siliguri"/>
+                <w:b/>
+                <w:color w:val="92400E"/>
+                <w:sz w:val="19"/>
+              </w:rPr>
+              <w:t>,</w:t>
+            </w:r>
+            <w:r>
+              <w:rPr>
+                <w:rFonts w:ascii="Hind Siliguri" w:hAnsi="Hind Siliguri" w:cs="Hind Siliguri"/>
+                <w:b/>
+                <w:color w:val="92400E"/>
+                <w:sz w:val="19"/>
+              </w:rPr>
+              <w:t xml:space="preserve">10,000 </w:t>
             </w:r>
           </w:p>
         </w:tc>
@@ -1241,1973 +4033,7 @@
         </w:trPr>
         <w:tc>
           <w:tcPr>
-            <w:tcW w:w="10512" w:type="dxa"/>
-            <w:gridSpan w:val="4"/>
-            <w:tcBorders>
-              <w:top w:val="single" w:sz="4" w:space="0" w:color="94A3B8"/>
-              <w:left w:val="single" w:sz="4" w:space="0" w:color="94A3B8"/>
-              <w:bottom w:val="single" w:sz="4" w:space="0" w:color="94A3B8"/>
-              <w:right w:val="single" w:sz="4" w:space="0" w:color="94A3B8"/>
-            </w:tcBorders>
-            <w:shd w:val="clear" w:color="auto" w:fill="F1F5F9"/>
-            <w:tcMar>
-              <w:top w:w="35" w:type="dxa"/>
-              <w:left w:w="90" w:type="dxa"/>
-              <w:bottom w:w="35" w:type="dxa"/>
-              <w:right w:w="90" w:type="dxa"/>
-            </w:tcMar>
-            <w:vAlign w:val="center"/>
-          </w:tcPr>
-          <w:p>
-            <w:pPr>
-              <w:spacing w:after="0" w:line="252" w:lineRule="auto"/>
-              <w:jc w:val="center"/>
-            </w:pPr>
-            <w:r>
-              <w:rPr>
-                <w:rFonts w:ascii="Hind Siliguri" w:hAnsi="Hind Siliguri" w:cs="Hind Siliguri"/>
-                <w:b/>
-                <w:color w:val="0F172A"/>
-                <w:sz w:val="19"/>
-              </w:rPr>
-              <w:t>২. রহমান টাওয়ার দোকান কর্মী বেতন ও অন্যান্য খরচ (Shop Expenses)</w:t>
-            </w:r>
-          </w:p>
-        </w:tc>
-      </w:tr>
-      <w:tr>
-        <w:trPr>
-          <w:jc w:val="center"/>
-        </w:trPr>
-        <w:tc>
-          <w:tcPr>
-            <w:tcW w:w="792" w:type="dxa"/>
-            <w:tcBorders>
-              <w:top w:val="single" w:sz="4" w:space="0" w:color="CBD5E1"/>
-              <w:left w:val="single" w:sz="4" w:space="0" w:color="CBD5E1"/>
-              <w:bottom w:val="single" w:sz="4" w:space="0" w:color="CBD5E1"/>
-              <w:right w:val="single" w:sz="4" w:space="0" w:color="CBD5E1"/>
-            </w:tcBorders>
-            <w:tcMar>
-              <w:top w:w="35" w:type="dxa"/>
-              <w:left w:w="90" w:type="dxa"/>
-              <w:bottom w:w="35" w:type="dxa"/>
-              <w:right w:w="90" w:type="dxa"/>
-            </w:tcMar>
-            <w:vAlign w:val="center"/>
-          </w:tcPr>
-          <w:p>
-            <w:pPr>
-              <w:spacing w:after="0" w:line="252" w:lineRule="auto"/>
-              <w:jc w:val="center"/>
-            </w:pPr>
-            <w:r>
-              <w:rPr>
-                <w:rFonts w:ascii="Hind Siliguri" w:hAnsi="Hind Siliguri" w:cs="Hind Siliguri"/>
-                <w:color w:val="475569"/>
-                <w:sz w:val="18"/>
-              </w:rPr>
-              <w:t>২.১</w:t>
-            </w:r>
-          </w:p>
-        </w:tc>
-        <w:tc>
-          <w:tcPr>
-            <w:tcW w:w="2578" w:type="dxa"/>
-            <w:tcBorders>
-              <w:top w:val="single" w:sz="4" w:space="0" w:color="CBD5E1"/>
-              <w:left w:val="single" w:sz="4" w:space="0" w:color="CBD5E1"/>
-              <w:bottom w:val="single" w:sz="4" w:space="0" w:color="CBD5E1"/>
-              <w:right w:val="single" w:sz="4" w:space="0" w:color="CBD5E1"/>
-            </w:tcBorders>
-            <w:tcMar>
-              <w:top w:w="35" w:type="dxa"/>
-              <w:left w:w="90" w:type="dxa"/>
-              <w:bottom w:w="35" w:type="dxa"/>
-              <w:right w:w="90" w:type="dxa"/>
-            </w:tcMar>
-            <w:vAlign w:val="center"/>
-          </w:tcPr>
-          <w:p>
-            <w:pPr>
-              <w:spacing w:after="0" w:line="252" w:lineRule="auto"/>
-            </w:pPr>
-            <w:r>
-              <w:rPr>
-                <w:rFonts w:ascii="Hind Siliguri" w:hAnsi="Hind Siliguri" w:cs="Hind Siliguri"/>
-                <w:b/>
-                <w:color w:val="0F172A"/>
-                <w:sz w:val="18"/>
-              </w:rPr>
-              <w:t>মেরাজ</w:t>
-            </w:r>
-          </w:p>
-        </w:tc>
-        <w:tc>
-          <w:tcPr>
-            <w:tcW w:w="4982" w:type="dxa"/>
-            <w:tcBorders>
-              <w:top w:val="single" w:sz="4" w:space="0" w:color="CBD5E1"/>
-              <w:left w:val="single" w:sz="4" w:space="0" w:color="CBD5E1"/>
-              <w:bottom w:val="single" w:sz="4" w:space="0" w:color="CBD5E1"/>
-              <w:right w:val="single" w:sz="4" w:space="0" w:color="CBD5E1"/>
-            </w:tcBorders>
-            <w:tcMar>
-              <w:top w:w="35" w:type="dxa"/>
-              <w:left w:w="90" w:type="dxa"/>
-              <w:bottom w:w="35" w:type="dxa"/>
-              <w:right w:w="90" w:type="dxa"/>
-            </w:tcMar>
-            <w:vAlign w:val="center"/>
-          </w:tcPr>
-          <w:p>
-            <w:pPr>
-              <w:spacing w:after="0" w:line="252" w:lineRule="auto"/>
-            </w:pPr>
-            <w:r>
-              <w:rPr>
-                <w:rFonts w:ascii="Hind Siliguri" w:hAnsi="Hind Siliguri" w:cs="Hind Siliguri"/>
-                <w:color w:val="475569"/>
-                <w:sz w:val="17"/>
-              </w:rPr>
-              <w:t>দোকান কর্মী বেতন</w:t>
-            </w:r>
-          </w:p>
-        </w:tc>
-        <w:tc>
-          <w:tcPr>
-            <w:tcW w:w="2160" w:type="dxa"/>
-            <w:tcBorders>
-              <w:top w:val="single" w:sz="4" w:space="0" w:color="CBD5E1"/>
-              <w:left w:val="single" w:sz="4" w:space="0" w:color="CBD5E1"/>
-              <w:bottom w:val="single" w:sz="4" w:space="0" w:color="CBD5E1"/>
-              <w:right w:val="single" w:sz="4" w:space="0" w:color="CBD5E1"/>
-            </w:tcBorders>
-            <w:tcMar>
-              <w:top w:w="35" w:type="dxa"/>
-              <w:left w:w="90" w:type="dxa"/>
-              <w:bottom w:w="35" w:type="dxa"/>
-              <w:right w:w="90" w:type="dxa"/>
-            </w:tcMar>
-            <w:vAlign w:val="center"/>
-          </w:tcPr>
-          <w:p>
-            <w:pPr>
-              <w:spacing w:after="0" w:line="252" w:lineRule="auto"/>
-            </w:pPr>
-            <w:r>
-              <w:rPr>
-                <w:rFonts w:ascii="Hind Siliguri" w:hAnsi="Hind Siliguri" w:cs="Hind Siliguri"/>
-                <w:b/>
-                <w:color w:val="B91C1C"/>
-                <w:sz w:val="18"/>
-              </w:rPr>
-              <w:t xml:space="preserve">10,000 </w:t>
-            </w:r>
-          </w:p>
-        </w:tc>
-      </w:tr>
-      <w:tr>
-        <w:trPr>
-          <w:jc w:val="center"/>
-        </w:trPr>
-        <w:tc>
-          <w:tcPr>
-            <w:tcW w:w="792" w:type="dxa"/>
-            <w:tcBorders>
-              <w:top w:val="single" w:sz="4" w:space="0" w:color="CBD5E1"/>
-              <w:left w:val="single" w:sz="4" w:space="0" w:color="CBD5E1"/>
-              <w:bottom w:val="single" w:sz="4" w:space="0" w:color="CBD5E1"/>
-              <w:right w:val="single" w:sz="4" w:space="0" w:color="CBD5E1"/>
-            </w:tcBorders>
-            <w:tcMar>
-              <w:top w:w="35" w:type="dxa"/>
-              <w:left w:w="90" w:type="dxa"/>
-              <w:bottom w:w="35" w:type="dxa"/>
-              <w:right w:w="90" w:type="dxa"/>
-            </w:tcMar>
-            <w:vAlign w:val="center"/>
-          </w:tcPr>
-          <w:p>
-            <w:pPr>
-              <w:spacing w:after="0" w:line="252" w:lineRule="auto"/>
-              <w:jc w:val="center"/>
-            </w:pPr>
-            <w:r>
-              <w:rPr>
-                <w:rFonts w:ascii="Hind Siliguri" w:hAnsi="Hind Siliguri" w:cs="Hind Siliguri"/>
-                <w:color w:val="475569"/>
-                <w:sz w:val="18"/>
-              </w:rPr>
-              <w:t>২.২</w:t>
-            </w:r>
-          </w:p>
-        </w:tc>
-        <w:tc>
-          <w:tcPr>
-            <w:tcW w:w="2578" w:type="dxa"/>
-            <w:tcBorders>
-              <w:top w:val="single" w:sz="4" w:space="0" w:color="CBD5E1"/>
-              <w:left w:val="single" w:sz="4" w:space="0" w:color="CBD5E1"/>
-              <w:bottom w:val="single" w:sz="4" w:space="0" w:color="CBD5E1"/>
-              <w:right w:val="single" w:sz="4" w:space="0" w:color="CBD5E1"/>
-            </w:tcBorders>
-            <w:tcMar>
-              <w:top w:w="35" w:type="dxa"/>
-              <w:left w:w="90" w:type="dxa"/>
-              <w:bottom w:w="35" w:type="dxa"/>
-              <w:right w:w="90" w:type="dxa"/>
-            </w:tcMar>
-            <w:vAlign w:val="center"/>
-          </w:tcPr>
-          <w:p>
-            <w:pPr>
-              <w:spacing w:after="0" w:line="252" w:lineRule="auto"/>
-            </w:pPr>
-            <w:r>
-              <w:rPr>
-                <w:rFonts w:ascii="Hind Siliguri" w:hAnsi="Hind Siliguri" w:cs="Hind Siliguri"/>
-                <w:b/>
-                <w:color w:val="0F172A"/>
-                <w:sz w:val="18"/>
-              </w:rPr>
-              <w:t>আরাফাত</w:t>
-            </w:r>
-          </w:p>
-        </w:tc>
-        <w:tc>
-          <w:tcPr>
-            <w:tcW w:w="4982" w:type="dxa"/>
-            <w:tcBorders>
-              <w:top w:val="single" w:sz="4" w:space="0" w:color="CBD5E1"/>
-              <w:left w:val="single" w:sz="4" w:space="0" w:color="CBD5E1"/>
-              <w:bottom w:val="single" w:sz="4" w:space="0" w:color="CBD5E1"/>
-              <w:right w:val="single" w:sz="4" w:space="0" w:color="CBD5E1"/>
-            </w:tcBorders>
-            <w:tcMar>
-              <w:top w:w="35" w:type="dxa"/>
-              <w:left w:w="90" w:type="dxa"/>
-              <w:bottom w:w="35" w:type="dxa"/>
-              <w:right w:w="90" w:type="dxa"/>
-            </w:tcMar>
-            <w:vAlign w:val="center"/>
-          </w:tcPr>
-          <w:p>
-            <w:pPr>
-              <w:spacing w:after="0" w:line="252" w:lineRule="auto"/>
-            </w:pPr>
-            <w:r>
-              <w:rPr>
-                <w:rFonts w:ascii="Hind Siliguri" w:hAnsi="Hind Siliguri" w:cs="Hind Siliguri"/>
-                <w:color w:val="475569"/>
-                <w:sz w:val="17"/>
-              </w:rPr>
-              <w:t>দোকান কর্মী বেতন</w:t>
-            </w:r>
-          </w:p>
-        </w:tc>
-        <w:tc>
-          <w:tcPr>
-            <w:tcW w:w="2160" w:type="dxa"/>
-            <w:tcBorders>
-              <w:top w:val="single" w:sz="4" w:space="0" w:color="CBD5E1"/>
-              <w:left w:val="single" w:sz="4" w:space="0" w:color="CBD5E1"/>
-              <w:bottom w:val="single" w:sz="4" w:space="0" w:color="CBD5E1"/>
-              <w:right w:val="single" w:sz="4" w:space="0" w:color="CBD5E1"/>
-            </w:tcBorders>
-            <w:tcMar>
-              <w:top w:w="35" w:type="dxa"/>
-              <w:left w:w="90" w:type="dxa"/>
-              <w:bottom w:w="35" w:type="dxa"/>
-              <w:right w:w="90" w:type="dxa"/>
-            </w:tcMar>
-            <w:vAlign w:val="center"/>
-          </w:tcPr>
-          <w:p>
-            <w:pPr>
-              <w:spacing w:after="0" w:line="252" w:lineRule="auto"/>
-            </w:pPr>
-            <w:r>
-              <w:rPr>
-                <w:rFonts w:ascii="Hind Siliguri" w:hAnsi="Hind Siliguri" w:cs="Hind Siliguri"/>
-                <w:b/>
-                <w:color w:val="B91C1C"/>
-                <w:sz w:val="18"/>
-              </w:rPr>
-              <w:t xml:space="preserve">8,000 </w:t>
-            </w:r>
-          </w:p>
-        </w:tc>
-      </w:tr>
-      <w:tr>
-        <w:trPr>
-          <w:jc w:val="center"/>
-        </w:trPr>
-        <w:tc>
-          <w:tcPr>
-            <w:tcW w:w="792" w:type="dxa"/>
-            <w:tcBorders>
-              <w:top w:val="single" w:sz="4" w:space="0" w:color="CBD5E1"/>
-              <w:left w:val="single" w:sz="4" w:space="0" w:color="CBD5E1"/>
-              <w:bottom w:val="single" w:sz="4" w:space="0" w:color="CBD5E1"/>
-              <w:right w:val="single" w:sz="4" w:space="0" w:color="CBD5E1"/>
-            </w:tcBorders>
-            <w:tcMar>
-              <w:top w:w="35" w:type="dxa"/>
-              <w:left w:w="90" w:type="dxa"/>
-              <w:bottom w:w="35" w:type="dxa"/>
-              <w:right w:w="90" w:type="dxa"/>
-            </w:tcMar>
-            <w:vAlign w:val="center"/>
-          </w:tcPr>
-          <w:p>
-            <w:pPr>
-              <w:spacing w:after="0" w:line="252" w:lineRule="auto"/>
-              <w:jc w:val="center"/>
-            </w:pPr>
-            <w:r>
-              <w:rPr>
-                <w:rFonts w:ascii="Hind Siliguri" w:hAnsi="Hind Siliguri" w:cs="Hind Siliguri"/>
-                <w:color w:val="475569"/>
-                <w:sz w:val="18"/>
-              </w:rPr>
-              <w:t>২.৩</w:t>
-            </w:r>
-          </w:p>
-        </w:tc>
-        <w:tc>
-          <w:tcPr>
-            <w:tcW w:w="2578" w:type="dxa"/>
-            <w:tcBorders>
-              <w:top w:val="single" w:sz="4" w:space="0" w:color="CBD5E1"/>
-              <w:left w:val="single" w:sz="4" w:space="0" w:color="CBD5E1"/>
-              <w:bottom w:val="single" w:sz="4" w:space="0" w:color="CBD5E1"/>
-              <w:right w:val="single" w:sz="4" w:space="0" w:color="CBD5E1"/>
-            </w:tcBorders>
-            <w:tcMar>
-              <w:top w:w="35" w:type="dxa"/>
-              <w:left w:w="90" w:type="dxa"/>
-              <w:bottom w:w="35" w:type="dxa"/>
-              <w:right w:w="90" w:type="dxa"/>
-            </w:tcMar>
-            <w:vAlign w:val="center"/>
-          </w:tcPr>
-          <w:p>
-            <w:pPr>
-              <w:spacing w:after="0" w:line="252" w:lineRule="auto"/>
-            </w:pPr>
-            <w:r>
-              <w:rPr>
-                <w:rFonts w:ascii="Hind Siliguri" w:hAnsi="Hind Siliguri" w:cs="Hind Siliguri"/>
-                <w:b/>
-                <w:color w:val="0F172A"/>
-                <w:sz w:val="18"/>
-              </w:rPr>
-              <w:t>আইয়ুব হুযুর</w:t>
-            </w:r>
-          </w:p>
-        </w:tc>
-        <w:tc>
-          <w:tcPr>
-            <w:tcW w:w="4982" w:type="dxa"/>
-            <w:tcBorders>
-              <w:top w:val="single" w:sz="4" w:space="0" w:color="CBD5E1"/>
-              <w:left w:val="single" w:sz="4" w:space="0" w:color="CBD5E1"/>
-              <w:bottom w:val="single" w:sz="4" w:space="0" w:color="CBD5E1"/>
-              <w:right w:val="single" w:sz="4" w:space="0" w:color="CBD5E1"/>
-            </w:tcBorders>
-            <w:tcMar>
-              <w:top w:w="35" w:type="dxa"/>
-              <w:left w:w="90" w:type="dxa"/>
-              <w:bottom w:w="35" w:type="dxa"/>
-              <w:right w:w="90" w:type="dxa"/>
-            </w:tcMar>
-            <w:vAlign w:val="center"/>
-          </w:tcPr>
-          <w:p>
-            <w:pPr>
-              <w:spacing w:after="0" w:line="252" w:lineRule="auto"/>
-            </w:pPr>
-            <w:r>
-              <w:rPr>
-                <w:rFonts w:ascii="Hind Siliguri" w:hAnsi="Hind Siliguri" w:cs="Hind Siliguri"/>
-                <w:color w:val="475569"/>
-                <w:sz w:val="17"/>
-              </w:rPr>
-              <w:t>হাদিয়া / ধর্মীয় অনুদান</w:t>
-            </w:r>
-          </w:p>
-        </w:tc>
-        <w:tc>
-          <w:tcPr>
-            <w:tcW w:w="2160" w:type="dxa"/>
-            <w:tcBorders>
-              <w:top w:val="single" w:sz="4" w:space="0" w:color="CBD5E1"/>
-              <w:left w:val="single" w:sz="4" w:space="0" w:color="CBD5E1"/>
-              <w:bottom w:val="single" w:sz="4" w:space="0" w:color="CBD5E1"/>
-              <w:right w:val="single" w:sz="4" w:space="0" w:color="CBD5E1"/>
-            </w:tcBorders>
-            <w:tcMar>
-              <w:top w:w="35" w:type="dxa"/>
-              <w:left w:w="90" w:type="dxa"/>
-              <w:bottom w:w="35" w:type="dxa"/>
-              <w:right w:w="90" w:type="dxa"/>
-            </w:tcMar>
-            <w:vAlign w:val="center"/>
-          </w:tcPr>
-          <w:p>
-            <w:pPr>
-              <w:spacing w:after="0" w:line="252" w:lineRule="auto"/>
-            </w:pPr>
-            <w:r>
-              <w:rPr>
-                <w:rFonts w:ascii="Hind Siliguri" w:hAnsi="Hind Siliguri" w:cs="Hind Siliguri"/>
-                <w:b/>
-                <w:color w:val="B91C1C"/>
-                <w:sz w:val="18"/>
-              </w:rPr>
-              <w:t xml:space="preserve">1,000 </w:t>
-            </w:r>
-          </w:p>
-        </w:tc>
-      </w:tr>
-      <w:tr>
-        <w:trPr>
-          <w:jc w:val="center"/>
-        </w:trPr>
-        <w:tc>
-          <w:tcPr>
-            <w:tcW w:w="792" w:type="dxa"/>
-            <w:tcBorders>
-              <w:top w:val="single" w:sz="4" w:space="0" w:color="CBD5E1"/>
-              <w:left w:val="single" w:sz="4" w:space="0" w:color="CBD5E1"/>
-              <w:bottom w:val="single" w:sz="4" w:space="0" w:color="CBD5E1"/>
-              <w:right w:val="single" w:sz="4" w:space="0" w:color="CBD5E1"/>
-            </w:tcBorders>
-            <w:tcMar>
-              <w:top w:w="35" w:type="dxa"/>
-              <w:left w:w="90" w:type="dxa"/>
-              <w:bottom w:w="35" w:type="dxa"/>
-              <w:right w:w="90" w:type="dxa"/>
-            </w:tcMar>
-            <w:vAlign w:val="center"/>
-          </w:tcPr>
-          <w:p>
-            <w:pPr>
-              <w:spacing w:after="0" w:line="252" w:lineRule="auto"/>
-              <w:jc w:val="center"/>
-            </w:pPr>
-            <w:r>
-              <w:rPr>
-                <w:rFonts w:ascii="Hind Siliguri" w:hAnsi="Hind Siliguri" w:cs="Hind Siliguri"/>
-                <w:color w:val="475569"/>
-                <w:sz w:val="18"/>
-              </w:rPr>
-              <w:t>২.৪</w:t>
-            </w:r>
-          </w:p>
-        </w:tc>
-        <w:tc>
-          <w:tcPr>
-            <w:tcW w:w="2578" w:type="dxa"/>
-            <w:tcBorders>
-              <w:top w:val="single" w:sz="4" w:space="0" w:color="CBD5E1"/>
-              <w:left w:val="single" w:sz="4" w:space="0" w:color="CBD5E1"/>
-              <w:bottom w:val="single" w:sz="4" w:space="0" w:color="CBD5E1"/>
-              <w:right w:val="single" w:sz="4" w:space="0" w:color="CBD5E1"/>
-            </w:tcBorders>
-            <w:tcMar>
-              <w:top w:w="35" w:type="dxa"/>
-              <w:left w:w="90" w:type="dxa"/>
-              <w:bottom w:w="35" w:type="dxa"/>
-              <w:right w:w="90" w:type="dxa"/>
-            </w:tcMar>
-            <w:vAlign w:val="center"/>
-          </w:tcPr>
-          <w:p>
-            <w:pPr>
-              <w:spacing w:after="0" w:line="252" w:lineRule="auto"/>
-            </w:pPr>
-            <w:r>
-              <w:rPr>
-                <w:rFonts w:ascii="Hind Siliguri" w:hAnsi="Hind Siliguri" w:cs="Hind Siliguri"/>
-                <w:b/>
-                <w:color w:val="0F172A"/>
-                <w:sz w:val="18"/>
-              </w:rPr>
-              <w:t>দোকান ও গোডাউন ভাড়া</w:t>
-            </w:r>
-          </w:p>
-        </w:tc>
-        <w:tc>
-          <w:tcPr>
-            <w:tcW w:w="4982" w:type="dxa"/>
-            <w:tcBorders>
-              <w:top w:val="single" w:sz="4" w:space="0" w:color="CBD5E1"/>
-              <w:left w:val="single" w:sz="4" w:space="0" w:color="CBD5E1"/>
-              <w:bottom w:val="single" w:sz="4" w:space="0" w:color="CBD5E1"/>
-              <w:right w:val="single" w:sz="4" w:space="0" w:color="CBD5E1"/>
-            </w:tcBorders>
-            <w:tcMar>
-              <w:top w:w="35" w:type="dxa"/>
-              <w:left w:w="90" w:type="dxa"/>
-              <w:bottom w:w="35" w:type="dxa"/>
-              <w:right w:w="90" w:type="dxa"/>
-            </w:tcMar>
-            <w:vAlign w:val="center"/>
-          </w:tcPr>
-          <w:p>
-            <w:pPr>
-              <w:spacing w:after="0" w:line="252" w:lineRule="auto"/>
-            </w:pPr>
-            <w:r>
-              <w:rPr>
-                <w:rFonts w:ascii="Hind Siliguri" w:hAnsi="Hind Siliguri" w:cs="Hind Siliguri"/>
-                <w:color w:val="475569"/>
-                <w:sz w:val="17"/>
-              </w:rPr>
-              <w:t>রহমান টাওয়ার দোকান ভাড়া</w:t>
-            </w:r>
-          </w:p>
-        </w:tc>
-        <w:tc>
-          <w:tcPr>
-            <w:tcW w:w="2160" w:type="dxa"/>
-            <w:tcBorders>
-              <w:top w:val="single" w:sz="4" w:space="0" w:color="CBD5E1"/>
-              <w:left w:val="single" w:sz="4" w:space="0" w:color="CBD5E1"/>
-              <w:bottom w:val="single" w:sz="4" w:space="0" w:color="CBD5E1"/>
-              <w:right w:val="single" w:sz="4" w:space="0" w:color="CBD5E1"/>
-            </w:tcBorders>
-            <w:tcMar>
-              <w:top w:w="35" w:type="dxa"/>
-              <w:left w:w="90" w:type="dxa"/>
-              <w:bottom w:w="35" w:type="dxa"/>
-              <w:right w:w="90" w:type="dxa"/>
-            </w:tcMar>
-            <w:vAlign w:val="center"/>
-          </w:tcPr>
-          <w:p>
-            <w:pPr>
-              <w:spacing w:after="0" w:line="252" w:lineRule="auto"/>
-            </w:pPr>
-            <w:r>
-              <w:rPr>
-                <w:rFonts w:ascii="Hind Siliguri" w:hAnsi="Hind Siliguri" w:cs="Hind Siliguri"/>
-                <w:b/>
-                <w:color w:val="B91C1C"/>
-                <w:sz w:val="18"/>
-              </w:rPr>
-              <w:t xml:space="preserve">7,700 </w:t>
-            </w:r>
-          </w:p>
-        </w:tc>
-      </w:tr>
-      <w:tr>
-        <w:trPr>
-          <w:jc w:val="center"/>
-        </w:trPr>
-        <w:tc>
-          <w:tcPr>
-            <w:tcW w:w="792" w:type="dxa"/>
-            <w:tcBorders>
-              <w:top w:val="single" w:sz="4" w:space="0" w:color="CBD5E1"/>
-              <w:left w:val="single" w:sz="4" w:space="0" w:color="CBD5E1"/>
-              <w:bottom w:val="single" w:sz="4" w:space="0" w:color="CBD5E1"/>
-              <w:right w:val="single" w:sz="4" w:space="0" w:color="CBD5E1"/>
-            </w:tcBorders>
-            <w:shd w:val="clear" w:color="auto" w:fill="FAFAFA"/>
-            <w:tcMar>
-              <w:top w:w="35" w:type="dxa"/>
-              <w:left w:w="90" w:type="dxa"/>
-              <w:bottom w:w="35" w:type="dxa"/>
-              <w:right w:w="90" w:type="dxa"/>
-            </w:tcMar>
-            <w:vAlign w:val="center"/>
-          </w:tcPr>
-          <w:p>
-            <w:pPr>
-              <w:spacing w:after="0" w:line="252" w:lineRule="auto"/>
-              <w:jc w:val="center"/>
-            </w:pPr>
-            <w:r>
-              <w:rPr>
-                <w:rFonts w:ascii="Hind Siliguri" w:hAnsi="Hind Siliguri" w:cs="Hind Siliguri"/>
-                <w:color w:val="94A3B8"/>
-                <w:sz w:val="17"/>
-              </w:rPr>
-              <w:t>২.৫</w:t>
-            </w:r>
-          </w:p>
-        </w:tc>
-        <w:tc>
-          <w:tcPr>
-            <w:tcW w:w="2578" w:type="dxa"/>
-            <w:tcBorders>
-              <w:top w:val="single" w:sz="4" w:space="0" w:color="CBD5E1"/>
-              <w:left w:val="single" w:sz="4" w:space="0" w:color="CBD5E1"/>
-              <w:bottom w:val="single" w:sz="4" w:space="0" w:color="CBD5E1"/>
-              <w:right w:val="single" w:sz="4" w:space="0" w:color="CBD5E1"/>
-            </w:tcBorders>
-            <w:shd w:val="clear" w:color="auto" w:fill="FAFAFA"/>
-            <w:tcMar>
-              <w:top w:w="35" w:type="dxa"/>
-              <w:left w:w="90" w:type="dxa"/>
-              <w:bottom w:w="35" w:type="dxa"/>
-              <w:right w:w="90" w:type="dxa"/>
-            </w:tcMar>
-            <w:vAlign w:val="center"/>
-          </w:tcPr>
-          <w:p>
-            <w:pPr>
-              <w:spacing w:after="0" w:line="252" w:lineRule="auto"/>
-            </w:pPr>
-          </w:p>
-        </w:tc>
-        <w:tc>
-          <w:tcPr>
-            <w:tcW w:w="4982" w:type="dxa"/>
-            <w:tcBorders>
-              <w:top w:val="single" w:sz="4" w:space="0" w:color="CBD5E1"/>
-              <w:left w:val="single" w:sz="4" w:space="0" w:color="CBD5E1"/>
-              <w:bottom w:val="single" w:sz="4" w:space="0" w:color="CBD5E1"/>
-              <w:right w:val="single" w:sz="4" w:space="0" w:color="CBD5E1"/>
-            </w:tcBorders>
-            <w:shd w:val="clear" w:color="auto" w:fill="FAFAFA"/>
-            <w:tcMar>
-              <w:top w:w="35" w:type="dxa"/>
-              <w:left w:w="90" w:type="dxa"/>
-              <w:bottom w:w="35" w:type="dxa"/>
-              <w:right w:w="90" w:type="dxa"/>
-            </w:tcMar>
-            <w:vAlign w:val="center"/>
-          </w:tcPr>
-          <w:p>
-            <w:pPr>
-              <w:spacing w:after="0" w:line="252" w:lineRule="auto"/>
-            </w:pPr>
-          </w:p>
-        </w:tc>
-        <w:tc>
-          <w:tcPr>
-            <w:tcW w:w="2160" w:type="dxa"/>
-            <w:tcBorders>
-              <w:top w:val="single" w:sz="4" w:space="0" w:color="CBD5E1"/>
-              <w:left w:val="single" w:sz="4" w:space="0" w:color="CBD5E1"/>
-              <w:bottom w:val="single" w:sz="4" w:space="0" w:color="CBD5E1"/>
-              <w:right w:val="single" w:sz="4" w:space="0" w:color="CBD5E1"/>
-            </w:tcBorders>
-            <w:shd w:val="clear" w:color="auto" w:fill="FAFAFA"/>
-            <w:tcMar>
-              <w:top w:w="35" w:type="dxa"/>
-              <w:left w:w="90" w:type="dxa"/>
-              <w:bottom w:w="35" w:type="dxa"/>
-              <w:right w:w="90" w:type="dxa"/>
-            </w:tcMar>
-            <w:vAlign w:val="center"/>
-          </w:tcPr>
-          <w:p>
-            <w:pPr>
-              <w:spacing w:after="0" w:line="252" w:lineRule="auto"/>
-            </w:pPr>
-          </w:p>
-        </w:tc>
-      </w:tr>
-      <w:tr>
-        <w:trPr>
-          <w:jc w:val="center"/>
-        </w:trPr>
-        <w:tc>
-          <w:tcPr>
-            <w:tcW w:w="8352" w:type="dxa"/>
-            <w:gridSpan w:val="3"/>
-            <w:tcBorders>
-              <w:top w:val="single" w:sz="4" w:space="0" w:color="D97706"/>
-              <w:left w:val="single" w:sz="4" w:space="0" w:color="D97706"/>
-              <w:bottom w:val="single" w:sz="4" w:space="0" w:color="D97706"/>
-              <w:right w:val="single" w:sz="4" w:space="0" w:color="D97706"/>
-            </w:tcBorders>
-            <w:shd w:val="clear" w:color="auto" w:fill="FEF3C7"/>
-            <w:tcMar>
-              <w:top w:w="38" w:type="dxa"/>
-              <w:left w:w="90" w:type="dxa"/>
-              <w:bottom w:w="38" w:type="dxa"/>
-              <w:right w:w="90" w:type="dxa"/>
-            </w:tcMar>
-            <w:vAlign w:val="center"/>
-          </w:tcPr>
-          <w:p>
-            <w:pPr>
-              <w:spacing w:after="0" w:line="252" w:lineRule="auto"/>
-              <w:jc w:val="center"/>
-            </w:pPr>
-            <w:proofErr w:type="spellStart"/>
-            <w:r>
-              <w:rPr>
-                <w:rFonts w:ascii="Hind Siliguri" w:eastAsia="Times New Roman" w:hAnsi="Hind Siliguri" w:cs="Hind Siliguri"/>
-                <w:b/>
-                <w:bCs/>
-                <w:color w:val="92400E"/>
-                <w:sz w:val="20"/>
-                <w:szCs w:val="20"/>
-              </w:rPr>
-              <w:t>উপ-মোট</w:t>
-            </w:r>
-            <w:proofErr w:type="spellEnd"/>
-            <w:r>
-              <w:rPr>
-                <w:rFonts w:ascii="Hind Siliguri" w:eastAsia="Times New Roman" w:hAnsi="Hind Siliguri" w:cs="Hind Siliguri"/>
-                <w:b/>
-                <w:bCs/>
-                <w:color w:val="92400E"/>
-                <w:sz w:val="20"/>
-                <w:szCs w:val="20"/>
-              </w:rPr>
-              <w:t xml:space="preserve"> (Sub-Total): ২. </w:t>
-            </w:r>
-            <w:proofErr w:type="spellStart"/>
-            <w:r>
-              <w:rPr>
-                <w:rFonts w:ascii="Hind Siliguri" w:eastAsia="Times New Roman" w:hAnsi="Hind Siliguri" w:cs="Hind Siliguri"/>
-                <w:b/>
-                <w:bCs/>
-                <w:color w:val="92400E"/>
-                <w:sz w:val="20"/>
-                <w:szCs w:val="20"/>
-              </w:rPr>
-              <w:t>রহমান</w:t>
-            </w:r>
-            <w:proofErr w:type="spellEnd"/>
-            <w:r>
-              <w:rPr>
-                <w:rFonts w:ascii="Hind Siliguri" w:eastAsia="Times New Roman" w:hAnsi="Hind Siliguri" w:cs="Hind Siliguri"/>
-                <w:b/>
-                <w:bCs/>
-                <w:color w:val="92400E"/>
-                <w:sz w:val="20"/>
-                <w:szCs w:val="20"/>
-              </w:rPr>
-              <w:t xml:space="preserve"> </w:t>
-            </w:r>
-            <w:proofErr w:type="spellStart"/>
-            <w:r>
-              <w:rPr>
-                <w:rFonts w:ascii="Hind Siliguri" w:eastAsia="Times New Roman" w:hAnsi="Hind Siliguri" w:cs="Hind Siliguri"/>
-                <w:b/>
-                <w:bCs/>
-                <w:color w:val="92400E"/>
-                <w:sz w:val="20"/>
-                <w:szCs w:val="20"/>
-              </w:rPr>
-              <w:t>টাওয়ার</w:t>
-            </w:r>
-            <w:proofErr w:type="spellEnd"/>
-            <w:r>
-              <w:rPr>
-                <w:rFonts w:ascii="Hind Siliguri" w:eastAsia="Times New Roman" w:hAnsi="Hind Siliguri" w:cs="Hind Siliguri"/>
-                <w:b/>
-                <w:bCs/>
-                <w:color w:val="92400E"/>
-                <w:sz w:val="20"/>
-                <w:szCs w:val="20"/>
-              </w:rPr>
-              <w:t xml:space="preserve"> </w:t>
-            </w:r>
-            <w:proofErr w:type="spellStart"/>
-            <w:r>
-              <w:rPr>
-                <w:rFonts w:ascii="Hind Siliguri" w:eastAsia="Times New Roman" w:hAnsi="Hind Siliguri" w:cs="Hind Siliguri"/>
-                <w:b/>
-                <w:bCs/>
-                <w:color w:val="92400E"/>
-                <w:sz w:val="20"/>
-                <w:szCs w:val="20"/>
-              </w:rPr>
-              <w:t>দোকান</w:t>
-            </w:r>
-            <w:proofErr w:type="spellEnd"/>
-            <w:r>
-              <w:rPr>
-                <w:rFonts w:ascii="Hind Siliguri" w:eastAsia="Times New Roman" w:hAnsi="Hind Siliguri" w:cs="Hind Siliguri"/>
-                <w:b/>
-                <w:bCs/>
-                <w:color w:val="92400E"/>
-                <w:sz w:val="20"/>
-                <w:szCs w:val="20"/>
-              </w:rPr>
-              <w:t xml:space="preserve"> </w:t>
-            </w:r>
-            <w:proofErr w:type="spellStart"/>
-            <w:r>
-              <w:rPr>
-                <w:rFonts w:ascii="Hind Siliguri" w:eastAsia="Times New Roman" w:hAnsi="Hind Siliguri" w:cs="Hind Siliguri"/>
-                <w:b/>
-                <w:bCs/>
-                <w:color w:val="92400E"/>
-                <w:sz w:val="20"/>
-                <w:szCs w:val="20"/>
-              </w:rPr>
-              <w:t>কর্মী</w:t>
-            </w:r>
-            <w:proofErr w:type="spellEnd"/>
-            <w:r>
-              <w:rPr>
-                <w:rFonts w:ascii="Hind Siliguri" w:eastAsia="Times New Roman" w:hAnsi="Hind Siliguri" w:cs="Hind Siliguri"/>
-                <w:b/>
-                <w:bCs/>
-                <w:color w:val="92400E"/>
-                <w:sz w:val="20"/>
-                <w:szCs w:val="20"/>
-              </w:rPr>
-              <w:t xml:space="preserve"> </w:t>
-            </w:r>
-            <w:proofErr w:type="spellStart"/>
-            <w:r>
-              <w:rPr>
-                <w:rFonts w:ascii="Hind Siliguri" w:eastAsia="Times New Roman" w:hAnsi="Hind Siliguri" w:cs="Hind Siliguri"/>
-                <w:b/>
-                <w:bCs/>
-                <w:color w:val="92400E"/>
-                <w:sz w:val="20"/>
-                <w:szCs w:val="20"/>
-              </w:rPr>
-              <w:t>বেতন</w:t>
-            </w:r>
-            <w:proofErr w:type="spellEnd"/>
-            <w:r>
-              <w:rPr>
-                <w:rFonts w:ascii="Hind Siliguri" w:eastAsia="Times New Roman" w:hAnsi="Hind Siliguri" w:cs="Hind Siliguri"/>
-                <w:b/>
-                <w:bCs/>
-                <w:color w:val="92400E"/>
-                <w:sz w:val="20"/>
-                <w:szCs w:val="20"/>
-              </w:rPr>
-              <w:t xml:space="preserve"> ও </w:t>
-            </w:r>
-            <w:proofErr w:type="spellStart"/>
-            <w:r>
-              <w:rPr>
-                <w:rFonts w:ascii="Hind Siliguri" w:eastAsia="Times New Roman" w:hAnsi="Hind Siliguri" w:cs="Hind Siliguri"/>
-                <w:b/>
-                <w:bCs/>
-                <w:color w:val="92400E"/>
-                <w:sz w:val="20"/>
-                <w:szCs w:val="20"/>
-              </w:rPr>
-              <w:t>অন্যান্য</w:t>
-            </w:r>
-            <w:proofErr w:type="spellEnd"/>
-            <w:r>
-              <w:rPr>
-                <w:rFonts w:ascii="Hind Siliguri" w:eastAsia="Times New Roman" w:hAnsi="Hind Siliguri" w:cs="Hind Siliguri"/>
-                <w:b/>
-                <w:bCs/>
-                <w:color w:val="92400E"/>
-                <w:sz w:val="20"/>
-                <w:szCs w:val="20"/>
-              </w:rPr>
-              <w:t xml:space="preserve"> </w:t>
-            </w:r>
-            <w:proofErr w:type="spellStart"/>
-            <w:r>
-              <w:rPr>
-                <w:rFonts w:ascii="Hind Siliguri" w:eastAsia="Times New Roman" w:hAnsi="Hind Siliguri" w:cs="Hind Siliguri"/>
-                <w:b/>
-                <w:bCs/>
-                <w:color w:val="92400E"/>
-                <w:sz w:val="20"/>
-                <w:szCs w:val="20"/>
-              </w:rPr>
-              <w:t>খরচ</w:t>
-            </w:r>
-            <w:proofErr w:type="spellEnd"/>
-          </w:p>
-        </w:tc>
-        <w:tc>
-          <w:tcPr>
-            <w:tcW w:w="2160" w:type="dxa"/>
-            <w:tcBorders>
-              <w:top w:val="single" w:sz="4" w:space="0" w:color="D97706"/>
-              <w:left w:val="single" w:sz="4" w:space="0" w:color="D97706"/>
-              <w:bottom w:val="single" w:sz="4" w:space="0" w:color="D97706"/>
-              <w:right w:val="single" w:sz="4" w:space="0" w:color="D97706"/>
-            </w:tcBorders>
-            <w:shd w:val="clear" w:color="auto" w:fill="FEF3C7"/>
-            <w:tcMar>
-              <w:top w:w="38" w:type="dxa"/>
-              <w:left w:w="90" w:type="dxa"/>
-              <w:bottom w:w="38" w:type="dxa"/>
-              <w:right w:w="90" w:type="dxa"/>
-            </w:tcMar>
-            <w:vAlign w:val="center"/>
-          </w:tcPr>
-          <w:p>
-            <w:pPr>
-              <w:spacing w:after="0" w:line="252" w:lineRule="auto"/>
-            </w:pPr>
-            <w:r>
-              <w:rPr>
-                <w:rFonts w:ascii="Hind Siliguri" w:hAnsi="Hind Siliguri" w:cs="Hind Siliguri"/>
-                <w:b/>
-                <w:color w:val="92400E"/>
-                <w:sz w:val="19"/>
-              </w:rPr>
-              <w:t xml:space="preserve">= </w:t>
-            </w:r>
-            <w:r>
-              <w:rPr>
-                <w:rFonts w:ascii="Hind Siliguri" w:hAnsi="Hind Siliguri" w:cs="Hind Siliguri"/>
-                <w:b/>
-                <w:color w:val="92400E"/>
-                <w:sz w:val="19"/>
-              </w:rPr>
-              <w:t xml:space="preserve">26,700 </w:t>
-            </w:r>
-          </w:p>
-        </w:tc>
-      </w:tr>
-      <w:tr>
-        <w:trPr>
-          <w:jc w:val="center"/>
-        </w:trPr>
-        <w:tc>
-          <w:tcPr>
-            <w:tcW w:w="10512" w:type="dxa"/>
-            <w:gridSpan w:val="4"/>
-            <w:tcBorders>
-              <w:top w:val="single" w:sz="4" w:space="0" w:color="94A3B8"/>
-              <w:left w:val="single" w:sz="4" w:space="0" w:color="94A3B8"/>
-              <w:bottom w:val="single" w:sz="4" w:space="0" w:color="94A3B8"/>
-              <w:right w:val="single" w:sz="4" w:space="0" w:color="94A3B8"/>
-            </w:tcBorders>
-            <w:shd w:val="clear" w:color="auto" w:fill="F1F5F9"/>
-            <w:tcMar>
-              <w:top w:w="35" w:type="dxa"/>
-              <w:left w:w="90" w:type="dxa"/>
-              <w:bottom w:w="35" w:type="dxa"/>
-              <w:right w:w="90" w:type="dxa"/>
-            </w:tcMar>
-            <w:vAlign w:val="center"/>
-          </w:tcPr>
-          <w:p>
-            <w:pPr>
-              <w:spacing w:after="0" w:line="252" w:lineRule="auto"/>
-              <w:jc w:val="center"/>
-            </w:pPr>
-            <w:r>
-              <w:rPr>
-                <w:rFonts w:ascii="Hind Siliguri" w:hAnsi="Hind Siliguri" w:cs="Hind Siliguri"/>
-                <w:b/>
-                <w:color w:val="0F172A"/>
-                <w:sz w:val="19"/>
-              </w:rPr>
-              <w:t>৩. গোডাউন কর্মী বেতন ও গোডাউন ভাড়া (Godown Expenses)</w:t>
-            </w:r>
-          </w:p>
-        </w:tc>
-      </w:tr>
-      <w:tr>
-        <w:trPr>
-          <w:jc w:val="center"/>
-        </w:trPr>
-        <w:tc>
-          <w:tcPr>
-            <w:tcW w:w="792" w:type="dxa"/>
-            <w:tcBorders>
-              <w:top w:val="single" w:sz="4" w:space="0" w:color="CBD5E1"/>
-              <w:left w:val="single" w:sz="4" w:space="0" w:color="CBD5E1"/>
-              <w:bottom w:val="single" w:sz="4" w:space="0" w:color="CBD5E1"/>
-              <w:right w:val="single" w:sz="4" w:space="0" w:color="CBD5E1"/>
-            </w:tcBorders>
-            <w:tcMar>
-              <w:top w:w="35" w:type="dxa"/>
-              <w:left w:w="90" w:type="dxa"/>
-              <w:bottom w:w="35" w:type="dxa"/>
-              <w:right w:w="90" w:type="dxa"/>
-            </w:tcMar>
-            <w:vAlign w:val="center"/>
-          </w:tcPr>
-          <w:p>
-            <w:pPr>
-              <w:spacing w:after="0" w:line="252" w:lineRule="auto"/>
-              <w:jc w:val="center"/>
-            </w:pPr>
-            <w:r>
-              <w:rPr>
-                <w:rFonts w:ascii="Hind Siliguri" w:hAnsi="Hind Siliguri" w:cs="Hind Siliguri"/>
-                <w:color w:val="475569"/>
-                <w:sz w:val="18"/>
-              </w:rPr>
-              <w:t>৩.১</w:t>
-            </w:r>
-          </w:p>
-        </w:tc>
-        <w:tc>
-          <w:tcPr>
-            <w:tcW w:w="2578" w:type="dxa"/>
-            <w:tcBorders>
-              <w:top w:val="single" w:sz="4" w:space="0" w:color="CBD5E1"/>
-              <w:left w:val="single" w:sz="4" w:space="0" w:color="CBD5E1"/>
-              <w:bottom w:val="single" w:sz="4" w:space="0" w:color="CBD5E1"/>
-              <w:right w:val="single" w:sz="4" w:space="0" w:color="CBD5E1"/>
-            </w:tcBorders>
-            <w:tcMar>
-              <w:top w:w="35" w:type="dxa"/>
-              <w:left w:w="90" w:type="dxa"/>
-              <w:bottom w:w="35" w:type="dxa"/>
-              <w:right w:w="90" w:type="dxa"/>
-            </w:tcMar>
-            <w:vAlign w:val="center"/>
-          </w:tcPr>
-          <w:p>
-            <w:pPr>
-              <w:spacing w:after="0" w:line="252" w:lineRule="auto"/>
-            </w:pPr>
-            <w:r>
-              <w:rPr>
-                <w:rFonts w:ascii="Hind Siliguri" w:hAnsi="Hind Siliguri" w:cs="Hind Siliguri"/>
-                <w:b/>
-                <w:color w:val="0F172A"/>
-                <w:sz w:val="18"/>
-              </w:rPr>
-              <w:t>রুবায়েত</w:t>
-            </w:r>
-          </w:p>
-        </w:tc>
-        <w:tc>
-          <w:tcPr>
-            <w:tcW w:w="4982" w:type="dxa"/>
-            <w:tcBorders>
-              <w:top w:val="single" w:sz="4" w:space="0" w:color="CBD5E1"/>
-              <w:left w:val="single" w:sz="4" w:space="0" w:color="CBD5E1"/>
-              <w:bottom w:val="single" w:sz="4" w:space="0" w:color="CBD5E1"/>
-              <w:right w:val="single" w:sz="4" w:space="0" w:color="CBD5E1"/>
-            </w:tcBorders>
-            <w:tcMar>
-              <w:top w:w="35" w:type="dxa"/>
-              <w:left w:w="90" w:type="dxa"/>
-              <w:bottom w:w="35" w:type="dxa"/>
-              <w:right w:w="90" w:type="dxa"/>
-            </w:tcMar>
-            <w:vAlign w:val="center"/>
-          </w:tcPr>
-          <w:p>
-            <w:pPr>
-              <w:spacing w:after="0" w:line="252" w:lineRule="auto"/>
-            </w:pPr>
-            <w:r>
-              <w:rPr>
-                <w:rFonts w:ascii="Hind Siliguri" w:hAnsi="Hind Siliguri" w:cs="Hind Siliguri"/>
-                <w:color w:val="475569"/>
-                <w:sz w:val="17"/>
-              </w:rPr>
-              <w:t>গোডাউন কর্মী বেতন</w:t>
-            </w:r>
-          </w:p>
-        </w:tc>
-        <w:tc>
-          <w:tcPr>
-            <w:tcW w:w="2160" w:type="dxa"/>
-            <w:tcBorders>
-              <w:top w:val="single" w:sz="4" w:space="0" w:color="CBD5E1"/>
-              <w:left w:val="single" w:sz="4" w:space="0" w:color="CBD5E1"/>
-              <w:bottom w:val="single" w:sz="4" w:space="0" w:color="CBD5E1"/>
-              <w:right w:val="single" w:sz="4" w:space="0" w:color="CBD5E1"/>
-            </w:tcBorders>
-            <w:tcMar>
-              <w:top w:w="35" w:type="dxa"/>
-              <w:left w:w="90" w:type="dxa"/>
-              <w:bottom w:w="35" w:type="dxa"/>
-              <w:right w:w="90" w:type="dxa"/>
-            </w:tcMar>
-            <w:vAlign w:val="center"/>
-          </w:tcPr>
-          <w:p>
-            <w:pPr>
-              <w:spacing w:after="0" w:line="252" w:lineRule="auto"/>
-            </w:pPr>
-            <w:r>
-              <w:rPr>
-                <w:rFonts w:ascii="Hind Siliguri" w:hAnsi="Hind Siliguri" w:cs="Hind Siliguri"/>
-                <w:b/>
-                <w:color w:val="B91C1C"/>
-                <w:sz w:val="18"/>
-              </w:rPr>
-              <w:t xml:space="preserve">25,000 </w:t>
-            </w:r>
-          </w:p>
-        </w:tc>
-      </w:tr>
-      <w:tr>
-        <w:trPr>
-          <w:jc w:val="center"/>
-        </w:trPr>
-        <w:tc>
-          <w:tcPr>
-            <w:tcW w:w="792" w:type="dxa"/>
-            <w:tcBorders>
-              <w:top w:val="single" w:sz="4" w:space="0" w:color="CBD5E1"/>
-              <w:left w:val="single" w:sz="4" w:space="0" w:color="CBD5E1"/>
-              <w:bottom w:val="single" w:sz="4" w:space="0" w:color="CBD5E1"/>
-              <w:right w:val="single" w:sz="4" w:space="0" w:color="CBD5E1"/>
-            </w:tcBorders>
-            <w:tcMar>
-              <w:top w:w="35" w:type="dxa"/>
-              <w:left w:w="90" w:type="dxa"/>
-              <w:bottom w:w="35" w:type="dxa"/>
-              <w:right w:w="90" w:type="dxa"/>
-            </w:tcMar>
-            <w:vAlign w:val="center"/>
-          </w:tcPr>
-          <w:p>
-            <w:pPr>
-              <w:spacing w:after="0" w:line="252" w:lineRule="auto"/>
-              <w:jc w:val="center"/>
-            </w:pPr>
-            <w:r>
-              <w:rPr>
-                <w:rFonts w:ascii="Hind Siliguri" w:hAnsi="Hind Siliguri" w:cs="Hind Siliguri"/>
-                <w:color w:val="475569"/>
-                <w:sz w:val="18"/>
-              </w:rPr>
-              <w:t>৩.২</w:t>
-            </w:r>
-          </w:p>
-        </w:tc>
-        <w:tc>
-          <w:tcPr>
-            <w:tcW w:w="2578" w:type="dxa"/>
-            <w:tcBorders>
-              <w:top w:val="single" w:sz="4" w:space="0" w:color="CBD5E1"/>
-              <w:left w:val="single" w:sz="4" w:space="0" w:color="CBD5E1"/>
-              <w:bottom w:val="single" w:sz="4" w:space="0" w:color="CBD5E1"/>
-              <w:right w:val="single" w:sz="4" w:space="0" w:color="CBD5E1"/>
-            </w:tcBorders>
-            <w:tcMar>
-              <w:top w:w="35" w:type="dxa"/>
-              <w:left w:w="90" w:type="dxa"/>
-              <w:bottom w:w="35" w:type="dxa"/>
-              <w:right w:w="90" w:type="dxa"/>
-            </w:tcMar>
-            <w:vAlign w:val="center"/>
-          </w:tcPr>
-          <w:p>
-            <w:pPr>
-              <w:spacing w:after="0" w:line="252" w:lineRule="auto"/>
-            </w:pPr>
-            <w:r>
-              <w:rPr>
-                <w:rFonts w:ascii="Hind Siliguri" w:hAnsi="Hind Siliguri" w:cs="Hind Siliguri"/>
-                <w:b/>
-                <w:color w:val="0F172A"/>
-                <w:sz w:val="18"/>
-              </w:rPr>
-              <w:t>ফারুক</w:t>
-            </w:r>
-          </w:p>
-        </w:tc>
-        <w:tc>
-          <w:tcPr>
-            <w:tcW w:w="4982" w:type="dxa"/>
-            <w:tcBorders>
-              <w:top w:val="single" w:sz="4" w:space="0" w:color="CBD5E1"/>
-              <w:left w:val="single" w:sz="4" w:space="0" w:color="CBD5E1"/>
-              <w:bottom w:val="single" w:sz="4" w:space="0" w:color="CBD5E1"/>
-              <w:right w:val="single" w:sz="4" w:space="0" w:color="CBD5E1"/>
-            </w:tcBorders>
-            <w:tcMar>
-              <w:top w:w="35" w:type="dxa"/>
-              <w:left w:w="90" w:type="dxa"/>
-              <w:bottom w:w="35" w:type="dxa"/>
-              <w:right w:w="90" w:type="dxa"/>
-            </w:tcMar>
-            <w:vAlign w:val="center"/>
-          </w:tcPr>
-          <w:p>
-            <w:pPr>
-              <w:spacing w:after="0" w:line="252" w:lineRule="auto"/>
-            </w:pPr>
-            <w:r>
-              <w:rPr>
-                <w:rFonts w:ascii="Hind Siliguri" w:hAnsi="Hind Siliguri" w:cs="Hind Siliguri"/>
-                <w:color w:val="475569"/>
-                <w:sz w:val="17"/>
-              </w:rPr>
-              <w:t>গোডাউন কর্মী বেতন</w:t>
-            </w:r>
-          </w:p>
-        </w:tc>
-        <w:tc>
-          <w:tcPr>
-            <w:tcW w:w="2160" w:type="dxa"/>
-            <w:tcBorders>
-              <w:top w:val="single" w:sz="4" w:space="0" w:color="CBD5E1"/>
-              <w:left w:val="single" w:sz="4" w:space="0" w:color="CBD5E1"/>
-              <w:bottom w:val="single" w:sz="4" w:space="0" w:color="CBD5E1"/>
-              <w:right w:val="single" w:sz="4" w:space="0" w:color="CBD5E1"/>
-            </w:tcBorders>
-            <w:tcMar>
-              <w:top w:w="35" w:type="dxa"/>
-              <w:left w:w="90" w:type="dxa"/>
-              <w:bottom w:w="35" w:type="dxa"/>
-              <w:right w:w="90" w:type="dxa"/>
-            </w:tcMar>
-            <w:vAlign w:val="center"/>
-          </w:tcPr>
-          <w:p>
-            <w:pPr>
-              <w:spacing w:after="0" w:line="252" w:lineRule="auto"/>
-            </w:pPr>
-            <w:r>
-              <w:rPr>
-                <w:rFonts w:ascii="Hind Siliguri" w:hAnsi="Hind Siliguri" w:cs="Hind Siliguri"/>
-                <w:b/>
-                <w:color w:val="B91C1C"/>
-                <w:sz w:val="18"/>
-              </w:rPr>
-              <w:t xml:space="preserve">18,000 </w:t>
-            </w:r>
-          </w:p>
-        </w:tc>
-      </w:tr>
-      <w:tr>
-        <w:trPr>
-          <w:jc w:val="center"/>
-        </w:trPr>
-        <w:tc>
-          <w:tcPr>
-            <w:tcW w:w="792" w:type="dxa"/>
-            <w:tcBorders>
-              <w:top w:val="single" w:sz="4" w:space="0" w:color="CBD5E1"/>
-              <w:left w:val="single" w:sz="4" w:space="0" w:color="CBD5E1"/>
-              <w:bottom w:val="single" w:sz="4" w:space="0" w:color="CBD5E1"/>
-              <w:right w:val="single" w:sz="4" w:space="0" w:color="CBD5E1"/>
-            </w:tcBorders>
-            <w:tcMar>
-              <w:top w:w="35" w:type="dxa"/>
-              <w:left w:w="90" w:type="dxa"/>
-              <w:bottom w:w="35" w:type="dxa"/>
-              <w:right w:w="90" w:type="dxa"/>
-            </w:tcMar>
-            <w:vAlign w:val="center"/>
-          </w:tcPr>
-          <w:p>
-            <w:pPr>
-              <w:spacing w:after="0" w:line="252" w:lineRule="auto"/>
-              <w:jc w:val="center"/>
-            </w:pPr>
-            <w:r>
-              <w:rPr>
-                <w:rFonts w:ascii="Hind Siliguri" w:hAnsi="Hind Siliguri" w:cs="Hind Siliguri"/>
-                <w:color w:val="475569"/>
-                <w:sz w:val="18"/>
-              </w:rPr>
-              <w:t>৩.৩</w:t>
-            </w:r>
-          </w:p>
-        </w:tc>
-        <w:tc>
-          <w:tcPr>
-            <w:tcW w:w="2578" w:type="dxa"/>
-            <w:tcBorders>
-              <w:top w:val="single" w:sz="4" w:space="0" w:color="CBD5E1"/>
-              <w:left w:val="single" w:sz="4" w:space="0" w:color="CBD5E1"/>
-              <w:bottom w:val="single" w:sz="4" w:space="0" w:color="CBD5E1"/>
-              <w:right w:val="single" w:sz="4" w:space="0" w:color="CBD5E1"/>
-            </w:tcBorders>
-            <w:tcMar>
-              <w:top w:w="35" w:type="dxa"/>
-              <w:left w:w="90" w:type="dxa"/>
-              <w:bottom w:w="35" w:type="dxa"/>
-              <w:right w:w="90" w:type="dxa"/>
-            </w:tcMar>
-            <w:vAlign w:val="center"/>
-          </w:tcPr>
-          <w:p>
-            <w:pPr>
-              <w:spacing w:after="0" w:line="252" w:lineRule="auto"/>
-            </w:pPr>
-            <w:r>
-              <w:rPr>
-                <w:rFonts w:ascii="Hind Siliguri" w:hAnsi="Hind Siliguri" w:cs="Hind Siliguri"/>
-                <w:b/>
-                <w:color w:val="0F172A"/>
-                <w:sz w:val="18"/>
-              </w:rPr>
-              <w:t>সামির</w:t>
-            </w:r>
-          </w:p>
-        </w:tc>
-        <w:tc>
-          <w:tcPr>
-            <w:tcW w:w="4982" w:type="dxa"/>
-            <w:tcBorders>
-              <w:top w:val="single" w:sz="4" w:space="0" w:color="CBD5E1"/>
-              <w:left w:val="single" w:sz="4" w:space="0" w:color="CBD5E1"/>
-              <w:bottom w:val="single" w:sz="4" w:space="0" w:color="CBD5E1"/>
-              <w:right w:val="single" w:sz="4" w:space="0" w:color="CBD5E1"/>
-            </w:tcBorders>
-            <w:tcMar>
-              <w:top w:w="35" w:type="dxa"/>
-              <w:left w:w="90" w:type="dxa"/>
-              <w:bottom w:w="35" w:type="dxa"/>
-              <w:right w:w="90" w:type="dxa"/>
-            </w:tcMar>
-            <w:vAlign w:val="center"/>
-          </w:tcPr>
-          <w:p>
-            <w:pPr>
-              <w:spacing w:after="0" w:line="252" w:lineRule="auto"/>
-            </w:pPr>
-            <w:r>
-              <w:rPr>
-                <w:rFonts w:ascii="Hind Siliguri" w:hAnsi="Hind Siliguri" w:cs="Hind Siliguri"/>
-                <w:color w:val="475569"/>
-                <w:sz w:val="17"/>
-              </w:rPr>
-              <w:t>গোডাউন কর্মী বেতন</w:t>
-            </w:r>
-          </w:p>
-        </w:tc>
-        <w:tc>
-          <w:tcPr>
-            <w:tcW w:w="2160" w:type="dxa"/>
-            <w:tcBorders>
-              <w:top w:val="single" w:sz="4" w:space="0" w:color="CBD5E1"/>
-              <w:left w:val="single" w:sz="4" w:space="0" w:color="CBD5E1"/>
-              <w:bottom w:val="single" w:sz="4" w:space="0" w:color="CBD5E1"/>
-              <w:right w:val="single" w:sz="4" w:space="0" w:color="CBD5E1"/>
-            </w:tcBorders>
-            <w:tcMar>
-              <w:top w:w="35" w:type="dxa"/>
-              <w:left w:w="90" w:type="dxa"/>
-              <w:bottom w:w="35" w:type="dxa"/>
-              <w:right w:w="90" w:type="dxa"/>
-            </w:tcMar>
-            <w:vAlign w:val="center"/>
-          </w:tcPr>
-          <w:p>
-            <w:pPr>
-              <w:spacing w:after="0" w:line="252" w:lineRule="auto"/>
-            </w:pPr>
-            <w:r>
-              <w:rPr>
-                <w:rFonts w:ascii="Hind Siliguri" w:hAnsi="Hind Siliguri" w:cs="Hind Siliguri"/>
-                <w:b/>
-                <w:color w:val="B91C1C"/>
-                <w:sz w:val="18"/>
-              </w:rPr>
-              <w:t xml:space="preserve">7,000 </w:t>
-            </w:r>
-          </w:p>
-        </w:tc>
-      </w:tr>
-      <w:tr>
-        <w:trPr>
-          <w:jc w:val="center"/>
-        </w:trPr>
-        <w:tc>
-          <w:tcPr>
-            <w:tcW w:w="792" w:type="dxa"/>
-            <w:tcBorders>
-              <w:top w:val="single" w:sz="4" w:space="0" w:color="CBD5E1"/>
-              <w:left w:val="single" w:sz="4" w:space="0" w:color="CBD5E1"/>
-              <w:bottom w:val="single" w:sz="4" w:space="0" w:color="CBD5E1"/>
-              <w:right w:val="single" w:sz="4" w:space="0" w:color="CBD5E1"/>
-            </w:tcBorders>
-            <w:tcMar>
-              <w:top w:w="35" w:type="dxa"/>
-              <w:left w:w="90" w:type="dxa"/>
-              <w:bottom w:w="35" w:type="dxa"/>
-              <w:right w:w="90" w:type="dxa"/>
-            </w:tcMar>
-            <w:vAlign w:val="center"/>
-          </w:tcPr>
-          <w:p>
-            <w:pPr>
-              <w:spacing w:after="0" w:line="252" w:lineRule="auto"/>
-              <w:jc w:val="center"/>
-            </w:pPr>
-            <w:r>
-              <w:rPr>
-                <w:rFonts w:ascii="Hind Siliguri" w:hAnsi="Hind Siliguri" w:cs="Hind Siliguri"/>
-                <w:color w:val="475569"/>
-                <w:sz w:val="18"/>
-              </w:rPr>
-              <w:t>৩.৪</w:t>
-            </w:r>
-          </w:p>
-        </w:tc>
-        <w:tc>
-          <w:tcPr>
-            <w:tcW w:w="2578" w:type="dxa"/>
-            <w:tcBorders>
-              <w:top w:val="single" w:sz="4" w:space="0" w:color="CBD5E1"/>
-              <w:left w:val="single" w:sz="4" w:space="0" w:color="CBD5E1"/>
-              <w:bottom w:val="single" w:sz="4" w:space="0" w:color="CBD5E1"/>
-              <w:right w:val="single" w:sz="4" w:space="0" w:color="CBD5E1"/>
-            </w:tcBorders>
-            <w:tcMar>
-              <w:top w:w="35" w:type="dxa"/>
-              <w:left w:w="90" w:type="dxa"/>
-              <w:bottom w:w="35" w:type="dxa"/>
-              <w:right w:w="90" w:type="dxa"/>
-            </w:tcMar>
-            <w:vAlign w:val="center"/>
-          </w:tcPr>
-          <w:p>
-            <w:pPr>
-              <w:spacing w:after="0" w:line="252" w:lineRule="auto"/>
-            </w:pPr>
-            <w:r>
-              <w:rPr>
-                <w:rFonts w:ascii="Hind Siliguri" w:hAnsi="Hind Siliguri" w:cs="Hind Siliguri"/>
-                <w:b/>
-                <w:color w:val="0F172A"/>
-                <w:sz w:val="18"/>
-              </w:rPr>
-              <w:t>নুরনবী</w:t>
-            </w:r>
-          </w:p>
-        </w:tc>
-        <w:tc>
-          <w:tcPr>
-            <w:tcW w:w="4982" w:type="dxa"/>
-            <w:tcBorders>
-              <w:top w:val="single" w:sz="4" w:space="0" w:color="CBD5E1"/>
-              <w:left w:val="single" w:sz="4" w:space="0" w:color="CBD5E1"/>
-              <w:bottom w:val="single" w:sz="4" w:space="0" w:color="CBD5E1"/>
-              <w:right w:val="single" w:sz="4" w:space="0" w:color="CBD5E1"/>
-            </w:tcBorders>
-            <w:tcMar>
-              <w:top w:w="35" w:type="dxa"/>
-              <w:left w:w="90" w:type="dxa"/>
-              <w:bottom w:w="35" w:type="dxa"/>
-              <w:right w:w="90" w:type="dxa"/>
-            </w:tcMar>
-            <w:vAlign w:val="center"/>
-          </w:tcPr>
-          <w:p>
-            <w:pPr>
-              <w:spacing w:after="0" w:line="252" w:lineRule="auto"/>
-            </w:pPr>
-            <w:r>
-              <w:rPr>
-                <w:rFonts w:ascii="Hind Siliguri" w:hAnsi="Hind Siliguri" w:cs="Hind Siliguri"/>
-                <w:color w:val="475569"/>
-                <w:sz w:val="17"/>
-              </w:rPr>
-              <w:t>গোডাউন কর্মী বেতন</w:t>
-            </w:r>
-          </w:p>
-        </w:tc>
-        <w:tc>
-          <w:tcPr>
-            <w:tcW w:w="2160" w:type="dxa"/>
-            <w:tcBorders>
-              <w:top w:val="single" w:sz="4" w:space="0" w:color="CBD5E1"/>
-              <w:left w:val="single" w:sz="4" w:space="0" w:color="CBD5E1"/>
-              <w:bottom w:val="single" w:sz="4" w:space="0" w:color="CBD5E1"/>
-              <w:right w:val="single" w:sz="4" w:space="0" w:color="CBD5E1"/>
-            </w:tcBorders>
-            <w:tcMar>
-              <w:top w:w="35" w:type="dxa"/>
-              <w:left w:w="90" w:type="dxa"/>
-              <w:bottom w:w="35" w:type="dxa"/>
-              <w:right w:w="90" w:type="dxa"/>
-            </w:tcMar>
-            <w:vAlign w:val="center"/>
-          </w:tcPr>
-          <w:p>
-            <w:pPr>
-              <w:spacing w:after="0" w:line="252" w:lineRule="auto"/>
-            </w:pPr>
-            <w:r>
-              <w:rPr>
-                <w:rFonts w:ascii="Hind Siliguri" w:hAnsi="Hind Siliguri" w:cs="Hind Siliguri"/>
-                <w:b/>
-                <w:color w:val="B91C1C"/>
-                <w:sz w:val="18"/>
-              </w:rPr>
-              <w:t xml:space="preserve">10,000 </w:t>
-            </w:r>
-          </w:p>
-        </w:tc>
-      </w:tr>
-      <w:tr>
-        <w:trPr>
-          <w:jc w:val="center"/>
-        </w:trPr>
-        <w:tc>
-          <w:tcPr>
-            <w:tcW w:w="792" w:type="dxa"/>
-            <w:tcBorders>
-              <w:top w:val="single" w:sz="4" w:space="0" w:color="CBD5E1"/>
-              <w:left w:val="single" w:sz="4" w:space="0" w:color="CBD5E1"/>
-              <w:bottom w:val="single" w:sz="4" w:space="0" w:color="CBD5E1"/>
-              <w:right w:val="single" w:sz="4" w:space="0" w:color="CBD5E1"/>
-            </w:tcBorders>
-            <w:tcMar>
-              <w:top w:w="35" w:type="dxa"/>
-              <w:left w:w="90" w:type="dxa"/>
-              <w:bottom w:w="35" w:type="dxa"/>
-              <w:right w:w="90" w:type="dxa"/>
-            </w:tcMar>
-            <w:vAlign w:val="center"/>
-          </w:tcPr>
-          <w:p>
-            <w:pPr>
-              <w:spacing w:after="0" w:line="252" w:lineRule="auto"/>
-              <w:jc w:val="center"/>
-            </w:pPr>
-            <w:r>
-              <w:rPr>
-                <w:rFonts w:ascii="Hind Siliguri" w:hAnsi="Hind Siliguri" w:cs="Hind Siliguri"/>
-                <w:color w:val="475569"/>
-                <w:sz w:val="18"/>
-              </w:rPr>
-              <w:t>৩.৫</w:t>
-            </w:r>
-          </w:p>
-        </w:tc>
-        <w:tc>
-          <w:tcPr>
-            <w:tcW w:w="2578" w:type="dxa"/>
-            <w:tcBorders>
-              <w:top w:val="single" w:sz="4" w:space="0" w:color="CBD5E1"/>
-              <w:left w:val="single" w:sz="4" w:space="0" w:color="CBD5E1"/>
-              <w:bottom w:val="single" w:sz="4" w:space="0" w:color="CBD5E1"/>
-              <w:right w:val="single" w:sz="4" w:space="0" w:color="CBD5E1"/>
-            </w:tcBorders>
-            <w:tcMar>
-              <w:top w:w="35" w:type="dxa"/>
-              <w:left w:w="90" w:type="dxa"/>
-              <w:bottom w:w="35" w:type="dxa"/>
-              <w:right w:w="90" w:type="dxa"/>
-            </w:tcMar>
-            <w:vAlign w:val="center"/>
-          </w:tcPr>
-          <w:p>
-            <w:pPr>
-              <w:spacing w:after="0" w:line="252" w:lineRule="auto"/>
-            </w:pPr>
-            <w:r>
-              <w:rPr>
-                <w:rFonts w:ascii="Hind Siliguri" w:hAnsi="Hind Siliguri" w:cs="Hind Siliguri"/>
-                <w:b/>
-                <w:color w:val="0F172A"/>
-                <w:sz w:val="18"/>
-              </w:rPr>
-              <w:t>গোডাউন ভাড়া</w:t>
-            </w:r>
-          </w:p>
-        </w:tc>
-        <w:tc>
-          <w:tcPr>
-            <w:tcW w:w="4982" w:type="dxa"/>
-            <w:tcBorders>
-              <w:top w:val="single" w:sz="4" w:space="0" w:color="CBD5E1"/>
-              <w:left w:val="single" w:sz="4" w:space="0" w:color="CBD5E1"/>
-              <w:bottom w:val="single" w:sz="4" w:space="0" w:color="CBD5E1"/>
-              <w:right w:val="single" w:sz="4" w:space="0" w:color="CBD5E1"/>
-            </w:tcBorders>
-            <w:tcMar>
-              <w:top w:w="35" w:type="dxa"/>
-              <w:left w:w="90" w:type="dxa"/>
-              <w:bottom w:w="35" w:type="dxa"/>
-              <w:right w:w="90" w:type="dxa"/>
-            </w:tcMar>
-            <w:vAlign w:val="center"/>
-          </w:tcPr>
-          <w:p>
-            <w:pPr>
-              <w:spacing w:after="0" w:line="252" w:lineRule="auto"/>
-            </w:pPr>
-            <w:r>
-              <w:rPr>
-                <w:rFonts w:ascii="Hind Siliguri" w:hAnsi="Hind Siliguri" w:cs="Hind Siliguri"/>
-                <w:color w:val="475569"/>
-                <w:sz w:val="17"/>
-              </w:rPr>
-              <w:t>প্রধান গোডাউন মাসিক ভাড়া</w:t>
-            </w:r>
-          </w:p>
-        </w:tc>
-        <w:tc>
-          <w:tcPr>
-            <w:tcW w:w="2160" w:type="dxa"/>
-            <w:tcBorders>
-              <w:top w:val="single" w:sz="4" w:space="0" w:color="CBD5E1"/>
-              <w:left w:val="single" w:sz="4" w:space="0" w:color="CBD5E1"/>
-              <w:bottom w:val="single" w:sz="4" w:space="0" w:color="CBD5E1"/>
-              <w:right w:val="single" w:sz="4" w:space="0" w:color="CBD5E1"/>
-            </w:tcBorders>
-            <w:tcMar>
-              <w:top w:w="35" w:type="dxa"/>
-              <w:left w:w="90" w:type="dxa"/>
-              <w:bottom w:w="35" w:type="dxa"/>
-              <w:right w:w="90" w:type="dxa"/>
-            </w:tcMar>
-            <w:vAlign w:val="center"/>
-          </w:tcPr>
-          <w:p>
-            <w:pPr>
-              <w:spacing w:after="0" w:line="252" w:lineRule="auto"/>
-            </w:pPr>
-            <w:r>
-              <w:rPr>
-                <w:rFonts w:ascii="Hind Siliguri" w:hAnsi="Hind Siliguri" w:cs="Hind Siliguri"/>
-                <w:b/>
-                <w:color w:val="B91C1C"/>
-                <w:sz w:val="18"/>
-              </w:rPr>
-              <w:t xml:space="preserve">50,000 </w:t>
-            </w:r>
-          </w:p>
-        </w:tc>
-      </w:tr>
-      <w:tr>
-        <w:trPr>
-          <w:jc w:val="center"/>
-        </w:trPr>
-        <w:tc>
-          <w:tcPr>
-            <w:tcW w:w="792" w:type="dxa"/>
-            <w:tcBorders>
-              <w:top w:val="single" w:sz="4" w:space="0" w:color="CBD5E1"/>
-              <w:left w:val="single" w:sz="4" w:space="0" w:color="CBD5E1"/>
-              <w:bottom w:val="single" w:sz="4" w:space="0" w:color="CBD5E1"/>
-              <w:right w:val="single" w:sz="4" w:space="0" w:color="CBD5E1"/>
-            </w:tcBorders>
-            <w:shd w:val="clear" w:color="auto" w:fill="FAFAFA"/>
-            <w:tcMar>
-              <w:top w:w="35" w:type="dxa"/>
-              <w:left w:w="90" w:type="dxa"/>
-              <w:bottom w:w="35" w:type="dxa"/>
-              <w:right w:w="90" w:type="dxa"/>
-            </w:tcMar>
-            <w:vAlign w:val="center"/>
-          </w:tcPr>
-          <w:p>
-            <w:pPr>
-              <w:spacing w:after="0" w:line="252" w:lineRule="auto"/>
-              <w:jc w:val="center"/>
-            </w:pPr>
-            <w:r>
-              <w:rPr>
-                <w:rFonts w:ascii="Hind Siliguri" w:hAnsi="Hind Siliguri" w:cs="Hind Siliguri"/>
-                <w:color w:val="94A3B8"/>
-                <w:sz w:val="17"/>
-              </w:rPr>
-              <w:t>৩.৬</w:t>
-            </w:r>
-          </w:p>
-        </w:tc>
-        <w:tc>
-          <w:tcPr>
-            <w:tcW w:w="2578" w:type="dxa"/>
-            <w:tcBorders>
-              <w:top w:val="single" w:sz="4" w:space="0" w:color="CBD5E1"/>
-              <w:left w:val="single" w:sz="4" w:space="0" w:color="CBD5E1"/>
-              <w:bottom w:val="single" w:sz="4" w:space="0" w:color="CBD5E1"/>
-              <w:right w:val="single" w:sz="4" w:space="0" w:color="CBD5E1"/>
-            </w:tcBorders>
-            <w:shd w:val="clear" w:color="auto" w:fill="FAFAFA"/>
-            <w:tcMar>
-              <w:top w:w="35" w:type="dxa"/>
-              <w:left w:w="90" w:type="dxa"/>
-              <w:bottom w:w="35" w:type="dxa"/>
-              <w:right w:w="90" w:type="dxa"/>
-            </w:tcMar>
-            <w:vAlign w:val="center"/>
-          </w:tcPr>
-          <w:p>
-            <w:pPr>
-              <w:spacing w:after="0" w:line="252" w:lineRule="auto"/>
-            </w:pPr>
-          </w:p>
-        </w:tc>
-        <w:tc>
-          <w:tcPr>
-            <w:tcW w:w="4982" w:type="dxa"/>
-            <w:tcBorders>
-              <w:top w:val="single" w:sz="4" w:space="0" w:color="CBD5E1"/>
-              <w:left w:val="single" w:sz="4" w:space="0" w:color="CBD5E1"/>
-              <w:bottom w:val="single" w:sz="4" w:space="0" w:color="CBD5E1"/>
-              <w:right w:val="single" w:sz="4" w:space="0" w:color="CBD5E1"/>
-            </w:tcBorders>
-            <w:shd w:val="clear" w:color="auto" w:fill="FAFAFA"/>
-            <w:tcMar>
-              <w:top w:w="35" w:type="dxa"/>
-              <w:left w:w="90" w:type="dxa"/>
-              <w:bottom w:w="35" w:type="dxa"/>
-              <w:right w:w="90" w:type="dxa"/>
-            </w:tcMar>
-            <w:vAlign w:val="center"/>
-          </w:tcPr>
-          <w:p>
-            <w:pPr>
-              <w:spacing w:after="0" w:line="252" w:lineRule="auto"/>
-            </w:pPr>
-          </w:p>
-        </w:tc>
-        <w:tc>
-          <w:tcPr>
-            <w:tcW w:w="2160" w:type="dxa"/>
-            <w:tcBorders>
-              <w:top w:val="single" w:sz="4" w:space="0" w:color="CBD5E1"/>
-              <w:left w:val="single" w:sz="4" w:space="0" w:color="CBD5E1"/>
-              <w:bottom w:val="single" w:sz="4" w:space="0" w:color="CBD5E1"/>
-              <w:right w:val="single" w:sz="4" w:space="0" w:color="CBD5E1"/>
-            </w:tcBorders>
-            <w:shd w:val="clear" w:color="auto" w:fill="FAFAFA"/>
-            <w:tcMar>
-              <w:top w:w="35" w:type="dxa"/>
-              <w:left w:w="90" w:type="dxa"/>
-              <w:bottom w:w="35" w:type="dxa"/>
-              <w:right w:w="90" w:type="dxa"/>
-            </w:tcMar>
-            <w:vAlign w:val="center"/>
-          </w:tcPr>
-          <w:p>
-            <w:pPr>
-              <w:spacing w:after="0" w:line="252" w:lineRule="auto"/>
-            </w:pPr>
-          </w:p>
-        </w:tc>
-      </w:tr>
-      <w:tr>
-        <w:trPr>
-          <w:jc w:val="center"/>
-        </w:trPr>
-        <w:tc>
-          <w:tcPr>
-            <w:tcW w:w="8352" w:type="dxa"/>
-            <w:gridSpan w:val="3"/>
-            <w:tcBorders>
-              <w:top w:val="single" w:sz="4" w:space="0" w:color="D97706"/>
-              <w:left w:val="single" w:sz="4" w:space="0" w:color="D97706"/>
-              <w:bottom w:val="single" w:sz="4" w:space="0" w:color="D97706"/>
-              <w:right w:val="single" w:sz="4" w:space="0" w:color="D97706"/>
-            </w:tcBorders>
-            <w:shd w:val="clear" w:color="auto" w:fill="FEF3C7"/>
-            <w:tcMar>
-              <w:top w:w="38" w:type="dxa"/>
-              <w:left w:w="90" w:type="dxa"/>
-              <w:bottom w:w="38" w:type="dxa"/>
-              <w:right w:w="90" w:type="dxa"/>
-            </w:tcMar>
-            <w:vAlign w:val="center"/>
-          </w:tcPr>
-          <w:p>
-            <w:pPr>
-              <w:spacing w:after="0" w:line="252" w:lineRule="auto"/>
-              <w:jc w:val="center"/>
-            </w:pPr>
-            <w:proofErr w:type="spellStart"/>
-            <w:r>
-              <w:rPr>
-                <w:rFonts w:ascii="Hind Siliguri" w:eastAsia="Times New Roman" w:hAnsi="Hind Siliguri" w:cs="Hind Siliguri"/>
-                <w:b/>
-                <w:bCs/>
-                <w:color w:val="92400E"/>
-                <w:sz w:val="20"/>
-                <w:szCs w:val="20"/>
-              </w:rPr>
-              <w:t>উপ-মোট</w:t>
-            </w:r>
-            <w:proofErr w:type="spellEnd"/>
-            <w:r>
-              <w:rPr>
-                <w:rFonts w:ascii="Hind Siliguri" w:eastAsia="Times New Roman" w:hAnsi="Hind Siliguri" w:cs="Hind Siliguri"/>
-                <w:b/>
-                <w:bCs/>
-                <w:color w:val="92400E"/>
-                <w:sz w:val="20"/>
-                <w:szCs w:val="20"/>
-              </w:rPr>
-              <w:t xml:space="preserve"> (Sub-Total): ৩. </w:t>
-            </w:r>
-            <w:proofErr w:type="spellStart"/>
-            <w:r>
-              <w:rPr>
-                <w:rFonts w:ascii="Hind Siliguri" w:eastAsia="Times New Roman" w:hAnsi="Hind Siliguri" w:cs="Hind Siliguri"/>
-                <w:b/>
-                <w:bCs/>
-                <w:color w:val="92400E"/>
-                <w:sz w:val="20"/>
-                <w:szCs w:val="20"/>
-              </w:rPr>
-              <w:t>গোডাউন</w:t>
-            </w:r>
-            <w:proofErr w:type="spellEnd"/>
-            <w:r>
-              <w:rPr>
-                <w:rFonts w:ascii="Hind Siliguri" w:eastAsia="Times New Roman" w:hAnsi="Hind Siliguri" w:cs="Hind Siliguri"/>
-                <w:b/>
-                <w:bCs/>
-                <w:color w:val="92400E"/>
-                <w:sz w:val="20"/>
-                <w:szCs w:val="20"/>
-              </w:rPr>
-              <w:t xml:space="preserve"> </w:t>
-            </w:r>
-            <w:proofErr w:type="spellStart"/>
-            <w:r>
-              <w:rPr>
-                <w:rFonts w:ascii="Hind Siliguri" w:eastAsia="Times New Roman" w:hAnsi="Hind Siliguri" w:cs="Hind Siliguri"/>
-                <w:b/>
-                <w:bCs/>
-                <w:color w:val="92400E"/>
-                <w:sz w:val="20"/>
-                <w:szCs w:val="20"/>
-              </w:rPr>
-              <w:t>কর্মী</w:t>
-            </w:r>
-            <w:proofErr w:type="spellEnd"/>
-            <w:r>
-              <w:rPr>
-                <w:rFonts w:ascii="Hind Siliguri" w:eastAsia="Times New Roman" w:hAnsi="Hind Siliguri" w:cs="Hind Siliguri"/>
-                <w:b/>
-                <w:bCs/>
-                <w:color w:val="92400E"/>
-                <w:sz w:val="20"/>
-                <w:szCs w:val="20"/>
-              </w:rPr>
-              <w:t xml:space="preserve"> </w:t>
-            </w:r>
-            <w:proofErr w:type="spellStart"/>
-            <w:r>
-              <w:rPr>
-                <w:rFonts w:ascii="Hind Siliguri" w:eastAsia="Times New Roman" w:hAnsi="Hind Siliguri" w:cs="Hind Siliguri"/>
-                <w:b/>
-                <w:bCs/>
-                <w:color w:val="92400E"/>
-                <w:sz w:val="20"/>
-                <w:szCs w:val="20"/>
-              </w:rPr>
-              <w:t>বেতন</w:t>
-            </w:r>
-            <w:proofErr w:type="spellEnd"/>
-            <w:r>
-              <w:rPr>
-                <w:rFonts w:ascii="Hind Siliguri" w:eastAsia="Times New Roman" w:hAnsi="Hind Siliguri" w:cs="Hind Siliguri"/>
-                <w:b/>
-                <w:bCs/>
-                <w:color w:val="92400E"/>
-                <w:sz w:val="20"/>
-                <w:szCs w:val="20"/>
-              </w:rPr>
-              <w:t xml:space="preserve"> ও </w:t>
-            </w:r>
-            <w:proofErr w:type="spellStart"/>
-            <w:r>
-              <w:rPr>
-                <w:rFonts w:ascii="Hind Siliguri" w:eastAsia="Times New Roman" w:hAnsi="Hind Siliguri" w:cs="Hind Siliguri"/>
-                <w:b/>
-                <w:bCs/>
-                <w:color w:val="92400E"/>
-                <w:sz w:val="20"/>
-                <w:szCs w:val="20"/>
-              </w:rPr>
-              <w:t>গোডাউন</w:t>
-            </w:r>
-            <w:proofErr w:type="spellEnd"/>
-            <w:r>
-              <w:rPr>
-                <w:rFonts w:ascii="Hind Siliguri" w:eastAsia="Times New Roman" w:hAnsi="Hind Siliguri" w:cs="Hind Siliguri"/>
-                <w:b/>
-                <w:bCs/>
-                <w:color w:val="92400E"/>
-                <w:sz w:val="20"/>
-                <w:szCs w:val="20"/>
-              </w:rPr>
-              <w:t xml:space="preserve"> </w:t>
-            </w:r>
-            <w:proofErr w:type="spellStart"/>
-            <w:r>
-              <w:rPr>
-                <w:rFonts w:ascii="Hind Siliguri" w:eastAsia="Times New Roman" w:hAnsi="Hind Siliguri" w:cs="Hind Siliguri"/>
-                <w:b/>
-                <w:bCs/>
-                <w:color w:val="92400E"/>
-                <w:sz w:val="20"/>
-                <w:szCs w:val="20"/>
-              </w:rPr>
-              <w:t>ভাড়া</w:t>
-            </w:r>
-            <w:proofErr w:type="spellEnd"/>
-          </w:p>
-        </w:tc>
-        <w:tc>
-          <w:tcPr>
-            <w:tcW w:w="2160" w:type="dxa"/>
-            <w:tcBorders>
-              <w:top w:val="single" w:sz="4" w:space="0" w:color="D97706"/>
-              <w:left w:val="single" w:sz="4" w:space="0" w:color="D97706"/>
-              <w:bottom w:val="single" w:sz="4" w:space="0" w:color="D97706"/>
-              <w:right w:val="single" w:sz="4" w:space="0" w:color="D97706"/>
-            </w:tcBorders>
-            <w:shd w:val="clear" w:color="auto" w:fill="FEF3C7"/>
-            <w:tcMar>
-              <w:top w:w="38" w:type="dxa"/>
-              <w:left w:w="90" w:type="dxa"/>
-              <w:bottom w:w="38" w:type="dxa"/>
-              <w:right w:w="90" w:type="dxa"/>
-            </w:tcMar>
-            <w:vAlign w:val="center"/>
-          </w:tcPr>
-          <w:p>
-            <w:pPr>
-              <w:spacing w:after="0" w:line="252" w:lineRule="auto"/>
-            </w:pPr>
-            <w:r>
-              <w:rPr>
-                <w:rFonts w:ascii="Hind Siliguri" w:hAnsi="Hind Siliguri" w:cs="Hind Siliguri"/>
-                <w:b/>
-                <w:color w:val="92400E"/>
-                <w:sz w:val="19"/>
-              </w:rPr>
-              <w:t xml:space="preserve">= </w:t>
-            </w:r>
-            <w:r>
-              <w:rPr>
-                <w:rFonts w:ascii="Hind Siliguri" w:hAnsi="Hind Siliguri" w:cs="Hind Siliguri"/>
-                <w:b/>
-                <w:color w:val="92400E"/>
-                <w:sz w:val="19"/>
-              </w:rPr>
-              <w:t>1</w:t>
-            </w:r>
-            <w:r>
-              <w:rPr>
-                <w:rFonts w:ascii="Hind Siliguri" w:hAnsi="Hind Siliguri" w:cs="Hind Siliguri"/>
-                <w:b/>
-                <w:color w:val="92400E"/>
-                <w:sz w:val="19"/>
-              </w:rPr>
-              <w:t>,</w:t>
-            </w:r>
-            <w:r>
-              <w:rPr>
-                <w:rFonts w:ascii="Hind Siliguri" w:hAnsi="Hind Siliguri" w:cs="Hind Siliguri"/>
-                <w:b/>
-                <w:color w:val="92400E"/>
-                <w:sz w:val="19"/>
-              </w:rPr>
-              <w:t xml:space="preserve">10,000 </w:t>
-            </w:r>
-          </w:p>
-        </w:tc>
-      </w:tr>
-      <w:tr>
-        <w:trPr>
-          <w:jc w:val="center"/>
-        </w:trPr>
-        <w:tc>
-          <w:tcPr>
-            <w:tcW w:w="8352" w:type="dxa"/>
+            <w:tcW w:w="6250" w:type="dxa"/>
             <w:gridSpan w:val="3"/>
             <w:tcBorders>
               <w:top w:val="single" w:sz="6" w:space="0" w:color="3B82F6"/>
@@ -3242,7 +4068,7 @@
         </w:tc>
         <w:tc>
           <w:tcPr>
-            <w:tcW w:w="2160" w:type="dxa"/>
+            <w:tcW w:w="4262" w:type="dxa"/>
             <w:tcBorders>
               <w:top w:val="single" w:sz="6" w:space="0" w:color="3B82F6"/>
               <w:left w:val="single" w:sz="4" w:space="0" w:color="3B82F6"/>
@@ -3295,7 +4121,47 @@
           <w:color w:val="475569"/>
           <w:sz w:val="16"/>
         </w:rPr>
-        <w:t>* বিঃদ্রঃ ১ম পাতায় বাণিজ্যিক ও অপারেশনাল ব্যয় (লেয়ার ১, ২ ও ৩) সমাপ্ত। পরবর্তী পাতায় পারিবারিক ও অন্যান্য ব্যয় রয়েছে।</w:t>
+        <w:t xml:space="preserve">* </w:t>
+      </w:r>
+      <w:proofErr w:type="spellStart"/>
+      <w:r>
+        <w:rPr>
+          <w:rFonts w:ascii="Hind Siliguri" w:hAnsi="Hind Siliguri" w:cs="Hind Siliguri"/>
+          <w:i/>
+          <w:color w:val="475569"/>
+          <w:sz w:val="16"/>
+        </w:rPr>
+        <w:t>বিঃদ্রঃ</w:t>
+      </w:r>
+      <w:proofErr w:type="spellEnd"/>
+      <w:r>
+        <w:rPr>
+          <w:rFonts w:ascii="Hind Siliguri" w:hAnsi="Hind Siliguri" w:cs="Hind Siliguri"/>
+          <w:i/>
+          <w:color w:val="475569"/>
+          <w:sz w:val="16"/>
+        </w:rPr>
+        <w:t xml:space="preserve"> ১ম </w:t>
+      </w:r>
+      <w:proofErr w:type="spellStart"/>
+      <w:r>
+        <w:rPr>
+          <w:rFonts w:ascii="Hind Siliguri" w:hAnsi="Hind Siliguri" w:cs="Hind Siliguri"/>
+          <w:i/>
+          <w:color w:val="475569"/>
+          <w:sz w:val="16"/>
+        </w:rPr>
+        <w:t>পাতায়</w:t>
+      </w:r>
+      <w:proofErr w:type="spellEnd"/>
+      <w:r>
+        <w:rPr>
+          <w:rFonts w:ascii="Hind Siliguri" w:hAnsi="Hind Siliguri" w:cs="Hind Siliguri"/>
+          <w:i/>
+          <w:color w:val="475569"/>
+          <w:sz w:val="16"/>
+        </w:rPr>
+        <w:t xml:space="preserve"> বাণিজ্যিক ও অপারেশনাল ব্যয় (লেয়ার ১, ২ ও ৩) সমাপ্ত। পরবর্তী পাতায় পারিবারিক ও অন্যান্য ব্যয় রয়েছে।</w:t>
       </w:r>
     </w:p>
     <w:p>
@@ -3398,8 +4264,8 @@
       <w:tblGrid>
         <w:gridCol w:w="792"/>
         <w:gridCol w:w="2308"/>
-        <w:gridCol w:w="4590"/>
-        <w:gridCol w:w="2822"/>
+        <w:gridCol w:w="3150"/>
+        <w:gridCol w:w="4262"/>
       </w:tblGrid>
       <w:tr>
         <w:trPr>
@@ -3464,6 +4330,7 @@
               <w:spacing w:after="0" w:line="252" w:lineRule="auto"/>
               <w:jc w:val="center"/>
             </w:pPr>
+            <w:proofErr w:type="spellStart"/>
             <w:r>
               <w:rPr>
                 <w:rFonts w:ascii="Hind Siliguri" w:hAnsi="Hind Siliguri" w:cs="Hind Siliguri"/>
@@ -3471,13 +4338,74 @@
                 <w:color w:val="FFFFFF"/>
                 <w:sz w:val="18"/>
               </w:rPr>
-              <w:t>ব্যয়ের খাত / কর্মীর নাম</w:t>
-            </w:r>
+              <w:t>ব্যয়ের</w:t>
+            </w:r>
+            <w:proofErr w:type="spellEnd"/>
+            <w:r>
+              <w:rPr>
+                <w:rFonts w:ascii="Hind Siliguri" w:hAnsi="Hind Siliguri" w:cs="Hind Siliguri"/>
+                <w:b/>
+                <w:color w:val="FFFFFF"/>
+                <w:sz w:val="18"/>
+              </w:rPr>
+              <w:t xml:space="preserve"> </w:t>
+            </w:r>
+            <w:proofErr w:type="spellStart"/>
+            <w:r>
+              <w:rPr>
+                <w:rFonts w:ascii="Hind Siliguri" w:hAnsi="Hind Siliguri" w:cs="Hind Siliguri"/>
+                <w:b/>
+                <w:color w:val="FFFFFF"/>
+                <w:sz w:val="18"/>
+              </w:rPr>
+              <w:t>খাত</w:t>
+            </w:r>
+            <w:proofErr w:type="spellEnd"/>
+            <w:r>
+              <w:rPr>
+                <w:rFonts w:ascii="Hind Siliguri" w:hAnsi="Hind Siliguri" w:cs="Hind Siliguri"/>
+                <w:b/>
+                <w:color w:val="FFFFFF"/>
+                <w:sz w:val="18"/>
+              </w:rPr>
+              <w:t xml:space="preserve"> / </w:t>
+            </w:r>
+            <w:proofErr w:type="spellStart"/>
+            <w:r>
+              <w:rPr>
+                <w:rFonts w:ascii="Hind Siliguri" w:hAnsi="Hind Siliguri" w:cs="Hind Siliguri"/>
+                <w:b/>
+                <w:color w:val="FFFFFF"/>
+                <w:sz w:val="18"/>
+              </w:rPr>
+              <w:t>কর্মীর</w:t>
+            </w:r>
+            <w:proofErr w:type="spellEnd"/>
+            <w:r>
+              <w:rPr>
+                <w:rFonts w:ascii="Hind Siliguri" w:hAnsi="Hind Siliguri" w:cs="Hind Siliguri"/>
+                <w:b/>
+                <w:color w:val="FFFFFF"/>
+                <w:sz w:val="18"/>
+              </w:rPr>
+              <w:t xml:space="preserve"> </w:t>
+            </w:r>
+            <w:proofErr w:type="spellStart"/>
+            <w:r>
+              <w:rPr>
+                <w:rFonts w:ascii="Hind Siliguri" w:hAnsi="Hind Siliguri" w:cs="Hind Siliguri"/>
+                <w:b/>
+                <w:color w:val="FFFFFF"/>
+                <w:sz w:val="18"/>
+              </w:rPr>
+              <w:t>নাম</w:t>
+            </w:r>
+            <w:proofErr w:type="spellEnd"/>
           </w:p>
         </w:tc>
         <w:tc>
           <w:tcPr>
-            <w:tcW w:w="4590" w:type="dxa"/>
+            <w:tcW w:w="3150" w:type="dxa"/>
             <w:tcBorders>
               <w:top w:val="single" w:sz="4" w:space="0" w:color="475569"/>
               <w:left w:val="single" w:sz="4" w:space="0" w:color="475569"/>
@@ -3498,6 +4426,7 @@
               <w:spacing w:after="0" w:line="252" w:lineRule="auto"/>
               <w:jc w:val="center"/>
             </w:pPr>
+            <w:proofErr w:type="spellStart"/>
             <w:r>
               <w:rPr>
                 <w:rFonts w:ascii="Hind Siliguri" w:hAnsi="Hind Siliguri" w:cs="Hind Siliguri"/>
@@ -3505,13 +4434,54 @@
                 <w:color w:val="FFFFFF"/>
                 <w:sz w:val="18"/>
               </w:rPr>
-              <w:t>বিবরণ / সূত্র / মন্তব্য</w:t>
-            </w:r>
+              <w:t>বিবরণ</w:t>
+            </w:r>
+            <w:proofErr w:type="spellEnd"/>
+            <w:r>
+              <w:rPr>
+                <w:rFonts w:ascii="Hind Siliguri" w:hAnsi="Hind Siliguri" w:cs="Hind Siliguri"/>
+                <w:b/>
+                <w:color w:val="FFFFFF"/>
+                <w:sz w:val="18"/>
+              </w:rPr>
+              <w:t xml:space="preserve"> / </w:t>
+            </w:r>
+            <w:proofErr w:type="spellStart"/>
+            <w:r>
+              <w:rPr>
+                <w:rFonts w:ascii="Hind Siliguri" w:hAnsi="Hind Siliguri" w:cs="Hind Siliguri"/>
+                <w:b/>
+                <w:color w:val="FFFFFF"/>
+                <w:sz w:val="18"/>
+              </w:rPr>
+              <w:t>সূত্র</w:t>
+            </w:r>
+            <w:proofErr w:type="spellEnd"/>
+            <w:r>
+              <w:rPr>
+                <w:rFonts w:ascii="Hind Siliguri" w:hAnsi="Hind Siliguri" w:cs="Hind Siliguri"/>
+                <w:b/>
+                <w:color w:val="FFFFFF"/>
+                <w:sz w:val="18"/>
+              </w:rPr>
+              <w:t xml:space="preserve"> / </w:t>
+            </w:r>
+            <w:proofErr w:type="spellStart"/>
+            <w:r>
+              <w:rPr>
+                <w:rFonts w:ascii="Hind Siliguri" w:hAnsi="Hind Siliguri" w:cs="Hind Siliguri"/>
+                <w:b/>
+                <w:color w:val="FFFFFF"/>
+                <w:sz w:val="18"/>
+              </w:rPr>
+              <w:t>মন্তব্য</w:t>
+            </w:r>
+            <w:proofErr w:type="spellEnd"/>
           </w:p>
         </w:tc>
         <w:tc>
           <w:tcPr>
-            <w:tcW w:w="2822" w:type="dxa"/>
+            <w:tcW w:w="4262" w:type="dxa"/>
             <w:tcBorders>
               <w:top w:val="single" w:sz="4" w:space="0" w:color="475569"/>
               <w:left w:val="single" w:sz="4" w:space="0" w:color="475569"/>
@@ -3603,7 +4573,6 @@
           <w:p>
             <w:pPr>
               <w:spacing w:after="0" w:line="252" w:lineRule="auto"/>
-              <w:jc w:val="center"/>
             </w:pPr>
             <w:r>
               <w:rPr>
@@ -3612,7 +4581,87 @@
                 <w:color w:val="0F172A"/>
                 <w:sz w:val="19"/>
               </w:rPr>
-              <w:t>৪. বাসার (নিজ বাড়ির খরচ) (House / Residence Expenses)</w:t>
+              <w:t xml:space="preserve">৪. </w:t>
+            </w:r>
+            <w:proofErr w:type="spellStart"/>
+            <w:r>
+              <w:rPr>
+                <w:rFonts w:ascii="Hind Siliguri" w:hAnsi="Hind Siliguri" w:cs="Hind Siliguri"/>
+                <w:b/>
+                <w:color w:val="0F172A"/>
+                <w:sz w:val="19"/>
+              </w:rPr>
+              <w:t>বাসার</w:t>
+            </w:r>
+            <w:proofErr w:type="spellEnd"/>
+            <w:r>
+              <w:rPr>
+                <w:rFonts w:ascii="Hind Siliguri" w:hAnsi="Hind Siliguri" w:cs="Hind Siliguri"/>
+                <w:b/>
+                <w:color w:val="0F172A"/>
+                <w:sz w:val="19"/>
+              </w:rPr>
+              <w:t xml:space="preserve"> (</w:t>
+            </w:r>
+            <w:proofErr w:type="spellStart"/>
+            <w:r>
+              <w:rPr>
+                <w:rFonts w:ascii="Hind Siliguri" w:hAnsi="Hind Siliguri" w:cs="Hind Siliguri"/>
+                <w:b/>
+                <w:color w:val="0F172A"/>
+                <w:sz w:val="19"/>
+              </w:rPr>
+              <w:t>নিজ</w:t>
+            </w:r>
+            <w:proofErr w:type="spellEnd"/>
+            <w:r>
+              <w:rPr>
+                <w:rFonts w:ascii="Hind Siliguri" w:hAnsi="Hind Siliguri" w:cs="Hind Siliguri"/>
+                <w:b/>
+                <w:color w:val="0F172A"/>
+                <w:sz w:val="19"/>
+              </w:rPr>
+              <w:t xml:space="preserve"> </w:t>
+            </w:r>
+            <w:proofErr w:type="spellStart"/>
+            <w:r>
+              <w:rPr>
+                <w:rFonts w:ascii="Hind Siliguri" w:hAnsi="Hind Siliguri" w:cs="Hind Siliguri"/>
+                <w:b/>
+                <w:color w:val="0F172A"/>
+                <w:sz w:val="19"/>
+              </w:rPr>
+              <w:t>বাড়ির</w:t>
+            </w:r>
+            <w:proofErr w:type="spellEnd"/>
+            <w:r>
+              <w:rPr>
+                <w:rFonts w:ascii="Hind Siliguri" w:hAnsi="Hind Siliguri" w:cs="Hind Siliguri"/>
+                <w:b/>
+                <w:color w:val="0F172A"/>
+                <w:sz w:val="19"/>
+              </w:rPr>
+              <w:t xml:space="preserve"> </w:t>
+            </w:r>
+            <w:proofErr w:type="spellStart"/>
+            <w:r>
+              <w:rPr>
+                <w:rFonts w:ascii="Hind Siliguri" w:hAnsi="Hind Siliguri" w:cs="Hind Siliguri"/>
+                <w:b/>
+                <w:color w:val="0F172A"/>
+                <w:sz w:val="19"/>
+              </w:rPr>
+              <w:t>খরচ</w:t>
+            </w:r>
+            <w:proofErr w:type="spellEnd"/>
+            <w:r>
+              <w:rPr>
+                <w:rFonts w:ascii="Hind Siliguri" w:hAnsi="Hind Siliguri" w:cs="Hind Siliguri"/>
+                <w:b/>
+                <w:color w:val="0F172A"/>
+                <w:sz w:val="19"/>
+              </w:rPr>
+              <w:t>) (House / Residence Expenses)</w:t>
             </w:r>
           </w:p>
         </w:tc>
@@ -3674,6 +4723,7 @@
             <w:pPr>
               <w:spacing w:after="0" w:line="252" w:lineRule="auto"/>
             </w:pPr>
+            <w:proofErr w:type="spellStart"/>
             <w:r>
               <w:rPr>
                 <w:rFonts w:ascii="Hind Siliguri" w:hAnsi="Hind Siliguri" w:cs="Hind Siliguri"/>
@@ -3681,13 +4731,34 @@
                 <w:color w:val="0F172A"/>
                 <w:sz w:val="18"/>
               </w:rPr>
-              <w:t>কাশেম দাড়োয়ান</w:t>
-            </w:r>
+              <w:t>কাশেম</w:t>
+            </w:r>
+            <w:proofErr w:type="spellEnd"/>
+            <w:r>
+              <w:rPr>
+                <w:rFonts w:ascii="Hind Siliguri" w:hAnsi="Hind Siliguri" w:cs="Hind Siliguri"/>
+                <w:b/>
+                <w:color w:val="0F172A"/>
+                <w:sz w:val="18"/>
+              </w:rPr>
+              <w:t xml:space="preserve"> </w:t>
+            </w:r>
+            <w:proofErr w:type="spellStart"/>
+            <w:r>
+              <w:rPr>
+                <w:rFonts w:ascii="Hind Siliguri" w:hAnsi="Hind Siliguri" w:cs="Hind Siliguri"/>
+                <w:b/>
+                <w:color w:val="0F172A"/>
+                <w:sz w:val="18"/>
+              </w:rPr>
+              <w:t>দাড়োয়ান</w:t>
+            </w:r>
+            <w:proofErr w:type="spellEnd"/>
           </w:p>
         </w:tc>
         <w:tc>
           <w:tcPr>
-            <w:tcW w:w="4590" w:type="dxa"/>
+            <w:tcW w:w="3150" w:type="dxa"/>
             <w:tcBorders>
               <w:top w:val="single" w:sz="4" w:space="0" w:color="CBD5E1"/>
               <w:left w:val="single" w:sz="4" w:space="0" w:color="CBD5E1"/>
@@ -3706,19 +4777,57 @@
             <w:pPr>
               <w:spacing w:after="0" w:line="252" w:lineRule="auto"/>
             </w:pPr>
+            <w:proofErr w:type="spellStart"/>
             <w:r>
               <w:rPr>
                 <w:rFonts w:ascii="Hind Siliguri" w:hAnsi="Hind Siliguri" w:cs="Hind Siliguri"/>
                 <w:color w:val="475569"/>
                 <w:sz w:val="17"/>
               </w:rPr>
-              <w:t>বাসার দারোয়ান বেতন</w:t>
-            </w:r>
+              <w:t>বাসার</w:t>
+            </w:r>
+            <w:proofErr w:type="spellEnd"/>
+            <w:r>
+              <w:rPr>
+                <w:rFonts w:ascii="Hind Siliguri" w:hAnsi="Hind Siliguri" w:cs="Hind Siliguri"/>
+                <w:color w:val="475569"/>
+                <w:sz w:val="17"/>
+              </w:rPr>
+              <w:t xml:space="preserve"> </w:t>
+            </w:r>
+            <w:proofErr w:type="spellStart"/>
+            <w:r>
+              <w:rPr>
+                <w:rFonts w:ascii="Hind Siliguri" w:hAnsi="Hind Siliguri" w:cs="Hind Siliguri"/>
+                <w:color w:val="475569"/>
+                <w:sz w:val="17"/>
+              </w:rPr>
+              <w:t>দারোয়ান</w:t>
+            </w:r>
+            <w:proofErr w:type="spellEnd"/>
+            <w:r>
+              <w:rPr>
+                <w:rFonts w:ascii="Hind Siliguri" w:hAnsi="Hind Siliguri" w:cs="Hind Siliguri"/>
+                <w:color w:val="475569"/>
+                <w:sz w:val="17"/>
+              </w:rPr>
+              <w:t xml:space="preserve"> </w:t>
+            </w:r>
+            <w:proofErr w:type="spellStart"/>
+            <w:r>
+              <w:rPr>
+                <w:rFonts w:ascii="Hind Siliguri" w:hAnsi="Hind Siliguri" w:cs="Hind Siliguri"/>
+                <w:color w:val="475569"/>
+                <w:sz w:val="17"/>
+              </w:rPr>
+              <w:t>বেতন</w:t>
+            </w:r>
+            <w:proofErr w:type="spellEnd"/>
           </w:p>
         </w:tc>
         <w:tc>
           <w:tcPr>
-            <w:tcW w:w="2822" w:type="dxa"/>
+            <w:tcW w:w="4262" w:type="dxa"/>
             <w:tcBorders>
               <w:top w:val="single" w:sz="4" w:space="0" w:color="CBD5E1"/>
               <w:left w:val="single" w:sz="4" w:space="0" w:color="CBD5E1"/>
@@ -3806,6 +4915,7 @@
             <w:pPr>
               <w:spacing w:after="0" w:line="252" w:lineRule="auto"/>
             </w:pPr>
+            <w:proofErr w:type="spellStart"/>
             <w:r>
               <w:rPr>
                 <w:rFonts w:ascii="Hind Siliguri" w:hAnsi="Hind Siliguri" w:cs="Hind Siliguri"/>
@@ -3815,11 +4925,12 @@
               </w:rPr>
               <w:t>নাজমা</w:t>
             </w:r>
+            <w:proofErr w:type="spellEnd"/>
           </w:p>
         </w:tc>
         <w:tc>
           <w:tcPr>
-            <w:tcW w:w="4590" w:type="dxa"/>
+            <w:tcW w:w="3150" w:type="dxa"/>
             <w:tcBorders>
               <w:top w:val="single" w:sz="4" w:space="0" w:color="CBD5E1"/>
               <w:left w:val="single" w:sz="4" w:space="0" w:color="CBD5E1"/>
@@ -3838,19 +4949,39 @@
             <w:pPr>
               <w:spacing w:after="0" w:line="252" w:lineRule="auto"/>
             </w:pPr>
+            <w:proofErr w:type="spellStart"/>
             <w:r>
               <w:rPr>
                 <w:rFonts w:ascii="Hind Siliguri" w:hAnsi="Hind Siliguri" w:cs="Hind Siliguri"/>
                 <w:color w:val="475569"/>
                 <w:sz w:val="17"/>
               </w:rPr>
-              <w:t>গৃহকর্মী বেতন</w:t>
-            </w:r>
+              <w:t>গৃহকর্মী</w:t>
+            </w:r>
+            <w:proofErr w:type="spellEnd"/>
+            <w:r>
+              <w:rPr>
+                <w:rFonts w:ascii="Hind Siliguri" w:hAnsi="Hind Siliguri" w:cs="Hind Siliguri"/>
+                <w:color w:val="475569"/>
+                <w:sz w:val="17"/>
+              </w:rPr>
+              <w:t xml:space="preserve"> </w:t>
+            </w:r>
+            <w:proofErr w:type="spellStart"/>
+            <w:r>
+              <w:rPr>
+                <w:rFonts w:ascii="Hind Siliguri" w:hAnsi="Hind Siliguri" w:cs="Hind Siliguri"/>
+                <w:color w:val="475569"/>
+                <w:sz w:val="17"/>
+              </w:rPr>
+              <w:t>বেতন</w:t>
+            </w:r>
+            <w:proofErr w:type="spellEnd"/>
           </w:p>
         </w:tc>
         <w:tc>
           <w:tcPr>
-            <w:tcW w:w="2822" w:type="dxa"/>
+            <w:tcW w:w="4262" w:type="dxa"/>
             <w:tcBorders>
               <w:top w:val="single" w:sz="4" w:space="0" w:color="CBD5E1"/>
               <w:left w:val="single" w:sz="4" w:space="0" w:color="CBD5E1"/>
@@ -3938,6 +5069,7 @@
             <w:pPr>
               <w:spacing w:after="0" w:line="252" w:lineRule="auto"/>
             </w:pPr>
+            <w:proofErr w:type="spellStart"/>
             <w:r>
               <w:rPr>
                 <w:rFonts w:ascii="Hind Siliguri" w:hAnsi="Hind Siliguri" w:cs="Hind Siliguri"/>
@@ -3945,13 +5077,34 @@
                 <w:color w:val="0F172A"/>
                 <w:sz w:val="18"/>
               </w:rPr>
-              <w:t>ইফরাত স্যার</w:t>
-            </w:r>
+              <w:t>ইফরাত</w:t>
+            </w:r>
+            <w:proofErr w:type="spellEnd"/>
+            <w:r>
+              <w:rPr>
+                <w:rFonts w:ascii="Hind Siliguri" w:hAnsi="Hind Siliguri" w:cs="Hind Siliguri"/>
+                <w:b/>
+                <w:color w:val="0F172A"/>
+                <w:sz w:val="18"/>
+              </w:rPr>
+              <w:t xml:space="preserve"> </w:t>
+            </w:r>
+            <w:proofErr w:type="spellStart"/>
+            <w:r>
+              <w:rPr>
+                <w:rFonts w:ascii="Hind Siliguri" w:hAnsi="Hind Siliguri" w:cs="Hind Siliguri"/>
+                <w:b/>
+                <w:color w:val="0F172A"/>
+                <w:sz w:val="18"/>
+              </w:rPr>
+              <w:t>স্যার</w:t>
+            </w:r>
+            <w:proofErr w:type="spellEnd"/>
           </w:p>
         </w:tc>
         <w:tc>
           <w:tcPr>
-            <w:tcW w:w="4590" w:type="dxa"/>
+            <w:tcW w:w="3150" w:type="dxa"/>
             <w:tcBorders>
               <w:top w:val="single" w:sz="4" w:space="0" w:color="CBD5E1"/>
               <w:left w:val="single" w:sz="4" w:space="0" w:color="CBD5E1"/>
@@ -3970,19 +5123,39 @@
             <w:pPr>
               <w:spacing w:after="0" w:line="252" w:lineRule="auto"/>
             </w:pPr>
+            <w:proofErr w:type="spellStart"/>
             <w:r>
               <w:rPr>
                 <w:rFonts w:ascii="Hind Siliguri" w:hAnsi="Hind Siliguri" w:cs="Hind Siliguri"/>
                 <w:color w:val="475569"/>
                 <w:sz w:val="17"/>
               </w:rPr>
-              <w:t>গৃহশিক্ষক বেতন</w:t>
-            </w:r>
+              <w:t>গৃহশিক্ষক</w:t>
+            </w:r>
+            <w:proofErr w:type="spellEnd"/>
+            <w:r>
+              <w:rPr>
+                <w:rFonts w:ascii="Hind Siliguri" w:hAnsi="Hind Siliguri" w:cs="Hind Siliguri"/>
+                <w:color w:val="475569"/>
+                <w:sz w:val="17"/>
+              </w:rPr>
+              <w:t xml:space="preserve"> </w:t>
+            </w:r>
+            <w:proofErr w:type="spellStart"/>
+            <w:r>
+              <w:rPr>
+                <w:rFonts w:ascii="Hind Siliguri" w:hAnsi="Hind Siliguri" w:cs="Hind Siliguri"/>
+                <w:color w:val="475569"/>
+                <w:sz w:val="17"/>
+              </w:rPr>
+              <w:t>বেতন</w:t>
+            </w:r>
+            <w:proofErr w:type="spellEnd"/>
           </w:p>
         </w:tc>
         <w:tc>
           <w:tcPr>
-            <w:tcW w:w="2822" w:type="dxa"/>
+            <w:tcW w:w="4262" w:type="dxa"/>
             <w:tcBorders>
               <w:top w:val="single" w:sz="4" w:space="0" w:color="CBD5E1"/>
               <w:left w:val="single" w:sz="4" w:space="0" w:color="CBD5E1"/>
@@ -4070,6 +5243,7 @@
             <w:pPr>
               <w:spacing w:after="0" w:line="252" w:lineRule="auto"/>
             </w:pPr>
+            <w:proofErr w:type="spellStart"/>
             <w:r>
               <w:rPr>
                 <w:rFonts w:ascii="Hind Siliguri" w:hAnsi="Hind Siliguri" w:cs="Hind Siliguri"/>
@@ -4077,13 +5251,34 @@
                 <w:color w:val="0F172A"/>
                 <w:sz w:val="18"/>
               </w:rPr>
-              <w:t>ইশরাক স্যার</w:t>
-            </w:r>
+              <w:t>ইশরাক</w:t>
+            </w:r>
+            <w:proofErr w:type="spellEnd"/>
+            <w:r>
+              <w:rPr>
+                <w:rFonts w:ascii="Hind Siliguri" w:hAnsi="Hind Siliguri" w:cs="Hind Siliguri"/>
+                <w:b/>
+                <w:color w:val="0F172A"/>
+                <w:sz w:val="18"/>
+              </w:rPr>
+              <w:t xml:space="preserve"> </w:t>
+            </w:r>
+            <w:proofErr w:type="spellStart"/>
+            <w:r>
+              <w:rPr>
+                <w:rFonts w:ascii="Hind Siliguri" w:hAnsi="Hind Siliguri" w:cs="Hind Siliguri"/>
+                <w:b/>
+                <w:color w:val="0F172A"/>
+                <w:sz w:val="18"/>
+              </w:rPr>
+              <w:t>স্যার</w:t>
+            </w:r>
+            <w:proofErr w:type="spellEnd"/>
           </w:p>
         </w:tc>
         <w:tc>
           <w:tcPr>
-            <w:tcW w:w="4590" w:type="dxa"/>
+            <w:tcW w:w="3150" w:type="dxa"/>
             <w:tcBorders>
               <w:top w:val="single" w:sz="4" w:space="0" w:color="CBD5E1"/>
               <w:left w:val="single" w:sz="4" w:space="0" w:color="CBD5E1"/>
@@ -4102,19 +5297,39 @@
             <w:pPr>
               <w:spacing w:after="0" w:line="252" w:lineRule="auto"/>
             </w:pPr>
+            <w:proofErr w:type="spellStart"/>
             <w:r>
               <w:rPr>
                 <w:rFonts w:ascii="Hind Siliguri" w:hAnsi="Hind Siliguri" w:cs="Hind Siliguri"/>
                 <w:color w:val="475569"/>
                 <w:sz w:val="17"/>
               </w:rPr>
-              <w:t>গৃহশিক্ষক বেতন</w:t>
-            </w:r>
+              <w:t>গৃহশিক্ষক</w:t>
+            </w:r>
+            <w:proofErr w:type="spellEnd"/>
+            <w:r>
+              <w:rPr>
+                <w:rFonts w:ascii="Hind Siliguri" w:hAnsi="Hind Siliguri" w:cs="Hind Siliguri"/>
+                <w:color w:val="475569"/>
+                <w:sz w:val="17"/>
+              </w:rPr>
+              <w:t xml:space="preserve"> </w:t>
+            </w:r>
+            <w:proofErr w:type="spellStart"/>
+            <w:r>
+              <w:rPr>
+                <w:rFonts w:ascii="Hind Siliguri" w:hAnsi="Hind Siliguri" w:cs="Hind Siliguri"/>
+                <w:color w:val="475569"/>
+                <w:sz w:val="17"/>
+              </w:rPr>
+              <w:t>বেতন</w:t>
+            </w:r>
+            <w:proofErr w:type="spellEnd"/>
           </w:p>
         </w:tc>
         <w:tc>
           <w:tcPr>
-            <w:tcW w:w="2822" w:type="dxa"/>
+            <w:tcW w:w="4262" w:type="dxa"/>
             <w:tcBorders>
               <w:top w:val="single" w:sz="4" w:space="0" w:color="CBD5E1"/>
               <w:left w:val="single" w:sz="4" w:space="0" w:color="CBD5E1"/>
@@ -4202,6 +5417,7 @@
             <w:pPr>
               <w:spacing w:after="0" w:line="252" w:lineRule="auto"/>
             </w:pPr>
+            <w:proofErr w:type="spellStart"/>
             <w:r>
               <w:rPr>
                 <w:rFonts w:ascii="Hind Siliguri" w:hAnsi="Hind Siliguri" w:cs="Hind Siliguri"/>
@@ -4209,13 +5425,34 @@
                 <w:color w:val="0F172A"/>
                 <w:sz w:val="18"/>
               </w:rPr>
-              <w:t>ইশরাক কলেজ</w:t>
-            </w:r>
+              <w:t>ইশরাক</w:t>
+            </w:r>
+            <w:proofErr w:type="spellEnd"/>
+            <w:r>
+              <w:rPr>
+                <w:rFonts w:ascii="Hind Siliguri" w:hAnsi="Hind Siliguri" w:cs="Hind Siliguri"/>
+                <w:b/>
+                <w:color w:val="0F172A"/>
+                <w:sz w:val="18"/>
+              </w:rPr>
+              <w:t xml:space="preserve"> </w:t>
+            </w:r>
+            <w:proofErr w:type="spellStart"/>
+            <w:r>
+              <w:rPr>
+                <w:rFonts w:ascii="Hind Siliguri" w:hAnsi="Hind Siliguri" w:cs="Hind Siliguri"/>
+                <w:b/>
+                <w:color w:val="0F172A"/>
+                <w:sz w:val="18"/>
+              </w:rPr>
+              <w:t>কলেজ</w:t>
+            </w:r>
+            <w:proofErr w:type="spellEnd"/>
           </w:p>
         </w:tc>
         <w:tc>
           <w:tcPr>
-            <w:tcW w:w="4590" w:type="dxa"/>
+            <w:tcW w:w="3150" w:type="dxa"/>
             <w:tcBorders>
               <w:top w:val="single" w:sz="4" w:space="0" w:color="CBD5E1"/>
               <w:left w:val="single" w:sz="4" w:space="0" w:color="CBD5E1"/>
@@ -4234,19 +5471,75 @@
             <w:pPr>
               <w:spacing w:after="0" w:line="252" w:lineRule="auto"/>
             </w:pPr>
+            <w:proofErr w:type="spellStart"/>
             <w:r>
               <w:rPr>
                 <w:rFonts w:ascii="Hind Siliguri" w:hAnsi="Hind Siliguri" w:cs="Hind Siliguri"/>
                 <w:color w:val="475569"/>
                 <w:sz w:val="17"/>
               </w:rPr>
-              <w:t>কলেজ ফি ও পড়াশোনা খরচ</w:t>
-            </w:r>
+              <w:t>কলেজ</w:t>
+            </w:r>
+            <w:proofErr w:type="spellEnd"/>
+            <w:r>
+              <w:rPr>
+                <w:rFonts w:ascii="Hind Siliguri" w:hAnsi="Hind Siliguri" w:cs="Hind Siliguri"/>
+                <w:color w:val="475569"/>
+                <w:sz w:val="17"/>
+              </w:rPr>
+              <w:t xml:space="preserve"> </w:t>
+            </w:r>
+            <w:proofErr w:type="spellStart"/>
+            <w:r>
+              <w:rPr>
+                <w:rFonts w:ascii="Hind Siliguri" w:hAnsi="Hind Siliguri" w:cs="Hind Siliguri"/>
+                <w:color w:val="475569"/>
+                <w:sz w:val="17"/>
+              </w:rPr>
+              <w:t>ফি</w:t>
+            </w:r>
+            <w:proofErr w:type="spellEnd"/>
+            <w:r>
+              <w:rPr>
+                <w:rFonts w:ascii="Hind Siliguri" w:hAnsi="Hind Siliguri" w:cs="Hind Siliguri"/>
+                <w:color w:val="475569"/>
+                <w:sz w:val="17"/>
+              </w:rPr>
+              <w:t xml:space="preserve"> ও </w:t>
+            </w:r>
+            <w:proofErr w:type="spellStart"/>
+            <w:r>
+              <w:rPr>
+                <w:rFonts w:ascii="Hind Siliguri" w:hAnsi="Hind Siliguri" w:cs="Hind Siliguri"/>
+                <w:color w:val="475569"/>
+                <w:sz w:val="17"/>
+              </w:rPr>
+              <w:t>পড়াশোনা</w:t>
+            </w:r>
+            <w:proofErr w:type="spellEnd"/>
+            <w:r>
+              <w:rPr>
+                <w:rFonts w:ascii="Hind Siliguri" w:hAnsi="Hind Siliguri" w:cs="Hind Siliguri"/>
+                <w:color w:val="475569"/>
+                <w:sz w:val="17"/>
+              </w:rPr>
+              <w:t xml:space="preserve"> </w:t>
+            </w:r>
+            <w:proofErr w:type="spellStart"/>
+            <w:r>
+              <w:rPr>
+                <w:rFonts w:ascii="Hind Siliguri" w:hAnsi="Hind Siliguri" w:cs="Hind Siliguri"/>
+                <w:color w:val="475569"/>
+                <w:sz w:val="17"/>
+              </w:rPr>
+              <w:t>খরচ</w:t>
+            </w:r>
+            <w:proofErr w:type="spellEnd"/>
           </w:p>
         </w:tc>
         <w:tc>
           <w:tcPr>
-            <w:tcW w:w="2822" w:type="dxa"/>
+            <w:tcW w:w="4262" w:type="dxa"/>
             <w:tcBorders>
               <w:top w:val="single" w:sz="4" w:space="0" w:color="CBD5E1"/>
               <w:left w:val="single" w:sz="4" w:space="0" w:color="CBD5E1"/>
@@ -4334,6 +5627,7 @@
             <w:pPr>
               <w:spacing w:after="0" w:line="252" w:lineRule="auto"/>
             </w:pPr>
+            <w:proofErr w:type="spellStart"/>
             <w:r>
               <w:rPr>
                 <w:rFonts w:ascii="Hind Siliguri" w:hAnsi="Hind Siliguri" w:cs="Hind Siliguri"/>
@@ -4341,13 +5635,34 @@
                 <w:color w:val="0F172A"/>
                 <w:sz w:val="18"/>
               </w:rPr>
-              <w:t>ইফরাত স্কুল</w:t>
-            </w:r>
+              <w:t>ইফরাত</w:t>
+            </w:r>
+            <w:proofErr w:type="spellEnd"/>
+            <w:r>
+              <w:rPr>
+                <w:rFonts w:ascii="Hind Siliguri" w:hAnsi="Hind Siliguri" w:cs="Hind Siliguri"/>
+                <w:b/>
+                <w:color w:val="0F172A"/>
+                <w:sz w:val="18"/>
+              </w:rPr>
+              <w:t xml:space="preserve"> </w:t>
+            </w:r>
+            <w:proofErr w:type="spellStart"/>
+            <w:r>
+              <w:rPr>
+                <w:rFonts w:ascii="Hind Siliguri" w:hAnsi="Hind Siliguri" w:cs="Hind Siliguri"/>
+                <w:b/>
+                <w:color w:val="0F172A"/>
+                <w:sz w:val="18"/>
+              </w:rPr>
+              <w:t>স্কুল</w:t>
+            </w:r>
+            <w:proofErr w:type="spellEnd"/>
           </w:p>
         </w:tc>
         <w:tc>
           <w:tcPr>
-            <w:tcW w:w="4590" w:type="dxa"/>
+            <w:tcW w:w="3150" w:type="dxa"/>
             <w:tcBorders>
               <w:top w:val="single" w:sz="4" w:space="0" w:color="CBD5E1"/>
               <w:left w:val="single" w:sz="4" w:space="0" w:color="CBD5E1"/>
@@ -4366,19 +5681,75 @@
             <w:pPr>
               <w:spacing w:after="0" w:line="252" w:lineRule="auto"/>
             </w:pPr>
+            <w:proofErr w:type="spellStart"/>
             <w:r>
               <w:rPr>
                 <w:rFonts w:ascii="Hind Siliguri" w:hAnsi="Hind Siliguri" w:cs="Hind Siliguri"/>
                 <w:color w:val="475569"/>
                 <w:sz w:val="17"/>
               </w:rPr>
-              <w:t>স্কুল ফি ও পড়াশোনা খরচ</w:t>
-            </w:r>
+              <w:t>স্কুল</w:t>
+            </w:r>
+            <w:proofErr w:type="spellEnd"/>
+            <w:r>
+              <w:rPr>
+                <w:rFonts w:ascii="Hind Siliguri" w:hAnsi="Hind Siliguri" w:cs="Hind Siliguri"/>
+                <w:color w:val="475569"/>
+                <w:sz w:val="17"/>
+              </w:rPr>
+              <w:t xml:space="preserve"> </w:t>
+            </w:r>
+            <w:proofErr w:type="spellStart"/>
+            <w:r>
+              <w:rPr>
+                <w:rFonts w:ascii="Hind Siliguri" w:hAnsi="Hind Siliguri" w:cs="Hind Siliguri"/>
+                <w:color w:val="475569"/>
+                <w:sz w:val="17"/>
+              </w:rPr>
+              <w:t>ফি</w:t>
+            </w:r>
+            <w:proofErr w:type="spellEnd"/>
+            <w:r>
+              <w:rPr>
+                <w:rFonts w:ascii="Hind Siliguri" w:hAnsi="Hind Siliguri" w:cs="Hind Siliguri"/>
+                <w:color w:val="475569"/>
+                <w:sz w:val="17"/>
+              </w:rPr>
+              <w:t xml:space="preserve"> ও </w:t>
+            </w:r>
+            <w:proofErr w:type="spellStart"/>
+            <w:r>
+              <w:rPr>
+                <w:rFonts w:ascii="Hind Siliguri" w:hAnsi="Hind Siliguri" w:cs="Hind Siliguri"/>
+                <w:color w:val="475569"/>
+                <w:sz w:val="17"/>
+              </w:rPr>
+              <w:t>পড়াশোনা</w:t>
+            </w:r>
+            <w:proofErr w:type="spellEnd"/>
+            <w:r>
+              <w:rPr>
+                <w:rFonts w:ascii="Hind Siliguri" w:hAnsi="Hind Siliguri" w:cs="Hind Siliguri"/>
+                <w:color w:val="475569"/>
+                <w:sz w:val="17"/>
+              </w:rPr>
+              <w:t xml:space="preserve"> </w:t>
+            </w:r>
+            <w:proofErr w:type="spellStart"/>
+            <w:r>
+              <w:rPr>
+                <w:rFonts w:ascii="Hind Siliguri" w:hAnsi="Hind Siliguri" w:cs="Hind Siliguri"/>
+                <w:color w:val="475569"/>
+                <w:sz w:val="17"/>
+              </w:rPr>
+              <w:t>খরচ</w:t>
+            </w:r>
+            <w:proofErr w:type="spellEnd"/>
           </w:p>
         </w:tc>
         <w:tc>
           <w:tcPr>
-            <w:tcW w:w="2822" w:type="dxa"/>
+            <w:tcW w:w="4262" w:type="dxa"/>
             <w:tcBorders>
               <w:top w:val="single" w:sz="4" w:space="0" w:color="CBD5E1"/>
               <w:left w:val="single" w:sz="4" w:space="0" w:color="CBD5E1"/>
@@ -4466,6 +5837,7 @@
             <w:pPr>
               <w:spacing w:after="0" w:line="252" w:lineRule="auto"/>
             </w:pPr>
+            <w:proofErr w:type="spellStart"/>
             <w:r>
               <w:rPr>
                 <w:rFonts w:ascii="Hind Siliguri" w:hAnsi="Hind Siliguri" w:cs="Hind Siliguri"/>
@@ -4473,13 +5845,34 @@
                 <w:color w:val="0F172A"/>
                 <w:sz w:val="18"/>
               </w:rPr>
-              <w:t>গ্যাস বিল</w:t>
-            </w:r>
+              <w:t>গ্যাস</w:t>
+            </w:r>
+            <w:proofErr w:type="spellEnd"/>
+            <w:r>
+              <w:rPr>
+                <w:rFonts w:ascii="Hind Siliguri" w:hAnsi="Hind Siliguri" w:cs="Hind Siliguri"/>
+                <w:b/>
+                <w:color w:val="0F172A"/>
+                <w:sz w:val="18"/>
+              </w:rPr>
+              <w:t xml:space="preserve"> </w:t>
+            </w:r>
+            <w:proofErr w:type="spellStart"/>
+            <w:r>
+              <w:rPr>
+                <w:rFonts w:ascii="Hind Siliguri" w:hAnsi="Hind Siliguri" w:cs="Hind Siliguri"/>
+                <w:b/>
+                <w:color w:val="0F172A"/>
+                <w:sz w:val="18"/>
+              </w:rPr>
+              <w:t>বিল</w:t>
+            </w:r>
+            <w:proofErr w:type="spellEnd"/>
           </w:p>
         </w:tc>
         <w:tc>
           <w:tcPr>
-            <w:tcW w:w="4590" w:type="dxa"/>
+            <w:tcW w:w="3150" w:type="dxa"/>
             <w:tcBorders>
               <w:top w:val="single" w:sz="4" w:space="0" w:color="CBD5E1"/>
               <w:left w:val="single" w:sz="4" w:space="0" w:color="CBD5E1"/>
@@ -4498,19 +5891,57 @@
             <w:pPr>
               <w:spacing w:after="0" w:line="252" w:lineRule="auto"/>
             </w:pPr>
+            <w:proofErr w:type="spellStart"/>
             <w:r>
               <w:rPr>
                 <w:rFonts w:ascii="Hind Siliguri" w:hAnsi="Hind Siliguri" w:cs="Hind Siliguri"/>
                 <w:color w:val="475569"/>
                 <w:sz w:val="17"/>
               </w:rPr>
-              <w:t>বাসার গ্যাস বিল</w:t>
-            </w:r>
+              <w:t>বাসার</w:t>
+            </w:r>
+            <w:proofErr w:type="spellEnd"/>
+            <w:r>
+              <w:rPr>
+                <w:rFonts w:ascii="Hind Siliguri" w:hAnsi="Hind Siliguri" w:cs="Hind Siliguri"/>
+                <w:color w:val="475569"/>
+                <w:sz w:val="17"/>
+              </w:rPr>
+              <w:t xml:space="preserve"> </w:t>
+            </w:r>
+            <w:proofErr w:type="spellStart"/>
+            <w:r>
+              <w:rPr>
+                <w:rFonts w:ascii="Hind Siliguri" w:hAnsi="Hind Siliguri" w:cs="Hind Siliguri"/>
+                <w:color w:val="475569"/>
+                <w:sz w:val="17"/>
+              </w:rPr>
+              <w:t>গ্যাস</w:t>
+            </w:r>
+            <w:proofErr w:type="spellEnd"/>
+            <w:r>
+              <w:rPr>
+                <w:rFonts w:ascii="Hind Siliguri" w:hAnsi="Hind Siliguri" w:cs="Hind Siliguri"/>
+                <w:color w:val="475569"/>
+                <w:sz w:val="17"/>
+              </w:rPr>
+              <w:t xml:space="preserve"> </w:t>
+            </w:r>
+            <w:proofErr w:type="spellStart"/>
+            <w:r>
+              <w:rPr>
+                <w:rFonts w:ascii="Hind Siliguri" w:hAnsi="Hind Siliguri" w:cs="Hind Siliguri"/>
+                <w:color w:val="475569"/>
+                <w:sz w:val="17"/>
+              </w:rPr>
+              <w:t>বিল</w:t>
+            </w:r>
+            <w:proofErr w:type="spellEnd"/>
           </w:p>
         </w:tc>
         <w:tc>
           <w:tcPr>
-            <w:tcW w:w="2822" w:type="dxa"/>
+            <w:tcW w:w="4262" w:type="dxa"/>
             <w:tcBorders>
               <w:top w:val="single" w:sz="4" w:space="0" w:color="CBD5E1"/>
               <w:left w:val="single" w:sz="4" w:space="0" w:color="CBD5E1"/>
@@ -4598,6 +6029,7 @@
             <w:pPr>
               <w:spacing w:after="0" w:line="252" w:lineRule="auto"/>
             </w:pPr>
+            <w:proofErr w:type="spellStart"/>
             <w:r>
               <w:rPr>
                 <w:rFonts w:ascii="Hind Siliguri" w:hAnsi="Hind Siliguri" w:cs="Hind Siliguri"/>
@@ -4605,13 +6037,34 @@
                 <w:color w:val="0F172A"/>
                 <w:sz w:val="18"/>
               </w:rPr>
-              <w:t>বিদ্যুৎ বিল</w:t>
-            </w:r>
+              <w:t>বিদ্যু</w:t>
+            </w:r>
+            <w:proofErr w:type="spellEnd"/>
+            <w:r>
+              <w:rPr>
+                <w:rFonts w:ascii="Hind Siliguri" w:hAnsi="Hind Siliguri" w:cs="Hind Siliguri"/>
+                <w:b/>
+                <w:color w:val="0F172A"/>
+                <w:sz w:val="18"/>
+              </w:rPr>
+              <w:t xml:space="preserve">ৎ </w:t>
+            </w:r>
+            <w:proofErr w:type="spellStart"/>
+            <w:r>
+              <w:rPr>
+                <w:rFonts w:ascii="Hind Siliguri" w:hAnsi="Hind Siliguri" w:cs="Hind Siliguri"/>
+                <w:b/>
+                <w:color w:val="0F172A"/>
+                <w:sz w:val="18"/>
+              </w:rPr>
+              <w:t>বিল</w:t>
+            </w:r>
+            <w:proofErr w:type="spellEnd"/>
           </w:p>
         </w:tc>
         <w:tc>
           <w:tcPr>
-            <w:tcW w:w="4590" w:type="dxa"/>
+            <w:tcW w:w="3150" w:type="dxa"/>
             <w:tcBorders>
               <w:top w:val="single" w:sz="4" w:space="0" w:color="CBD5E1"/>
               <w:left w:val="single" w:sz="4" w:space="0" w:color="CBD5E1"/>
@@ -4630,19 +6083,57 @@
             <w:pPr>
               <w:spacing w:after="0" w:line="252" w:lineRule="auto"/>
             </w:pPr>
+            <w:proofErr w:type="spellStart"/>
             <w:r>
               <w:rPr>
                 <w:rFonts w:ascii="Hind Siliguri" w:hAnsi="Hind Siliguri" w:cs="Hind Siliguri"/>
                 <w:color w:val="475569"/>
                 <w:sz w:val="17"/>
               </w:rPr>
-              <w:t>বাসার বিদ্যুৎ বিল</w:t>
-            </w:r>
+              <w:t>বাসার</w:t>
+            </w:r>
+            <w:proofErr w:type="spellEnd"/>
+            <w:r>
+              <w:rPr>
+                <w:rFonts w:ascii="Hind Siliguri" w:hAnsi="Hind Siliguri" w:cs="Hind Siliguri"/>
+                <w:color w:val="475569"/>
+                <w:sz w:val="17"/>
+              </w:rPr>
+              <w:t xml:space="preserve"> </w:t>
+            </w:r>
+            <w:proofErr w:type="spellStart"/>
+            <w:r>
+              <w:rPr>
+                <w:rFonts w:ascii="Hind Siliguri" w:hAnsi="Hind Siliguri" w:cs="Hind Siliguri"/>
+                <w:color w:val="475569"/>
+                <w:sz w:val="17"/>
+              </w:rPr>
+              <w:t>বিদ্যু</w:t>
+            </w:r>
+            <w:proofErr w:type="spellEnd"/>
+            <w:r>
+              <w:rPr>
+                <w:rFonts w:ascii="Hind Siliguri" w:hAnsi="Hind Siliguri" w:cs="Hind Siliguri"/>
+                <w:color w:val="475569"/>
+                <w:sz w:val="17"/>
+              </w:rPr>
+              <w:t xml:space="preserve">ৎ </w:t>
+            </w:r>
+            <w:proofErr w:type="spellStart"/>
+            <w:r>
+              <w:rPr>
+                <w:rFonts w:ascii="Hind Siliguri" w:hAnsi="Hind Siliguri" w:cs="Hind Siliguri"/>
+                <w:color w:val="475569"/>
+                <w:sz w:val="17"/>
+              </w:rPr>
+              <w:t>বিল</w:t>
+            </w:r>
+            <w:proofErr w:type="spellEnd"/>
           </w:p>
         </w:tc>
         <w:tc>
           <w:tcPr>
-            <w:tcW w:w="2822" w:type="dxa"/>
+            <w:tcW w:w="4262" w:type="dxa"/>
             <w:tcBorders>
               <w:top w:val="single" w:sz="4" w:space="0" w:color="CBD5E1"/>
               <w:left w:val="single" w:sz="4" w:space="0" w:color="CBD5E1"/>
@@ -4730,6 +6221,7 @@
             <w:pPr>
               <w:spacing w:after="0" w:line="252" w:lineRule="auto"/>
             </w:pPr>
+            <w:proofErr w:type="spellStart"/>
             <w:r>
               <w:rPr>
                 <w:rFonts w:ascii="Hind Siliguri" w:hAnsi="Hind Siliguri" w:cs="Hind Siliguri"/>
@@ -4737,13 +6229,34 @@
                 <w:color w:val="0F172A"/>
                 <w:sz w:val="18"/>
               </w:rPr>
-              <w:t>ওয়াসা বিল</w:t>
-            </w:r>
+              <w:t>ওয়াসা</w:t>
+            </w:r>
+            <w:proofErr w:type="spellEnd"/>
+            <w:r>
+              <w:rPr>
+                <w:rFonts w:ascii="Hind Siliguri" w:hAnsi="Hind Siliguri" w:cs="Hind Siliguri"/>
+                <w:b/>
+                <w:color w:val="0F172A"/>
+                <w:sz w:val="18"/>
+              </w:rPr>
+              <w:t xml:space="preserve"> </w:t>
+            </w:r>
+            <w:proofErr w:type="spellStart"/>
+            <w:r>
+              <w:rPr>
+                <w:rFonts w:ascii="Hind Siliguri" w:hAnsi="Hind Siliguri" w:cs="Hind Siliguri"/>
+                <w:b/>
+                <w:color w:val="0F172A"/>
+                <w:sz w:val="18"/>
+              </w:rPr>
+              <w:t>বিল</w:t>
+            </w:r>
+            <w:proofErr w:type="spellEnd"/>
           </w:p>
         </w:tc>
         <w:tc>
           <w:tcPr>
-            <w:tcW w:w="4590" w:type="dxa"/>
+            <w:tcW w:w="3150" w:type="dxa"/>
             <w:tcBorders>
               <w:top w:val="single" w:sz="4" w:space="0" w:color="CBD5E1"/>
               <w:left w:val="single" w:sz="4" w:space="0" w:color="CBD5E1"/>
@@ -4762,19 +6275,57 @@
             <w:pPr>
               <w:spacing w:after="0" w:line="252" w:lineRule="auto"/>
             </w:pPr>
+            <w:proofErr w:type="spellStart"/>
             <w:r>
               <w:rPr>
                 <w:rFonts w:ascii="Hind Siliguri" w:hAnsi="Hind Siliguri" w:cs="Hind Siliguri"/>
                 <w:color w:val="475569"/>
                 <w:sz w:val="17"/>
               </w:rPr>
-              <w:t>বাসার পানির বিল</w:t>
-            </w:r>
+              <w:t>বাসার</w:t>
+            </w:r>
+            <w:proofErr w:type="spellEnd"/>
+            <w:r>
+              <w:rPr>
+                <w:rFonts w:ascii="Hind Siliguri" w:hAnsi="Hind Siliguri" w:cs="Hind Siliguri"/>
+                <w:color w:val="475569"/>
+                <w:sz w:val="17"/>
+              </w:rPr>
+              <w:t xml:space="preserve"> </w:t>
+            </w:r>
+            <w:proofErr w:type="spellStart"/>
+            <w:r>
+              <w:rPr>
+                <w:rFonts w:ascii="Hind Siliguri" w:hAnsi="Hind Siliguri" w:cs="Hind Siliguri"/>
+                <w:color w:val="475569"/>
+                <w:sz w:val="17"/>
+              </w:rPr>
+              <w:t>পানির</w:t>
+            </w:r>
+            <w:proofErr w:type="spellEnd"/>
+            <w:r>
+              <w:rPr>
+                <w:rFonts w:ascii="Hind Siliguri" w:hAnsi="Hind Siliguri" w:cs="Hind Siliguri"/>
+                <w:color w:val="475569"/>
+                <w:sz w:val="17"/>
+              </w:rPr>
+              <w:t xml:space="preserve"> </w:t>
+            </w:r>
+            <w:proofErr w:type="spellStart"/>
+            <w:r>
+              <w:rPr>
+                <w:rFonts w:ascii="Hind Siliguri" w:hAnsi="Hind Siliguri" w:cs="Hind Siliguri"/>
+                <w:color w:val="475569"/>
+                <w:sz w:val="17"/>
+              </w:rPr>
+              <w:t>বিল</w:t>
+            </w:r>
+            <w:proofErr w:type="spellEnd"/>
           </w:p>
         </w:tc>
         <w:tc>
           <w:tcPr>
-            <w:tcW w:w="2822" w:type="dxa"/>
+            <w:tcW w:w="4262" w:type="dxa"/>
             <w:tcBorders>
               <w:top w:val="single" w:sz="4" w:space="0" w:color="CBD5E1"/>
               <w:left w:val="single" w:sz="4" w:space="0" w:color="CBD5E1"/>
@@ -4862,6 +6413,7 @@
             <w:pPr>
               <w:spacing w:after="0" w:line="252" w:lineRule="auto"/>
             </w:pPr>
+            <w:proofErr w:type="spellStart"/>
             <w:r>
               <w:rPr>
                 <w:rFonts w:ascii="Hind Siliguri" w:hAnsi="Hind Siliguri" w:cs="Hind Siliguri"/>
@@ -4869,13 +6421,34 @@
                 <w:color w:val="0F172A"/>
                 <w:sz w:val="18"/>
               </w:rPr>
-              <w:t>লিফট সার্ভিস</w:t>
-            </w:r>
+              <w:t>লিফট</w:t>
+            </w:r>
+            <w:proofErr w:type="spellEnd"/>
+            <w:r>
+              <w:rPr>
+                <w:rFonts w:ascii="Hind Siliguri" w:hAnsi="Hind Siliguri" w:cs="Hind Siliguri"/>
+                <w:b/>
+                <w:color w:val="0F172A"/>
+                <w:sz w:val="18"/>
+              </w:rPr>
+              <w:t xml:space="preserve"> </w:t>
+            </w:r>
+            <w:proofErr w:type="spellStart"/>
+            <w:r>
+              <w:rPr>
+                <w:rFonts w:ascii="Hind Siliguri" w:hAnsi="Hind Siliguri" w:cs="Hind Siliguri"/>
+                <w:b/>
+                <w:color w:val="0F172A"/>
+                <w:sz w:val="18"/>
+              </w:rPr>
+              <w:t>সার্ভিস</w:t>
+            </w:r>
+            <w:proofErr w:type="spellEnd"/>
           </w:p>
         </w:tc>
         <w:tc>
           <w:tcPr>
-            <w:tcW w:w="4590" w:type="dxa"/>
+            <w:tcW w:w="3150" w:type="dxa"/>
             <w:tcBorders>
               <w:top w:val="single" w:sz="4" w:space="0" w:color="CBD5E1"/>
               <w:left w:val="single" w:sz="4" w:space="0" w:color="CBD5E1"/>
@@ -4894,19 +6467,75 @@
             <w:pPr>
               <w:spacing w:after="0" w:line="252" w:lineRule="auto"/>
             </w:pPr>
+            <w:proofErr w:type="spellStart"/>
             <w:r>
               <w:rPr>
                 <w:rFonts w:ascii="Hind Siliguri" w:hAnsi="Hind Siliguri" w:cs="Hind Siliguri"/>
                 <w:color w:val="475569"/>
                 <w:sz w:val="17"/>
               </w:rPr>
-              <w:t>মাসিক লিফট রক্ষণাবেক্ষণ চার্জ</w:t>
-            </w:r>
+              <w:t>মাসিক</w:t>
+            </w:r>
+            <w:proofErr w:type="spellEnd"/>
+            <w:r>
+              <w:rPr>
+                <w:rFonts w:ascii="Hind Siliguri" w:hAnsi="Hind Siliguri" w:cs="Hind Siliguri"/>
+                <w:color w:val="475569"/>
+                <w:sz w:val="17"/>
+              </w:rPr>
+              <w:t xml:space="preserve"> </w:t>
+            </w:r>
+            <w:proofErr w:type="spellStart"/>
+            <w:r>
+              <w:rPr>
+                <w:rFonts w:ascii="Hind Siliguri" w:hAnsi="Hind Siliguri" w:cs="Hind Siliguri"/>
+                <w:color w:val="475569"/>
+                <w:sz w:val="17"/>
+              </w:rPr>
+              <w:t>লিফট</w:t>
+            </w:r>
+            <w:proofErr w:type="spellEnd"/>
+            <w:r>
+              <w:rPr>
+                <w:rFonts w:ascii="Hind Siliguri" w:hAnsi="Hind Siliguri" w:cs="Hind Siliguri"/>
+                <w:color w:val="475569"/>
+                <w:sz w:val="17"/>
+              </w:rPr>
+              <w:t xml:space="preserve"> </w:t>
+            </w:r>
+            <w:proofErr w:type="spellStart"/>
+            <w:r>
+              <w:rPr>
+                <w:rFonts w:ascii="Hind Siliguri" w:hAnsi="Hind Siliguri" w:cs="Hind Siliguri"/>
+                <w:color w:val="475569"/>
+                <w:sz w:val="17"/>
+              </w:rPr>
+              <w:t>রক্ষণাবেক্ষণ</w:t>
+            </w:r>
+            <w:proofErr w:type="spellEnd"/>
+            <w:r>
+              <w:rPr>
+                <w:rFonts w:ascii="Hind Siliguri" w:hAnsi="Hind Siliguri" w:cs="Hind Siliguri"/>
+                <w:color w:val="475569"/>
+                <w:sz w:val="17"/>
+              </w:rPr>
+              <w:t xml:space="preserve"> </w:t>
+            </w:r>
+            <w:proofErr w:type="spellStart"/>
+            <w:r>
+              <w:rPr>
+                <w:rFonts w:ascii="Hind Siliguri" w:hAnsi="Hind Siliguri" w:cs="Hind Siliguri"/>
+                <w:color w:val="475569"/>
+                <w:sz w:val="17"/>
+              </w:rPr>
+              <w:t>চার্জ</w:t>
+            </w:r>
+            <w:proofErr w:type="spellEnd"/>
           </w:p>
         </w:tc>
         <w:tc>
           <w:tcPr>
-            <w:tcW w:w="2822" w:type="dxa"/>
+            <w:tcW w:w="4262" w:type="dxa"/>
             <w:tcBorders>
               <w:top w:val="single" w:sz="4" w:space="0" w:color="CBD5E1"/>
               <w:left w:val="single" w:sz="4" w:space="0" w:color="CBD5E1"/>
@@ -5000,7 +6629,7 @@
         </w:tc>
         <w:tc>
           <w:tcPr>
-            <w:tcW w:w="4590" w:type="dxa"/>
+            <w:tcW w:w="3150" w:type="dxa"/>
             <w:tcBorders>
               <w:top w:val="single" w:sz="4" w:space="0" w:color="CBD5E1"/>
               <w:left w:val="single" w:sz="4" w:space="0" w:color="CBD5E1"/>
@@ -5024,7 +6653,7 @@
         </w:tc>
         <w:tc>
           <w:tcPr>
-            <w:tcW w:w="2822" w:type="dxa"/>
+            <w:tcW w:w="4262" w:type="dxa"/>
             <w:tcBorders>
               <w:top w:val="single" w:sz="4" w:space="0" w:color="CBD5E1"/>
               <w:left w:val="single" w:sz="4" w:space="0" w:color="CBD5E1"/>
@@ -5053,7 +6682,7 @@
         </w:trPr>
         <w:tc>
           <w:tcPr>
-            <w:tcW w:w="7690" w:type="dxa"/>
+            <w:tcW w:w="6250" w:type="dxa"/>
             <w:gridSpan w:val="3"/>
             <w:tcBorders>
               <w:top w:val="single" w:sz="4" w:space="0" w:color="D97706"/>
@@ -5073,7 +6702,6 @@
           <w:p>
             <w:pPr>
               <w:spacing w:after="0" w:line="252" w:lineRule="auto"/>
-              <w:jc w:val="center"/>
             </w:pPr>
             <w:proofErr w:type="spellStart"/>
             <w:r>
@@ -5223,7 +6851,7 @@
         </w:tc>
         <w:tc>
           <w:tcPr>
-            <w:tcW w:w="2822" w:type="dxa"/>
+            <w:tcW w:w="4262" w:type="dxa"/>
             <w:tcBorders>
               <w:top w:val="single" w:sz="4" w:space="0" w:color="D97706"/>
               <w:left w:val="single" w:sz="4" w:space="0" w:color="D97706"/>
@@ -5373,7 +7001,7 @@
         </w:tc>
         <w:tc>
           <w:tcPr>
-            <w:tcW w:w="4590" w:type="dxa"/>
+            <w:tcW w:w="3150" w:type="dxa"/>
             <w:tcBorders>
               <w:top w:val="single" w:sz="4" w:space="0" w:color="CBD5E1"/>
               <w:left w:val="single" w:sz="4" w:space="0" w:color="CBD5E1"/>
@@ -5404,7 +7032,7 @@
         </w:tc>
         <w:tc>
           <w:tcPr>
-            <w:tcW w:w="2822" w:type="dxa"/>
+            <w:tcW w:w="4262" w:type="dxa"/>
             <w:tcBorders>
               <w:top w:val="single" w:sz="4" w:space="0" w:color="CBD5E1"/>
               <w:left w:val="single" w:sz="4" w:space="0" w:color="CBD5E1"/>
@@ -5505,7 +7133,7 @@
         </w:tc>
         <w:tc>
           <w:tcPr>
-            <w:tcW w:w="4590" w:type="dxa"/>
+            <w:tcW w:w="3150" w:type="dxa"/>
             <w:tcBorders>
               <w:top w:val="single" w:sz="4" w:space="0" w:color="CBD5E1"/>
               <w:left w:val="single" w:sz="4" w:space="0" w:color="CBD5E1"/>
@@ -5536,7 +7164,7 @@
         </w:tc>
         <w:tc>
           <w:tcPr>
-            <w:tcW w:w="2822" w:type="dxa"/>
+            <w:tcW w:w="4262" w:type="dxa"/>
             <w:tcBorders>
               <w:top w:val="single" w:sz="4" w:space="0" w:color="CBD5E1"/>
               <w:left w:val="single" w:sz="4" w:space="0" w:color="CBD5E1"/>
@@ -5637,7 +7265,7 @@
         </w:tc>
         <w:tc>
           <w:tcPr>
-            <w:tcW w:w="4590" w:type="dxa"/>
+            <w:tcW w:w="3150" w:type="dxa"/>
             <w:tcBorders>
               <w:top w:val="single" w:sz="4" w:space="0" w:color="CBD5E1"/>
               <w:left w:val="single" w:sz="4" w:space="0" w:color="CBD5E1"/>
@@ -5668,7 +7296,7 @@
         </w:tc>
         <w:tc>
           <w:tcPr>
-            <w:tcW w:w="2822" w:type="dxa"/>
+            <w:tcW w:w="4262" w:type="dxa"/>
             <w:tcBorders>
               <w:top w:val="single" w:sz="4" w:space="0" w:color="CBD5E1"/>
               <w:left w:val="single" w:sz="4" w:space="0" w:color="CBD5E1"/>
@@ -5769,7 +7397,7 @@
         </w:tc>
         <w:tc>
           <w:tcPr>
-            <w:tcW w:w="4590" w:type="dxa"/>
+            <w:tcW w:w="3150" w:type="dxa"/>
             <w:tcBorders>
               <w:top w:val="single" w:sz="4" w:space="0" w:color="CBD5E1"/>
               <w:left w:val="single" w:sz="4" w:space="0" w:color="CBD5E1"/>
@@ -5800,7 +7428,7 @@
         </w:tc>
         <w:tc>
           <w:tcPr>
-            <w:tcW w:w="2822" w:type="dxa"/>
+            <w:tcW w:w="4262" w:type="dxa"/>
             <w:tcBorders>
               <w:top w:val="single" w:sz="4" w:space="0" w:color="CBD5E1"/>
               <w:left w:val="single" w:sz="4" w:space="0" w:color="CBD5E1"/>
@@ -5894,7 +7522,7 @@
         </w:tc>
         <w:tc>
           <w:tcPr>
-            <w:tcW w:w="4590" w:type="dxa"/>
+            <w:tcW w:w="3150" w:type="dxa"/>
             <w:tcBorders>
               <w:top w:val="single" w:sz="4" w:space="0" w:color="CBD5E1"/>
               <w:left w:val="single" w:sz="4" w:space="0" w:color="CBD5E1"/>
@@ -5918,7 +7546,7 @@
         </w:tc>
         <w:tc>
           <w:tcPr>
-            <w:tcW w:w="2822" w:type="dxa"/>
+            <w:tcW w:w="4262" w:type="dxa"/>
             <w:tcBorders>
               <w:top w:val="single" w:sz="4" w:space="0" w:color="CBD5E1"/>
               <w:left w:val="single" w:sz="4" w:space="0" w:color="CBD5E1"/>
@@ -5947,7 +7575,7 @@
         </w:trPr>
         <w:tc>
           <w:tcPr>
-            <w:tcW w:w="7690" w:type="dxa"/>
+            <w:tcW w:w="6250" w:type="dxa"/>
             <w:gridSpan w:val="3"/>
             <w:tcBorders>
               <w:top w:val="single" w:sz="4" w:space="0" w:color="D97706"/>
@@ -5967,7 +7595,6 @@
           <w:p>
             <w:pPr>
               <w:spacing w:after="0" w:line="252" w:lineRule="auto"/>
-              <w:jc w:val="center"/>
             </w:pPr>
             <w:proofErr w:type="spellStart"/>
             <w:r>
@@ -6058,7 +7685,7 @@
         </w:tc>
         <w:tc>
           <w:tcPr>
-            <w:tcW w:w="2822" w:type="dxa"/>
+            <w:tcW w:w="4262" w:type="dxa"/>
             <w:tcBorders>
               <w:top w:val="single" w:sz="4" w:space="0" w:color="D97706"/>
               <w:left w:val="single" w:sz="4" w:space="0" w:color="D97706"/>
@@ -6199,7 +7826,7 @@
         </w:tc>
         <w:tc>
           <w:tcPr>
-            <w:tcW w:w="4590" w:type="dxa"/>
+            <w:tcW w:w="3150" w:type="dxa"/>
             <w:tcBorders>
               <w:top w:val="single" w:sz="4" w:space="0" w:color="CBD5E1"/>
               <w:left w:val="single" w:sz="4" w:space="0" w:color="CBD5E1"/>
@@ -6230,7 +7857,7 @@
         </w:tc>
         <w:tc>
           <w:tcPr>
-            <w:tcW w:w="2822" w:type="dxa"/>
+            <w:tcW w:w="4262" w:type="dxa"/>
             <w:tcBorders>
               <w:top w:val="single" w:sz="4" w:space="0" w:color="CBD5E1"/>
               <w:left w:val="single" w:sz="4" w:space="0" w:color="CBD5E1"/>
@@ -6331,7 +7958,7 @@
         </w:tc>
         <w:tc>
           <w:tcPr>
-            <w:tcW w:w="4590" w:type="dxa"/>
+            <w:tcW w:w="3150" w:type="dxa"/>
             <w:tcBorders>
               <w:top w:val="single" w:sz="4" w:space="0" w:color="CBD5E1"/>
               <w:left w:val="single" w:sz="4" w:space="0" w:color="CBD5E1"/>
@@ -6362,7 +7989,7 @@
         </w:tc>
         <w:tc>
           <w:tcPr>
-            <w:tcW w:w="2822" w:type="dxa"/>
+            <w:tcW w:w="4262" w:type="dxa"/>
             <w:tcBorders>
               <w:top w:val="single" w:sz="4" w:space="0" w:color="CBD5E1"/>
               <w:left w:val="single" w:sz="4" w:space="0" w:color="CBD5E1"/>
@@ -6463,7 +8090,7 @@
         </w:tc>
         <w:tc>
           <w:tcPr>
-            <w:tcW w:w="4590" w:type="dxa"/>
+            <w:tcW w:w="3150" w:type="dxa"/>
             <w:tcBorders>
               <w:top w:val="single" w:sz="4" w:space="0" w:color="CBD5E1"/>
               <w:left w:val="single" w:sz="4" w:space="0" w:color="CBD5E1"/>
@@ -6494,7 +8121,7 @@
         </w:tc>
         <w:tc>
           <w:tcPr>
-            <w:tcW w:w="2822" w:type="dxa"/>
+            <w:tcW w:w="4262" w:type="dxa"/>
             <w:tcBorders>
               <w:top w:val="single" w:sz="4" w:space="0" w:color="CBD5E1"/>
               <w:left w:val="single" w:sz="4" w:space="0" w:color="CBD5E1"/>
@@ -6595,7 +8222,7 @@
         </w:tc>
         <w:tc>
           <w:tcPr>
-            <w:tcW w:w="4590" w:type="dxa"/>
+            <w:tcW w:w="3150" w:type="dxa"/>
             <w:tcBorders>
               <w:top w:val="single" w:sz="4" w:space="0" w:color="CBD5E1"/>
               <w:left w:val="single" w:sz="4" w:space="0" w:color="CBD5E1"/>
@@ -6626,7 +8253,7 @@
         </w:tc>
         <w:tc>
           <w:tcPr>
-            <w:tcW w:w="2822" w:type="dxa"/>
+            <w:tcW w:w="4262" w:type="dxa"/>
             <w:tcBorders>
               <w:top w:val="single" w:sz="4" w:space="0" w:color="CBD5E1"/>
               <w:left w:val="single" w:sz="4" w:space="0" w:color="CBD5E1"/>
@@ -6720,7 +8347,7 @@
         </w:tc>
         <w:tc>
           <w:tcPr>
-            <w:tcW w:w="4590" w:type="dxa"/>
+            <w:tcW w:w="3150" w:type="dxa"/>
             <w:tcBorders>
               <w:top w:val="single" w:sz="4" w:space="0" w:color="CBD5E1"/>
               <w:left w:val="single" w:sz="4" w:space="0" w:color="CBD5E1"/>
@@ -6744,7 +8371,7 @@
         </w:tc>
         <w:tc>
           <w:tcPr>
-            <w:tcW w:w="2822" w:type="dxa"/>
+            <w:tcW w:w="4262" w:type="dxa"/>
             <w:tcBorders>
               <w:top w:val="single" w:sz="4" w:space="0" w:color="CBD5E1"/>
               <w:left w:val="single" w:sz="4" w:space="0" w:color="CBD5E1"/>
@@ -6773,7 +8400,7 @@
         </w:trPr>
         <w:tc>
           <w:tcPr>
-            <w:tcW w:w="7690" w:type="dxa"/>
+            <w:tcW w:w="6250" w:type="dxa"/>
             <w:gridSpan w:val="3"/>
             <w:tcBorders>
               <w:top w:val="single" w:sz="4" w:space="0" w:color="D97706"/>
@@ -6793,7 +8420,6 @@
           <w:p>
             <w:pPr>
               <w:spacing w:after="0" w:line="252" w:lineRule="auto"/>
-              <w:jc w:val="center"/>
             </w:pPr>
             <w:proofErr w:type="spellStart"/>
             <w:r>
@@ -6895,7 +8521,7 @@
         </w:tc>
         <w:tc>
           <w:tcPr>
-            <w:tcW w:w="2822" w:type="dxa"/>
+            <w:tcW w:w="4262" w:type="dxa"/>
             <w:tcBorders>
               <w:top w:val="single" w:sz="4" w:space="0" w:color="D97706"/>
               <w:left w:val="single" w:sz="4" w:space="0" w:color="D97706"/>
@@ -6933,7 +8559,7 @@
         </w:trPr>
         <w:tc>
           <w:tcPr>
-            <w:tcW w:w="7690" w:type="dxa"/>
+            <w:tcW w:w="6250" w:type="dxa"/>
             <w:gridSpan w:val="3"/>
             <w:tcBorders>
               <w:top w:val="single" w:sz="4" w:space="0" w:color="94A3B8"/>
@@ -6953,7 +8579,6 @@
           <w:p>
             <w:pPr>
               <w:spacing w:after="0" w:line="252" w:lineRule="auto"/>
-              <w:jc w:val="right"/>
             </w:pPr>
             <w:r>
               <w:rPr>
@@ -6968,7 +8593,7 @@
         </w:tc>
         <w:tc>
           <w:tcPr>
-            <w:tcW w:w="2822" w:type="dxa"/>
+            <w:tcW w:w="4262" w:type="dxa"/>
             <w:tcBorders>
               <w:top w:val="single" w:sz="4" w:space="0" w:color="94A3B8"/>
               <w:left w:val="single" w:sz="4" w:space="0" w:color="94A3B8"/>
@@ -7006,7 +8631,7 @@
         </w:trPr>
         <w:tc>
           <w:tcPr>
-            <w:tcW w:w="7690" w:type="dxa"/>
+            <w:tcW w:w="6250" w:type="dxa"/>
             <w:gridSpan w:val="3"/>
             <w:tcBorders>
               <w:top w:val="single" w:sz="8" w:space="0" w:color="059669"/>
@@ -7026,7 +8651,6 @@
           <w:p>
             <w:pPr>
               <w:spacing w:after="0" w:line="252" w:lineRule="auto"/>
-              <w:jc w:val="right"/>
             </w:pPr>
             <w:r>
               <w:rPr>
@@ -7041,7 +8665,7 @@
         </w:tc>
         <w:tc>
           <w:tcPr>
-            <w:tcW w:w="2822" w:type="dxa"/>
+            <w:tcW w:w="4262" w:type="dxa"/>
             <w:tcBorders>
               <w:top w:val="single" w:sz="8" w:space="0" w:color="059669"/>
               <w:left w:val="single" w:sz="4" w:space="0" w:color="059669"/>
